--- a/03-振荡电路/03-晶体振荡器/陶瓷谐振器振荡器/陶瓷谐振器振荡器.docx
+++ b/03-振荡电路/03-晶体振荡器/陶瓷谐振器振荡器/陶瓷谐振器振荡器.docx
@@ -2961,6 +2961,20 @@
     </w:p>
     <w:bookmarkEnd w:id="26"/>
     <w:bookmarkEnd w:id="27"/>
+    <w:p>
+      <w:pPr>
+        <w:spacing w:before="360"/>
+        <w:jc w:val="center"/>
+      </w:pPr>
+      <w:r>
+        <w:rPr>
+          <w:rFonts w:ascii="Times New Roman" w:hAnsi="Times New Roman"/>
+          <w:color w:val="555555"/>
+          <w:sz w:val="21"/>
+        </w:rPr>
+        <w:t>材料收集者：杜文杰</w:t>
+      </w:r>
+    </w:p>
     <w:sectPr>
       <w:headerReference r:id="rId9" w:type="default"/>
       <w:footerReference r:id="rId10" w:type="default"/>

--- a/03-振荡电路/03-晶体振荡器/陶瓷谐振器振荡器/陶瓷谐振器振荡器.docx
+++ b/03-振荡电路/03-晶体振荡器/陶瓷谐振器振荡器/陶瓷谐振器振荡器.docx
@@ -1,6 +1,6 @@
 
 <file path=word/document.xml><?xml version="1.0" encoding="utf-8"?>
-<w:document xmlns:w="http://schemas.openxmlformats.org/wordprocessingml/2006/main" xmlns:m="http://schemas.openxmlformats.org/officeDocument/2006/math" xmlns:r="http://schemas.openxmlformats.org/officeDocument/2006/relationships" xmlns:o="urn:schemas-microsoft-com:office:office" xmlns:v="urn:schemas-microsoft-com:vml" xmlns:w10="urn:schemas-microsoft-com:office:word" xmlns:a="http://schemas.openxmlformats.org/drawingml/2006/main" xmlns:pic="http://schemas.openxmlformats.org/drawingml/2006/picture" xmlns:wp="http://schemas.openxmlformats.org/drawingml/2006/wordprocessingDrawing">
+<w:document xmlns:m="http://schemas.openxmlformats.org/officeDocument/2006/math" xmlns:r="http://schemas.openxmlformats.org/officeDocument/2006/relationships" xmlns:w="http://schemas.openxmlformats.org/wordprocessingml/2006/main" xmlns:o="urn:schemas-microsoft-com:office:office" xmlns:v="urn:schemas-microsoft-com:vml" xmlns:w10="urn:schemas-microsoft-com:office:word" xmlns:a="http://schemas.openxmlformats.org/drawingml/2006/main" xmlns:pic="http://schemas.openxmlformats.org/drawingml/2006/picture" xmlns:wp="http://schemas.openxmlformats.org/drawingml/2006/wordprocessingDrawing">
   <w:body>
     <w:bookmarkStart w:id="27" w:name="陶瓷谐振器振荡器"/>
     <w:p>
@@ -9,7 +9,7 @@
       </w:pPr>
       <w:r>
         <w:rPr>
-          <w:rFonts w:hint="eastAsia"/>
+          <w:rFonts w:hint="eastAsia" w:eastAsia="黑体"/>
         </w:rPr>
         <w:t xml:space="preserve">陶瓷谐振器振荡器</w:t>
       </w:r>
@@ -21,7 +21,7 @@
       </w:pPr>
       <w:r>
         <w:rPr>
-          <w:rFonts w:hint="eastAsia"/>
+          <w:rFonts w:hint="eastAsia" w:eastAsia="黑体"/>
         </w:rPr>
         <w:t xml:space="preserve">拓扑描述</w:t>
       </w:r>
@@ -32,11 +32,14 @@
       </w:pPr>
       <w:r>
         <w:rPr>
-          <w:rFonts w:hint="eastAsia"/>
+          <w:rFonts w:hint="eastAsia" w:eastAsia="黑体"/>
         </w:rPr>
         <w:t xml:space="preserve">陶瓷谐振器振荡器由压电陶瓷谐振器</w:t>
       </w:r>
       <w:r>
+        <w:rPr>
+          <w:rFonts w:eastAsia="黑体"/>
+        </w:rPr>
         <w:t xml:space="preserve"> </w:t>
       </w:r>
       <m:oMath>
@@ -55,11 +58,14 @@
       </m:oMath>
       <w:r>
         <w:rPr>
-          <w:rFonts w:hint="eastAsia"/>
+          <w:rFonts w:hint="eastAsia" w:eastAsia="黑体"/>
         </w:rPr>
         <w:t xml:space="preserve">（两端镀电极、内建负载电容）、反相放大器</w:t>
       </w:r>
       <w:r>
+        <w:rPr>
+          <w:rFonts w:eastAsia="黑体"/>
+        </w:rPr>
         <w:t xml:space="preserve"> </w:t>
       </w:r>
       <m:oMath>
@@ -78,20 +84,26 @@
       </m:oMath>
       <w:r>
         <w:rPr>
-          <w:rFonts w:hint="eastAsia"/>
+          <w:rFonts w:hint="eastAsia" w:eastAsia="黑体"/>
         </w:rPr>
         <w:t xml:space="preserve">（CMOS</w:t>
       </w:r>
       <w:r>
+        <w:rPr>
+          <w:rFonts w:eastAsia="黑体"/>
+        </w:rPr>
         <w:t xml:space="preserve"> </w:t>
       </w:r>
       <w:r>
         <w:rPr>
-          <w:rFonts w:hint="eastAsia"/>
+          <w:rFonts w:hint="eastAsia" w:eastAsia="黑体"/>
         </w:rPr>
         <w:t xml:space="preserve">反相器或晶体管）、负载电容</w:t>
       </w:r>
       <w:r>
+        <w:rPr>
+          <w:rFonts w:eastAsia="黑体"/>
+        </w:rPr>
         <w:t xml:space="preserve"> </w:t>
       </w:r>
       <m:oMath>
@@ -109,6 +121,9 @@
         </m:sSub>
       </m:oMath>
       <w:r>
+        <w:rPr>
+          <w:rFonts w:eastAsia="黑体"/>
+        </w:rPr>
         <w:t xml:space="preserve">、</w:t>
       </w:r>
       <m:oMath>
@@ -126,15 +141,21 @@
         </m:sSub>
       </m:oMath>
       <w:r>
+        <w:rPr>
+          <w:rFonts w:eastAsia="黑体"/>
+        </w:rPr>
         <w:t xml:space="preserve"> </w:t>
       </w:r>
       <w:r>
         <w:rPr>
-          <w:rFonts w:hint="eastAsia"/>
+          <w:rFonts w:hint="eastAsia" w:eastAsia="黑体"/>
         </w:rPr>
         <w:t xml:space="preserve">及反馈电阻</w:t>
       </w:r>
       <w:r>
+        <w:rPr>
+          <w:rFonts w:eastAsia="黑体"/>
+        </w:rPr>
         <w:t xml:space="preserve"> </w:t>
       </w:r>
       <m:oMath>
@@ -152,15 +173,21 @@
         </m:sSub>
       </m:oMath>
       <w:r>
+        <w:rPr>
+          <w:rFonts w:eastAsia="黑体"/>
+        </w:rPr>
         <w:t xml:space="preserve"> </w:t>
       </w:r>
       <w:r>
         <w:rPr>
-          <w:rFonts w:hint="eastAsia"/>
+          <w:rFonts w:hint="eastAsia" w:eastAsia="黑体"/>
         </w:rPr>
         <w:t xml:space="preserve">组成。节点定义如下：反相器输入节点</w:t>
       </w:r>
       <w:r>
+        <w:rPr>
+          <w:rFonts w:eastAsia="黑体"/>
+        </w:rPr>
         <w:t xml:space="preserve"> </w:t>
       </w:r>
       <m:oMath>
@@ -181,15 +208,21 @@
         </m:sSub>
       </m:oMath>
       <w:r>
+        <w:rPr>
+          <w:rFonts w:eastAsia="黑体"/>
+        </w:rPr>
         <w:t xml:space="preserve"> </w:t>
       </w:r>
       <w:r>
         <w:rPr>
-          <w:rFonts w:hint="eastAsia"/>
+          <w:rFonts w:hint="eastAsia" w:eastAsia="黑体"/>
         </w:rPr>
         <w:t xml:space="preserve">接陶瓷片一端与</w:t>
       </w:r>
       <w:r>
+        <w:rPr>
+          <w:rFonts w:eastAsia="黑体"/>
+        </w:rPr>
         <w:t xml:space="preserve"> </w:t>
       </w:r>
       <m:oMath>
@@ -207,6 +240,9 @@
         </m:sSub>
       </m:oMath>
       <w:r>
+        <w:rPr>
+          <w:rFonts w:eastAsia="黑体"/>
+        </w:rPr>
         <w:t xml:space="preserve">、</w:t>
       </w:r>
       <m:oMath>
@@ -225,11 +261,14 @@
       </m:oMath>
       <w:r>
         <w:rPr>
-          <w:rFonts w:hint="eastAsia"/>
+          <w:rFonts w:hint="eastAsia" w:eastAsia="黑体"/>
         </w:rPr>
         <w:t xml:space="preserve">；反相器输出节点</w:t>
       </w:r>
       <w:r>
+        <w:rPr>
+          <w:rFonts w:eastAsia="黑体"/>
+        </w:rPr>
         <w:t xml:space="preserve"> </w:t>
       </w:r>
       <m:oMath>
@@ -253,15 +292,21 @@
         </m:sSub>
       </m:oMath>
       <w:r>
+        <w:rPr>
+          <w:rFonts w:eastAsia="黑体"/>
+        </w:rPr>
         <w:t xml:space="preserve"> </w:t>
       </w:r>
       <w:r>
         <w:rPr>
-          <w:rFonts w:hint="eastAsia"/>
+          <w:rFonts w:hint="eastAsia" w:eastAsia="黑体"/>
         </w:rPr>
         <w:t xml:space="preserve">接陶瓷片另一端与</w:t>
       </w:r>
       <w:r>
+        <w:rPr>
+          <w:rFonts w:eastAsia="黑体"/>
+        </w:rPr>
         <w:t xml:space="preserve"> </w:t>
       </w:r>
       <m:oMath>
@@ -279,6 +324,9 @@
         </m:sSub>
       </m:oMath>
       <w:r>
+        <w:rPr>
+          <w:rFonts w:eastAsia="黑体"/>
+        </w:rPr>
         <w:t xml:space="preserve">、</w:t>
       </w:r>
       <m:oMath>
@@ -297,11 +345,14 @@
       </m:oMath>
       <w:r>
         <w:rPr>
-          <w:rFonts w:hint="eastAsia"/>
+          <w:rFonts w:hint="eastAsia" w:eastAsia="黑体"/>
         </w:rPr>
         <w:t xml:space="preserve">；谐振器第一端节点</w:t>
       </w:r>
       <w:r>
+        <w:rPr>
+          <w:rFonts w:eastAsia="黑体"/>
+        </w:rPr>
         <w:t xml:space="preserve"> </w:t>
       </w:r>
       <m:oMath>
@@ -322,15 +373,21 @@
         </m:sSub>
       </m:oMath>
       <w:r>
+        <w:rPr>
+          <w:rFonts w:eastAsia="黑体"/>
+        </w:rPr>
         <w:t xml:space="preserve"> </w:t>
       </w:r>
       <w:r>
         <w:rPr>
-          <w:rFonts w:hint="eastAsia"/>
+          <w:rFonts w:hint="eastAsia" w:eastAsia="黑体"/>
         </w:rPr>
         <w:t xml:space="preserve">接</w:t>
       </w:r>
       <w:r>
+        <w:rPr>
+          <w:rFonts w:eastAsia="黑体"/>
+        </w:rPr>
         <w:t xml:space="preserve"> </w:t>
       </w:r>
       <m:oMath>
@@ -352,11 +409,14 @@
       </m:oMath>
       <w:r>
         <w:rPr>
-          <w:rFonts w:hint="eastAsia"/>
+          <w:rFonts w:hint="eastAsia" w:eastAsia="黑体"/>
         </w:rPr>
         <w:t xml:space="preserve">、第二端节点</w:t>
       </w:r>
       <w:r>
+        <w:rPr>
+          <w:rFonts w:eastAsia="黑体"/>
+        </w:rPr>
         <w:t xml:space="preserve"> </w:t>
       </w:r>
       <m:oMath>
@@ -377,15 +437,21 @@
         </m:sSub>
       </m:oMath>
       <w:r>
+        <w:rPr>
+          <w:rFonts w:eastAsia="黑体"/>
+        </w:rPr>
         <w:t xml:space="preserve"> </w:t>
       </w:r>
       <w:r>
         <w:rPr>
-          <w:rFonts w:hint="eastAsia"/>
+          <w:rFonts w:hint="eastAsia" w:eastAsia="黑体"/>
         </w:rPr>
         <w:t xml:space="preserve">接</w:t>
       </w:r>
       <w:r>
+        <w:rPr>
+          <w:rFonts w:eastAsia="黑体"/>
+        </w:rPr>
         <w:t xml:space="preserve"> </w:t>
       </w:r>
       <m:oMath>
@@ -410,20 +476,26 @@
       </m:oMath>
       <w:r>
         <w:rPr>
-          <w:rFonts w:hint="eastAsia"/>
+          <w:rFonts w:hint="eastAsia" w:eastAsia="黑体"/>
         </w:rPr>
         <w:t xml:space="preserve">；地节点</w:t>
       </w:r>
       <w:r>
+        <w:rPr>
+          <w:rFonts w:eastAsia="黑体"/>
+        </w:rPr>
         <w:t xml:space="preserve"> GND </w:t>
       </w:r>
       <w:r>
         <w:rPr>
-          <w:rFonts w:hint="eastAsia"/>
+          <w:rFonts w:hint="eastAsia" w:eastAsia="黑体"/>
         </w:rPr>
         <w:t xml:space="preserve">汇集</w:t>
       </w:r>
       <w:r>
+        <w:rPr>
+          <w:rFonts w:eastAsia="黑体"/>
+        </w:rPr>
         <w:t xml:space="preserve"> </w:t>
       </w:r>
       <m:oMath>
@@ -441,6 +513,9 @@
         </m:sSub>
       </m:oMath>
       <w:r>
+        <w:rPr>
+          <w:rFonts w:eastAsia="黑体"/>
+        </w:rPr>
         <w:t xml:space="preserve">、</w:t>
       </w:r>
       <m:oMath>
@@ -458,15 +533,21 @@
         </m:sSub>
       </m:oMath>
       <w:r>
+        <w:rPr>
+          <w:rFonts w:eastAsia="黑体"/>
+        </w:rPr>
         <w:t xml:space="preserve"> </w:t>
       </w:r>
       <w:r>
         <w:rPr>
-          <w:rFonts w:hint="eastAsia"/>
+          <w:rFonts w:hint="eastAsia" w:eastAsia="黑体"/>
         </w:rPr>
         <w:t xml:space="preserve">接地端与</w:t>
       </w:r>
       <w:r>
+        <w:rPr>
+          <w:rFonts w:eastAsia="黑体"/>
+        </w:rPr>
         <w:t xml:space="preserve"> </w:t>
       </w:r>
       <m:oMath>
@@ -484,11 +565,14 @@
         </m:sSub>
       </m:oMath>
       <w:r>
+        <w:rPr>
+          <w:rFonts w:eastAsia="黑体"/>
+        </w:rPr>
         <w:t xml:space="preserve"> </w:t>
       </w:r>
       <w:r>
         <w:rPr>
-          <w:rFonts w:hint="eastAsia"/>
+          <w:rFonts w:hint="eastAsia" w:eastAsia="黑体"/>
         </w:rPr>
         <w:t xml:space="preserve">电源地。</w:t>
       </w:r>
@@ -497,11 +581,14 @@
       <w:pPr/>
       <w:r>
         <w:rPr>
-          <w:rFonts w:hint="eastAsia"/>
+          <w:rFonts w:hint="eastAsia" w:eastAsia="黑体"/>
         </w:rPr>
         <w:t xml:space="preserve">各元件管脚连接：反相放大器</w:t>
       </w:r>
       <w:r>
+        <w:rPr>
+          <w:rFonts w:eastAsia="黑体"/>
+        </w:rPr>
         <w:t xml:space="preserve"> </w:t>
       </w:r>
       <m:oMath>
@@ -519,24 +606,33 @@
         </m:sSub>
       </m:oMath>
       <w:r>
+        <w:rPr>
+          <w:rFonts w:eastAsia="黑体"/>
+        </w:rPr>
         <w:t xml:space="preserve"> </w:t>
       </w:r>
       <w:r>
         <w:rPr>
-          <w:rFonts w:hint="eastAsia"/>
+          <w:rFonts w:hint="eastAsia" w:eastAsia="黑体"/>
         </w:rPr>
         <w:t xml:space="preserve">的</w:t>
       </w:r>
       <w:r>
+        <w:rPr>
+          <w:rFonts w:eastAsia="黑体"/>
+        </w:rPr>
         <w:t xml:space="preserve"> IN </w:t>
       </w:r>
       <w:r>
         <w:rPr>
-          <w:rFonts w:hint="eastAsia"/>
+          <w:rFonts w:hint="eastAsia" w:eastAsia="黑体"/>
         </w:rPr>
         <w:t xml:space="preserve">接</w:t>
       </w:r>
       <w:r>
+        <w:rPr>
+          <w:rFonts w:eastAsia="黑体"/>
+        </w:rPr>
         <w:t xml:space="preserve"> </w:t>
       </w:r>
       <m:oMath>
@@ -557,15 +653,21 @@
         </m:sSub>
       </m:oMath>
       <w:r>
+        <w:rPr>
+          <w:rFonts w:eastAsia="黑体"/>
+        </w:rPr>
         <w:t xml:space="preserve">、OUT </w:t>
       </w:r>
       <w:r>
         <w:rPr>
-          <w:rFonts w:hint="eastAsia"/>
+          <w:rFonts w:hint="eastAsia" w:eastAsia="黑体"/>
         </w:rPr>
         <w:t xml:space="preserve">接</w:t>
       </w:r>
       <w:r>
+        <w:rPr>
+          <w:rFonts w:eastAsia="黑体"/>
+        </w:rPr>
         <w:t xml:space="preserve"> </w:t>
       </w:r>
       <m:oMath>
@@ -589,15 +691,21 @@
         </m:sSub>
       </m:oMath>
       <w:r>
+        <w:rPr>
+          <w:rFonts w:eastAsia="黑体"/>
+        </w:rPr>
         <w:t xml:space="preserve">、VDD/VSS </w:t>
       </w:r>
       <w:r>
         <w:rPr>
-          <w:rFonts w:hint="eastAsia"/>
+          <w:rFonts w:hint="eastAsia" w:eastAsia="黑体"/>
         </w:rPr>
         <w:t xml:space="preserve">接电源与地；陶瓷谐振器</w:t>
       </w:r>
       <w:r>
+        <w:rPr>
+          <w:rFonts w:eastAsia="黑体"/>
+        </w:rPr>
         <w:t xml:space="preserve"> </w:t>
       </w:r>
       <m:oMath>
@@ -615,15 +723,21 @@
         </m:sSub>
       </m:oMath>
       <w:r>
+        <w:rPr>
+          <w:rFonts w:eastAsia="黑体"/>
+        </w:rPr>
         <w:t xml:space="preserve"> </w:t>
       </w:r>
       <w:r>
         <w:rPr>
-          <w:rFonts w:hint="eastAsia"/>
+          <w:rFonts w:hint="eastAsia" w:eastAsia="黑体"/>
         </w:rPr>
         <w:t xml:space="preserve">两引脚一端接</w:t>
       </w:r>
       <w:r>
+        <w:rPr>
+          <w:rFonts w:eastAsia="黑体"/>
+        </w:rPr>
         <w:t xml:space="preserve"> </w:t>
       </w:r>
       <m:oMath>
@@ -645,11 +759,14 @@
       </m:oMath>
       <w:r>
         <w:rPr>
-          <w:rFonts w:hint="eastAsia"/>
+          <w:rFonts w:hint="eastAsia" w:eastAsia="黑体"/>
         </w:rPr>
         <w:t xml:space="preserve">（即</w:t>
       </w:r>
       <w:r>
+        <w:rPr>
+          <w:rFonts w:eastAsia="黑体"/>
+        </w:rPr>
         <w:t xml:space="preserve"> </w:t>
       </w:r>
       <m:oMath>
@@ -671,11 +788,14 @@
       </m:oMath>
       <w:r>
         <w:rPr>
-          <w:rFonts w:hint="eastAsia"/>
+          <w:rFonts w:hint="eastAsia" w:eastAsia="黑体"/>
         </w:rPr>
         <w:t xml:space="preserve">）、另一端接</w:t>
       </w:r>
       <w:r>
+        <w:rPr>
+          <w:rFonts w:eastAsia="黑体"/>
+        </w:rPr>
         <w:t xml:space="preserve"> </w:t>
       </w:r>
       <m:oMath>
@@ -697,11 +817,14 @@
       </m:oMath>
       <w:r>
         <w:rPr>
-          <w:rFonts w:hint="eastAsia"/>
+          <w:rFonts w:hint="eastAsia" w:eastAsia="黑体"/>
         </w:rPr>
         <w:t xml:space="preserve">（即</w:t>
       </w:r>
       <w:r>
+        <w:rPr>
+          <w:rFonts w:eastAsia="黑体"/>
+        </w:rPr>
         <w:t xml:space="preserve"> </w:t>
       </w:r>
       <m:oMath>
@@ -726,11 +849,14 @@
       </m:oMath>
       <w:r>
         <w:rPr>
-          <w:rFonts w:hint="eastAsia"/>
+          <w:rFonts w:hint="eastAsia" w:eastAsia="黑体"/>
         </w:rPr>
         <w:t xml:space="preserve">）；负载电容</w:t>
       </w:r>
       <w:r>
+        <w:rPr>
+          <w:rFonts w:eastAsia="黑体"/>
+        </w:rPr>
         <w:t xml:space="preserve"> </w:t>
       </w:r>
       <m:oMath>
@@ -748,15 +874,21 @@
         </m:sSub>
       </m:oMath>
       <w:r>
+        <w:rPr>
+          <w:rFonts w:eastAsia="黑体"/>
+        </w:rPr>
         <w:t xml:space="preserve"> </w:t>
       </w:r>
       <w:r>
         <w:rPr>
-          <w:rFonts w:hint="eastAsia"/>
+          <w:rFonts w:hint="eastAsia" w:eastAsia="黑体"/>
         </w:rPr>
         <w:t xml:space="preserve">一端接</w:t>
       </w:r>
       <w:r>
+        <w:rPr>
+          <w:rFonts w:eastAsia="黑体"/>
+        </w:rPr>
         <w:t xml:space="preserve"> </w:t>
       </w:r>
       <m:oMath>
@@ -778,20 +910,26 @@
       </m:oMath>
       <w:r>
         <w:rPr>
-          <w:rFonts w:hint="eastAsia"/>
+          <w:rFonts w:hint="eastAsia" w:eastAsia="黑体"/>
         </w:rPr>
         <w:t xml:space="preserve">、另一端接</w:t>
       </w:r>
       <w:r>
+        <w:rPr>
+          <w:rFonts w:eastAsia="黑体"/>
+        </w:rPr>
         <w:t xml:space="preserve"> </w:t>
       </w:r>
       <w:r>
         <w:rPr>
-          <w:rFonts w:hint="eastAsia"/>
+          <w:rFonts w:hint="eastAsia" w:eastAsia="黑体"/>
         </w:rPr>
         <w:t xml:space="preserve">GND；负载电容</w:t>
       </w:r>
       <w:r>
+        <w:rPr>
+          <w:rFonts w:eastAsia="黑体"/>
+        </w:rPr>
         <w:t xml:space="preserve"> </w:t>
       </w:r>
       <m:oMath>
@@ -809,15 +947,21 @@
         </m:sSub>
       </m:oMath>
       <w:r>
+        <w:rPr>
+          <w:rFonts w:eastAsia="黑体"/>
+        </w:rPr>
         <w:t xml:space="preserve"> </w:t>
       </w:r>
       <w:r>
         <w:rPr>
-          <w:rFonts w:hint="eastAsia"/>
+          <w:rFonts w:hint="eastAsia" w:eastAsia="黑体"/>
         </w:rPr>
         <w:t xml:space="preserve">一端接</w:t>
       </w:r>
       <w:r>
+        <w:rPr>
+          <w:rFonts w:eastAsia="黑体"/>
+        </w:rPr>
         <w:t xml:space="preserve"> </w:t>
       </w:r>
       <m:oMath>
@@ -842,20 +986,26 @@
       </m:oMath>
       <w:r>
         <w:rPr>
-          <w:rFonts w:hint="eastAsia"/>
+          <w:rFonts w:hint="eastAsia" w:eastAsia="黑体"/>
         </w:rPr>
         <w:t xml:space="preserve">、另一端接</w:t>
       </w:r>
       <w:r>
+        <w:rPr>
+          <w:rFonts w:eastAsia="黑体"/>
+        </w:rPr>
         <w:t xml:space="preserve"> </w:t>
       </w:r>
       <w:r>
         <w:rPr>
-          <w:rFonts w:hint="eastAsia"/>
+          <w:rFonts w:hint="eastAsia" w:eastAsia="黑体"/>
         </w:rPr>
         <w:t xml:space="preserve">GND；反馈电阻</w:t>
       </w:r>
       <w:r>
+        <w:rPr>
+          <w:rFonts w:eastAsia="黑体"/>
+        </w:rPr>
         <w:t xml:space="preserve"> </w:t>
       </w:r>
       <m:oMath>
@@ -873,15 +1023,21 @@
         </m:sSub>
       </m:oMath>
       <w:r>
+        <w:rPr>
+          <w:rFonts w:eastAsia="黑体"/>
+        </w:rPr>
         <w:t xml:space="preserve"> </w:t>
       </w:r>
       <w:r>
         <w:rPr>
-          <w:rFonts w:hint="eastAsia"/>
+          <w:rFonts w:hint="eastAsia" w:eastAsia="黑体"/>
         </w:rPr>
         <w:t xml:space="preserve">一端接</w:t>
       </w:r>
       <w:r>
+        <w:rPr>
+          <w:rFonts w:eastAsia="黑体"/>
+        </w:rPr>
         <w:t xml:space="preserve"> </w:t>
       </w:r>
       <m:oMath>
@@ -903,11 +1059,14 @@
       </m:oMath>
       <w:r>
         <w:rPr>
-          <w:rFonts w:hint="eastAsia"/>
+          <w:rFonts w:hint="eastAsia" w:eastAsia="黑体"/>
         </w:rPr>
         <w:t xml:space="preserve">、另一端接</w:t>
       </w:r>
       <w:r>
+        <w:rPr>
+          <w:rFonts w:eastAsia="黑体"/>
+        </w:rPr>
         <w:t xml:space="preserve"> </w:t>
       </w:r>
       <m:oMath>
@@ -932,7 +1091,7 @@
       </m:oMath>
       <w:r>
         <w:rPr>
-          <w:rFonts w:hint="eastAsia"/>
+          <w:rFonts w:hint="eastAsia" w:eastAsia="黑体"/>
         </w:rPr>
         <w:t xml:space="preserve">，为反相器提供直流偏置。</w:t>
       </w:r>
@@ -941,7 +1100,7 @@
       <w:pPr/>
       <w:r>
         <w:rPr>
-          <w:rFonts w:hint="eastAsia"/>
+          <w:rFonts w:hint="eastAsia" w:eastAsia="黑体"/>
         </w:rPr>
         <w:t xml:space="preserve">该电路为与皮尔斯振荡器同构的陶瓷谐振器振荡器，陶瓷片替代石英晶体，</w:t>
       </w:r>
@@ -960,6 +1119,9 @@
         </m:sSub>
       </m:oMath>
       <w:r>
+        <w:rPr>
+          <w:rFonts w:eastAsia="黑体"/>
+        </w:rPr>
         <w:t xml:space="preserve">/</w:t>
       </w:r>
       <m:oMath>
@@ -977,20 +1139,26 @@
         </m:sSub>
       </m:oMath>
       <w:r>
+        <w:rPr>
+          <w:rFonts w:eastAsia="黑体"/>
+        </w:rPr>
         <w:t xml:space="preserve"> </w:t>
       </w:r>
       <w:r>
         <w:rPr>
-          <w:rFonts w:hint="eastAsia"/>
+          <w:rFonts w:hint="eastAsia" w:eastAsia="黑体"/>
         </w:rPr>
         <w:t xml:space="preserve">构成负载电容，Q</w:t>
       </w:r>
       <w:r>
+        <w:rPr>
+          <w:rFonts w:eastAsia="黑体"/>
+        </w:rPr>
         <w:t xml:space="preserve"> </w:t>
       </w:r>
       <w:r>
         <w:rPr>
-          <w:rFonts w:hint="eastAsia"/>
+          <w:rFonts w:hint="eastAsia" w:eastAsia="黑体"/>
         </w:rPr>
         <w:t xml:space="preserve">值低于石英故稳定度较低，常用于低成本时钟。</w:t>
       </w:r>
@@ -1003,7 +1171,7 @@
       </w:pPr>
       <w:r>
         <w:rPr>
-          <w:rFonts w:hint="eastAsia"/>
+          <w:rFonts w:hint="eastAsia" w:eastAsia="黑体"/>
         </w:rPr>
         <w:t xml:space="preserve">工作原理</w:t>
       </w:r>
@@ -1014,20 +1182,26 @@
       </w:pPr>
       <w:r>
         <w:rPr>
-          <w:rFonts w:hint="eastAsia"/>
+          <w:rFonts w:hint="eastAsia" w:eastAsia="黑体"/>
         </w:rPr>
         <w:t xml:space="preserve">陶瓷谐振器在谐振频率附近呈现类似晶体的电抗特性，与负载电容构成选频网络，配合反相放大的正反馈维持振荡。其等效电感因陶瓷材料</w:t>
       </w:r>
       <w:r>
+        <w:rPr>
+          <w:rFonts w:eastAsia="黑体"/>
+        </w:rPr>
         <w:t xml:space="preserve"> Q </w:t>
       </w:r>
       <w:r>
         <w:rPr>
-          <w:rFonts w:hint="eastAsia"/>
+          <w:rFonts w:hint="eastAsia" w:eastAsia="黑体"/>
         </w:rPr>
         <w:t xml:space="preserve">值低于石英而产生振荡，频率稳定度约</w:t>
       </w:r>
       <w:r>
+        <w:rPr>
+          <w:rFonts w:eastAsia="黑体"/>
+        </w:rPr>
         <w:t xml:space="preserve"> </w:t>
       </w:r>
       <m:oMath>
@@ -1075,11 +1249,14 @@
         </m:sSup>
       </m:oMath>
       <w:r>
+        <w:rPr>
+          <w:rFonts w:eastAsia="黑体"/>
+        </w:rPr>
         <w:t xml:space="preserve"> </w:t>
       </w:r>
       <w:r>
         <w:rPr>
-          <w:rFonts w:hint="eastAsia"/>
+          <w:rFonts w:hint="eastAsia" w:eastAsia="黑体"/>
         </w:rPr>
         <w:t xml:space="preserve">量级，低于石英晶振。</w:t>
       </w:r>
@@ -1092,7 +1269,7 @@
       </w:pPr>
       <w:r>
         <w:rPr>
-          <w:rFonts w:hint="eastAsia"/>
+          <w:rFonts w:hint="eastAsia" w:eastAsia="黑体"/>
         </w:rPr>
         <w:t xml:space="preserve">关键计算公式</w:t>
       </w:r>
@@ -1106,7 +1283,7 @@
       </w:pPr>
       <w:r>
         <w:rPr>
-          <w:rFonts w:hint="eastAsia"/>
+          <w:rFonts w:hint="eastAsia" w:eastAsia="黑体"/>
         </w:rPr>
         <w:t xml:space="preserve">负载电容：</w:t>
       </w:r>
@@ -1232,7 +1409,7 @@
       </w:pPr>
       <w:r>
         <w:rPr>
-          <w:rFonts w:hint="eastAsia"/>
+          <w:rFonts w:hint="eastAsia" w:eastAsia="黑体"/>
         </w:rPr>
         <w:t xml:space="preserve">并联谐振频率：</w:t>
       </w:r>
@@ -1357,7 +1534,7 @@
       </w:pPr>
       <w:r>
         <w:rPr>
-          <w:rFonts w:hint="eastAsia"/>
+          <w:rFonts w:hint="eastAsia" w:eastAsia="黑体"/>
         </w:rPr>
         <w:t xml:space="preserve">频率容差（稳定度范围）：</w:t>
       </w:r>
@@ -1484,7 +1661,7 @@
             </w:pPr>
             <w:r>
               <w:rPr>
-                <w:rFonts w:hint="eastAsia"/>
+                <w:rFonts w:hint="eastAsia" w:eastAsia="黑体"/>
               </w:rPr>
               <w:t xml:space="preserve">符号</w:t>
             </w:r>
@@ -1498,7 +1675,7 @@
             </w:pPr>
             <w:r>
               <w:rPr>
-                <w:rFonts w:hint="eastAsia"/>
+                <w:rFonts w:hint="eastAsia" w:eastAsia="黑体"/>
               </w:rPr>
               <w:t xml:space="preserve">含义</w:t>
             </w:r>
@@ -1512,7 +1689,7 @@
             </w:pPr>
             <w:r>
               <w:rPr>
-                <w:rFonts w:hint="eastAsia"/>
+                <w:rFonts w:hint="eastAsia" w:eastAsia="黑体"/>
               </w:rPr>
               <w:t xml:space="preserve">单位</w:t>
             </w:r>
@@ -1559,6 +1736,9 @@
               </m:sSub>
             </m:oMath>
             <w:r>
+              <w:rPr>
+                <w:rFonts w:eastAsia="黑体"/>
+              </w:rPr>
               <w:t xml:space="preserve">​</w:t>
             </w:r>
           </w:p>
@@ -1571,7 +1751,7 @@
             </w:pPr>
             <w:r>
               <w:rPr>
-                <w:rFonts w:hint="eastAsia"/>
+                <w:rFonts w:hint="eastAsia" w:eastAsia="黑体"/>
               </w:rPr>
               <w:t xml:space="preserve">负载电容</w:t>
             </w:r>
@@ -1584,6 +1764,9 @@
               <w:pStyle w:val="Compact"/>
             </w:pPr>
             <w:r>
+              <w:rPr>
+                <w:rFonts w:eastAsia="黑体"/>
+              </w:rPr>
               <w:t xml:space="preserve">F</w:t>
             </w:r>
           </w:p>
@@ -1611,6 +1794,9 @@
               </m:sSub>
             </m:oMath>
             <w:r>
+              <w:rPr>
+                <w:rFonts w:eastAsia="黑体"/>
+              </w:rPr>
               <w:t xml:space="preserve">​</w:t>
             </w:r>
           </w:p>
@@ -1623,7 +1809,7 @@
             </w:pPr>
             <w:r>
               <w:rPr>
-                <w:rFonts w:hint="eastAsia"/>
+                <w:rFonts w:hint="eastAsia" w:eastAsia="黑体"/>
               </w:rPr>
               <w:t xml:space="preserve">总负载电容</w:t>
             </w:r>
@@ -1636,6 +1822,9 @@
               <w:pStyle w:val="Compact"/>
             </w:pPr>
             <w:r>
+              <w:rPr>
+                <w:rFonts w:eastAsia="黑体"/>
+              </w:rPr>
               <w:t xml:space="preserve">F</w:t>
             </w:r>
           </w:p>
@@ -1663,6 +1852,9 @@
               </m:sSub>
             </m:oMath>
             <w:r>
+              <w:rPr>
+                <w:rFonts w:eastAsia="黑体"/>
+              </w:rPr>
               <w:t xml:space="preserve">​</w:t>
             </w:r>
           </w:p>
@@ -1675,7 +1867,7 @@
             </w:pPr>
             <w:r>
               <w:rPr>
-                <w:rFonts w:hint="eastAsia"/>
+                <w:rFonts w:hint="eastAsia" w:eastAsia="黑体"/>
               </w:rPr>
               <w:t xml:space="preserve">杂散电容</w:t>
             </w:r>
@@ -1688,6 +1880,9 @@
               <w:pStyle w:val="Compact"/>
             </w:pPr>
             <w:r>
+              <w:rPr>
+                <w:rFonts w:eastAsia="黑体"/>
+              </w:rPr>
               <w:t xml:space="preserve">F</w:t>
             </w:r>
           </w:p>
@@ -1715,6 +1910,9 @@
               </m:sSub>
             </m:oMath>
             <w:r>
+              <w:rPr>
+                <w:rFonts w:eastAsia="黑体"/>
+              </w:rPr>
               <w:t xml:space="preserve">​</w:t>
             </w:r>
           </w:p>
@@ -1727,7 +1925,7 @@
             </w:pPr>
             <w:r>
               <w:rPr>
-                <w:rFonts w:hint="eastAsia"/>
+                <w:rFonts w:hint="eastAsia" w:eastAsia="黑体"/>
               </w:rPr>
               <w:t xml:space="preserve">谐振器静电容</w:t>
             </w:r>
@@ -1740,6 +1938,9 @@
               <w:pStyle w:val="Compact"/>
             </w:pPr>
             <w:r>
+              <w:rPr>
+                <w:rFonts w:eastAsia="黑体"/>
+              </w:rPr>
               <w:t xml:space="preserve">F</w:t>
             </w:r>
           </w:p>
@@ -1767,6 +1968,9 @@
               </m:sSub>
             </m:oMath>
             <w:r>
+              <w:rPr>
+                <w:rFonts w:eastAsia="黑体"/>
+              </w:rPr>
               <w:t xml:space="preserve">​</w:t>
             </w:r>
           </w:p>
@@ -1779,7 +1983,7 @@
             </w:pPr>
             <w:r>
               <w:rPr>
-                <w:rFonts w:hint="eastAsia"/>
+                <w:rFonts w:hint="eastAsia" w:eastAsia="黑体"/>
               </w:rPr>
               <w:t xml:space="preserve">谐振器动态电容</w:t>
             </w:r>
@@ -1792,6 +1996,9 @@
               <w:pStyle w:val="Compact"/>
             </w:pPr>
             <w:r>
+              <w:rPr>
+                <w:rFonts w:eastAsia="黑体"/>
+              </w:rPr>
               <w:t xml:space="preserve">F</w:t>
             </w:r>
           </w:p>
@@ -1819,6 +2026,9 @@
               </m:sSub>
             </m:oMath>
             <w:r>
+              <w:rPr>
+                <w:rFonts w:eastAsia="黑体"/>
+              </w:rPr>
               <w:t xml:space="preserve">​</w:t>
             </w:r>
           </w:p>
@@ -1831,7 +2041,7 @@
             </w:pPr>
             <w:r>
               <w:rPr>
-                <w:rFonts w:hint="eastAsia"/>
+                <w:rFonts w:hint="eastAsia" w:eastAsia="黑体"/>
               </w:rPr>
               <w:t xml:space="preserve">串联谐振频率</w:t>
             </w:r>
@@ -1844,6 +2054,9 @@
               <w:pStyle w:val="Compact"/>
             </w:pPr>
             <w:r>
+              <w:rPr>
+                <w:rFonts w:eastAsia="黑体"/>
+              </w:rPr>
               <w:t xml:space="preserve">Hz</w:t>
             </w:r>
           </w:p>
@@ -1871,6 +2084,9 @@
               </m:sSub>
             </m:oMath>
             <w:r>
+              <w:rPr>
+                <w:rFonts w:eastAsia="黑体"/>
+              </w:rPr>
               <w:t xml:space="preserve">​</w:t>
             </w:r>
           </w:p>
@@ -1883,7 +2099,7 @@
             </w:pPr>
             <w:r>
               <w:rPr>
-                <w:rFonts w:hint="eastAsia"/>
+                <w:rFonts w:hint="eastAsia" w:eastAsia="黑体"/>
               </w:rPr>
               <w:t xml:space="preserve">并联谐振频率</w:t>
             </w:r>
@@ -1896,6 +2112,9 @@
               <w:pStyle w:val="Compact"/>
             </w:pPr>
             <w:r>
+              <w:rPr>
+                <w:rFonts w:eastAsia="黑体"/>
+              </w:rPr>
               <w:t xml:space="preserve">Hz</w:t>
             </w:r>
           </w:p>
@@ -1923,6 +2142,9 @@
               </m:sSub>
             </m:oMath>
             <w:r>
+              <w:rPr>
+                <w:rFonts w:eastAsia="黑体"/>
+              </w:rPr>
               <w:t xml:space="preserve">​</w:t>
             </w:r>
           </w:p>
@@ -1935,7 +2157,7 @@
             </w:pPr>
             <w:r>
               <w:rPr>
-                <w:rFonts w:hint="eastAsia"/>
+                <w:rFonts w:hint="eastAsia" w:eastAsia="黑体"/>
               </w:rPr>
               <w:t xml:space="preserve">标称频率</w:t>
             </w:r>
@@ -1948,6 +2170,9 @@
               <w:pStyle w:val="Compact"/>
             </w:pPr>
             <w:r>
+              <w:rPr>
+                <w:rFonts w:eastAsia="黑体"/>
+              </w:rPr>
               <w:t xml:space="preserve">Hz</w:t>
             </w:r>
           </w:p>
@@ -1962,7 +2187,7 @@
       </w:pPr>
       <w:r>
         <w:rPr>
-          <w:rFonts w:hint="eastAsia"/>
+          <w:rFonts w:hint="eastAsia" w:eastAsia="黑体"/>
         </w:rPr>
         <w:t xml:space="preserve">元件调整影响</w:t>
       </w:r>
@@ -1991,6 +2216,7 @@
       </m:oMath>
       <w:r>
         <w:rPr>
+          <w:rFonts w:eastAsia="黑体"/>
           <w:b/>
           <w:bCs/>
         </w:rPr>
@@ -2012,6 +2238,7 @@
       </m:oMath>
       <w:r>
         <w:rPr>
+          <w:rFonts w:eastAsia="黑体"/>
           <w:b/>
           <w:bCs/>
         </w:rPr>
@@ -2019,19 +2246,28 @@
       </w:r>
       <w:r>
         <w:rPr>
-          <w:rFonts w:hint="eastAsia"/>
+          <w:rFonts w:hint="eastAsia" w:eastAsia="黑体"/>
           <w:b/>
           <w:bCs/>
         </w:rPr>
         <w:t xml:space="preserve">增大</w:t>
       </w:r>
       <w:r>
+        <w:rPr>
+          <w:rFonts w:eastAsia="黑体"/>
+        </w:rPr>
         <w:t xml:space="preserve"> </w:t>
       </w:r>
       <w:r>
+        <w:rPr>
+          <w:rFonts w:eastAsia="黑体"/>
+        </w:rPr>
         <w:t xml:space="preserve">→</w:t>
       </w:r>
       <w:r>
+        <w:rPr>
+          <w:rFonts w:eastAsia="黑体"/>
+        </w:rPr>
         <w:t xml:space="preserve"> </w:t>
       </w:r>
       <m:oMath>
@@ -2049,11 +2285,14 @@
         </m:sSub>
       </m:oMath>
       <w:r>
+        <w:rPr>
+          <w:rFonts w:eastAsia="黑体"/>
+        </w:rPr>
         <w:t xml:space="preserve"> </w:t>
       </w:r>
       <w:r>
         <w:rPr>
-          <w:rFonts w:hint="eastAsia"/>
+          <w:rFonts w:hint="eastAsia" w:eastAsia="黑体"/>
         </w:rPr>
         <w:t xml:space="preserve">增大、频率被拉低，起振更稳但偏慢。</w:t>
       </w:r>
@@ -2082,6 +2321,7 @@
       </m:oMath>
       <w:r>
         <w:rPr>
+          <w:rFonts w:eastAsia="黑体"/>
           <w:b/>
           <w:bCs/>
         </w:rPr>
@@ -2103,6 +2343,7 @@
       </m:oMath>
       <w:r>
         <w:rPr>
+          <w:rFonts w:eastAsia="黑体"/>
           <w:b/>
           <w:bCs/>
         </w:rPr>
@@ -2110,19 +2351,28 @@
       </w:r>
       <w:r>
         <w:rPr>
-          <w:rFonts w:hint="eastAsia"/>
+          <w:rFonts w:hint="eastAsia" w:eastAsia="黑体"/>
           <w:b/>
           <w:bCs/>
         </w:rPr>
         <w:t xml:space="preserve">减小</w:t>
       </w:r>
       <w:r>
+        <w:rPr>
+          <w:rFonts w:eastAsia="黑体"/>
+        </w:rPr>
         <w:t xml:space="preserve"> </w:t>
       </w:r>
       <w:r>
+        <w:rPr>
+          <w:rFonts w:eastAsia="黑体"/>
+        </w:rPr>
         <w:t xml:space="preserve">→</w:t>
       </w:r>
       <w:r>
+        <w:rPr>
+          <w:rFonts w:eastAsia="黑体"/>
+        </w:rPr>
         <w:t xml:space="preserve"> </w:t>
       </w:r>
       <m:oMath>
@@ -2140,11 +2390,14 @@
         </m:sSub>
       </m:oMath>
       <w:r>
+        <w:rPr>
+          <w:rFonts w:eastAsia="黑体"/>
+        </w:rPr>
         <w:t xml:space="preserve"> </w:t>
       </w:r>
       <w:r>
         <w:rPr>
-          <w:rFonts w:hint="eastAsia"/>
+          <w:rFonts w:hint="eastAsia" w:eastAsia="黑体"/>
         </w:rPr>
         <w:t xml:space="preserve">减小、频率升高，起振裕度下降。</w:t>
       </w:r>
@@ -2159,21 +2412,27 @@
       </w:pPr>
       <w:r>
         <w:rPr>
-          <w:rFonts w:hint="eastAsia"/>
+          <w:rFonts w:hint="eastAsia" w:eastAsia="黑体"/>
           <w:b/>
           <w:bCs/>
         </w:rPr>
         <w:t xml:space="preserve">选用内置负载电容的谐振器</w:t>
       </w:r>
       <w:r>
+        <w:rPr>
+          <w:rFonts w:eastAsia="黑体"/>
+        </w:rPr>
         <w:t xml:space="preserve"> </w:t>
       </w:r>
       <w:r>
+        <w:rPr>
+          <w:rFonts w:eastAsia="黑体"/>
+        </w:rPr>
         <w:t xml:space="preserve">→ </w:t>
       </w:r>
       <w:r>
         <w:rPr>
-          <w:rFonts w:hint="eastAsia"/>
+          <w:rFonts w:hint="eastAsia" w:eastAsia="黑体"/>
         </w:rPr>
         <w:t xml:space="preserve">可省略外接电容，简化电路。</w:t>
       </w:r>
@@ -2188,21 +2447,27 @@
       </w:pPr>
       <w:r>
         <w:rPr>
-          <w:rFonts w:hint="eastAsia"/>
+          <w:rFonts w:hint="eastAsia" w:eastAsia="黑体"/>
           <w:b/>
           <w:bCs/>
         </w:rPr>
         <w:t xml:space="preserve">温度升高</w:t>
       </w:r>
       <w:r>
+        <w:rPr>
+          <w:rFonts w:eastAsia="黑体"/>
+        </w:rPr>
         <w:t xml:space="preserve"> </w:t>
       </w:r>
       <w:r>
+        <w:rPr>
+          <w:rFonts w:eastAsia="黑体"/>
+        </w:rPr>
         <w:t xml:space="preserve">→ </w:t>
       </w:r>
       <w:r>
         <w:rPr>
-          <w:rFonts w:hint="eastAsia"/>
+          <w:rFonts w:hint="eastAsia" w:eastAsia="黑体"/>
         </w:rPr>
         <w:t xml:space="preserve">频率温度系数（</w:t>
       </w:r>
@@ -2252,7 +2517,7 @@
       </m:oMath>
       <w:r>
         <w:rPr>
-          <w:rFonts w:hint="eastAsia"/>
+          <w:rFonts w:hint="eastAsia" w:eastAsia="黑体"/>
         </w:rPr>
         <w:t xml:space="preserve">/℃）明显大于晶振，漂移更大。</w:t>
       </w:r>
@@ -2265,7 +2530,7 @@
       </w:pPr>
       <w:r>
         <w:rPr>
-          <w:rFonts w:hint="eastAsia"/>
+          <w:rFonts w:hint="eastAsia" w:eastAsia="黑体"/>
         </w:rPr>
         <w:t xml:space="preserve">典型参数示例</w:t>
       </w:r>
@@ -2280,11 +2545,14 @@
       </w:pPr>
       <w:r>
         <w:rPr>
-          <w:rFonts w:hint="eastAsia"/>
+          <w:rFonts w:hint="eastAsia" w:eastAsia="黑体"/>
         </w:rPr>
         <w:t xml:space="preserve">取</w:t>
       </w:r>
       <w:r>
+        <w:rPr>
+          <w:rFonts w:eastAsia="黑体"/>
+        </w:rPr>
         <w:t xml:space="preserve"> </w:t>
       </w:r>
       <m:oMath>
@@ -2321,6 +2589,9 @@
         </m:r>
       </m:oMath>
       <w:r>
+        <w:rPr>
+          <w:rFonts w:eastAsia="黑体"/>
+        </w:rPr>
         <w:t xml:space="preserve">、</w:t>
       </w:r>
       <m:oMath>
@@ -2357,6 +2628,9 @@
         </m:r>
       </m:oMath>
       <w:r>
+        <w:rPr>
+          <w:rFonts w:eastAsia="黑体"/>
+        </w:rPr>
         <w:t xml:space="preserve">、</w:t>
       </w:r>
       <m:oMath>
@@ -2394,11 +2668,14 @@
       </m:oMath>
       <w:r>
         <w:rPr>
-          <w:rFonts w:hint="eastAsia"/>
+          <w:rFonts w:hint="eastAsia" w:eastAsia="黑体"/>
         </w:rPr>
         <w:t xml:space="preserve">：并联谐振</w:t>
       </w:r>
       <w:r>
+        <w:rPr>
+          <w:rFonts w:eastAsia="黑体"/>
+        </w:rPr>
         <w:t xml:space="preserve"> </w:t>
       </w:r>
       <m:oMath>
@@ -2551,11 +2828,14 @@
       </m:oMath>
       <w:r>
         <w:rPr>
-          <w:rFonts w:hint="eastAsia"/>
+          <w:rFonts w:hint="eastAsia" w:eastAsia="黑体"/>
         </w:rPr>
         <w:t xml:space="preserve">，即比</w:t>
       </w:r>
       <w:r>
+        <w:rPr>
+          <w:rFonts w:eastAsia="黑体"/>
+        </w:rPr>
         <w:t xml:space="preserve"> </w:t>
       </w:r>
       <m:oMath>
@@ -2573,15 +2853,21 @@
         </m:sSub>
       </m:oMath>
       <w:r>
+        <w:rPr>
+          <w:rFonts w:eastAsia="黑体"/>
+        </w:rPr>
         <w:t xml:space="preserve"> </w:t>
       </w:r>
       <w:r>
         <w:rPr>
-          <w:rFonts w:hint="eastAsia"/>
+          <w:rFonts w:hint="eastAsia" w:eastAsia="黑体"/>
         </w:rPr>
         <w:t xml:space="preserve">高约</w:t>
       </w:r>
       <w:r>
+        <w:rPr>
+          <w:rFonts w:eastAsia="黑体"/>
+        </w:rPr>
         <w:t xml:space="preserve"> 0.55 %。</w:t>
       </w:r>
     </w:p>
@@ -2595,11 +2881,14 @@
       </w:pPr>
       <w:r>
         <w:rPr>
-          <w:rFonts w:hint="eastAsia"/>
+          <w:rFonts w:hint="eastAsia" w:eastAsia="黑体"/>
         </w:rPr>
         <w:t xml:space="preserve">标称</w:t>
       </w:r>
       <w:r>
+        <w:rPr>
+          <w:rFonts w:eastAsia="黑体"/>
+        </w:rPr>
         <w:t xml:space="preserve"> </w:t>
       </w:r>
       <m:oMath>
@@ -2637,11 +2926,14 @@
       </m:oMath>
       <w:r>
         <w:rPr>
-          <w:rFonts w:hint="eastAsia"/>
+          <w:rFonts w:hint="eastAsia" w:eastAsia="黑体"/>
         </w:rPr>
         <w:t xml:space="preserve">、稳定度</w:t>
       </w:r>
       <w:r>
+        <w:rPr>
+          <w:rFonts w:eastAsia="黑体"/>
+        </w:rPr>
         <w:t xml:space="preserve"> </w:t>
       </w:r>
       <m:oMath>
@@ -2675,11 +2967,14 @@
       </m:oMath>
       <w:r>
         <w:rPr>
-          <w:rFonts w:hint="eastAsia"/>
+          <w:rFonts w:hint="eastAsia" w:eastAsia="黑体"/>
         </w:rPr>
         <w:t xml:space="preserve">：频率偏差约</w:t>
       </w:r>
       <w:r>
+        <w:rPr>
+          <w:rFonts w:eastAsia="黑体"/>
+        </w:rPr>
         <w:t xml:space="preserve"> </w:t>
       </w:r>
       <m:oMath>
@@ -2773,6 +3068,9 @@
         </m:r>
       </m:oMath>
       <w:r>
+        <w:rPr>
+          <w:rFonts w:eastAsia="黑体"/>
+        </w:rPr>
         <w:t xml:space="preserve">。</w:t>
       </w:r>
     </w:p>
@@ -2784,7 +3082,7 @@
       </w:pPr>
       <w:r>
         <w:rPr>
-          <w:rFonts w:hint="eastAsia"/>
+          <w:rFonts w:hint="eastAsia" w:eastAsia="黑体"/>
         </w:rPr>
         <w:t xml:space="preserve">常见器件型号</w:t>
       </w:r>
@@ -2799,16 +3097,19 @@
       </w:pPr>
       <w:r>
         <w:rPr>
-          <w:rFonts w:hint="eastAsia"/>
+          <w:rFonts w:hint="eastAsia" w:eastAsia="黑体"/>
         </w:rPr>
         <w:t xml:space="preserve">谐振器：CSTCE、ZTT</w:t>
       </w:r>
       <w:r>
+        <w:rPr>
+          <w:rFonts w:eastAsia="黑体"/>
+        </w:rPr>
         <w:t xml:space="preserve"> </w:t>
       </w:r>
       <w:r>
         <w:rPr>
-          <w:rFonts w:hint="eastAsia"/>
+          <w:rFonts w:hint="eastAsia" w:eastAsia="黑体"/>
         </w:rPr>
         <w:t xml:space="preserve">系列（Murata）陶瓷谐振器。</w:t>
       </w:r>
@@ -2823,7 +3124,7 @@
       </w:pPr>
       <w:r>
         <w:rPr>
-          <w:rFonts w:hint="eastAsia"/>
+          <w:rFonts w:hint="eastAsia" w:eastAsia="黑体"/>
         </w:rPr>
         <w:t xml:space="preserve">反相器：74HCU04、74HC1GU04。</w:t>
       </w:r>
@@ -2838,25 +3139,31 @@
       </w:pPr>
       <w:r>
         <w:rPr>
-          <w:rFonts w:hint="eastAsia"/>
+          <w:rFonts w:hint="eastAsia" w:eastAsia="黑体"/>
         </w:rPr>
         <w:t xml:space="preserve">常用：按需选型（低成本</w:t>
       </w:r>
       <w:r>
+        <w:rPr>
+          <w:rFonts w:eastAsia="黑体"/>
+        </w:rPr>
         <w:t xml:space="preserve"> MCU </w:t>
       </w:r>
       <w:r>
         <w:rPr>
-          <w:rFonts w:hint="eastAsia"/>
+          <w:rFonts w:hint="eastAsia" w:eastAsia="黑体"/>
         </w:rPr>
         <w:t xml:space="preserve">时基、IR</w:t>
       </w:r>
       <w:r>
+        <w:rPr>
+          <w:rFonts w:eastAsia="黑体"/>
+        </w:rPr>
         <w:t xml:space="preserve"> </w:t>
       </w:r>
       <w:r>
         <w:rPr>
-          <w:rFonts w:hint="eastAsia"/>
+          <w:rFonts w:hint="eastAsia" w:eastAsia="黑体"/>
         </w:rPr>
         <w:t xml:space="preserve">遥控载波）。</w:t>
       </w:r>
@@ -2869,7 +3176,7 @@
       </w:pPr>
       <w:r>
         <w:rPr>
-          <w:rFonts w:hint="eastAsia"/>
+          <w:rFonts w:hint="eastAsia" w:eastAsia="黑体"/>
         </w:rPr>
         <w:t xml:space="preserve">注意事项</w:t>
       </w:r>
@@ -2884,7 +3191,7 @@
       </w:pPr>
       <w:r>
         <w:rPr>
-          <w:rFonts w:hint="eastAsia"/>
+          <w:rFonts w:hint="eastAsia" w:eastAsia="黑体"/>
         </w:rPr>
         <w:t xml:space="preserve">频率稳定度和精度低于石英晶振，不适合高精度时基。</w:t>
       </w:r>
@@ -2899,7 +3206,7 @@
       </w:pPr>
       <w:r>
         <w:rPr>
-          <w:rFonts w:hint="eastAsia"/>
+          <w:rFonts w:hint="eastAsia" w:eastAsia="黑体"/>
         </w:rPr>
         <w:t xml:space="preserve">内置负载电容的谐振器无需外接电容，但需核对器件规格。</w:t>
       </w:r>
@@ -2914,7 +3221,7 @@
       </w:pPr>
       <w:r>
         <w:rPr>
-          <w:rFonts w:hint="eastAsia"/>
+          <w:rFonts w:hint="eastAsia" w:eastAsia="黑体"/>
         </w:rPr>
         <w:t xml:space="preserve">陶瓷材料压电耦合强，机械应力与焊接热可能引起频率偏移。</w:t>
       </w:r>
@@ -2927,7 +3234,7 @@
       </w:pPr>
       <w:r>
         <w:rPr>
-          <w:rFonts w:hint="eastAsia"/>
+          <w:rFonts w:hint="eastAsia" w:eastAsia="黑体"/>
         </w:rPr>
         <w:t xml:space="preserve">参考资料</w:t>
       </w:r>
@@ -2941,6 +3248,9 @@
         </w:numPr>
       </w:pPr>
       <w:r>
+        <w:rPr>
+          <w:rFonts w:eastAsia="黑体"/>
+        </w:rPr>
         <w:t xml:space="preserve">Wikipedia: Ceramic resonator。</w:t>
       </w:r>
     </w:p>
@@ -2954,7 +3264,7 @@
       </w:pPr>
       <w:r>
         <w:rPr>
-          <w:rFonts w:hint="eastAsia"/>
+          <w:rFonts w:hint="eastAsia" w:eastAsia="黑体"/>
         </w:rPr>
         <w:t xml:space="preserve">《数字电子技术基础》相关章节。</w:t>
       </w:r>
@@ -2968,11 +3278,11 @@
       </w:pPr>
       <w:r>
         <w:rPr>
-          <w:rFonts w:ascii="Times New Roman" w:hAnsi="Times New Roman"/>
+          <w:rFonts w:ascii="Times New Roman" w:hAnsi="Times New Roman" w:eastAsia="黑体"/>
           <w:color w:val="555555"/>
           <w:sz w:val="21"/>
         </w:rPr>
-        <w:t>材料收集者：杜文杰</w:t>
+        <w:t>材料收集者：杜文杰，WX手机：19519196569，QQ:3478827729</w:t>
       </w:r>
     </w:p>
     <w:sectPr>
@@ -2992,7 +3302,7 @@
 </file>
 
 <file path=word/footer1.xml><?xml version="1.0" encoding="utf-8"?>
-<w:ftr xmlns:m="http://schemas.openxmlformats.org/officeDocument/2006/math" xmlns:mc="http://schemas.openxmlformats.org/markup-compatibility/2006" xmlns:mo="http://schemas.microsoft.com/office/mac/office/2008/main" xmlns:mv="urn:schemas-microsoft-com:mac:vml" xmlns:o="urn:schemas-microsoft-com:office:office" xmlns:r="http://schemas.openxmlformats.org/officeDocument/2006/relationships" xmlns:v="urn:schemas-microsoft-com:vml" xmlns:w10="urn:schemas-microsoft-com:office:word" xmlns:w14="http://schemas.microsoft.com/office/word/2010/wordml" xmlns:w="http://schemas.openxmlformats.org/wordprocessingml/2006/main" xmlns:wne="http://schemas.microsoft.com/office/word/2006/wordml" xmlns:wp14="http://schemas.microsoft.com/office/word/2010/wordprocessingDrawing" xmlns:wp="http://schemas.openxmlformats.org/drawingml/2006/wordprocessingDrawing" xmlns:wpc="http://schemas.microsoft.com/office/word/2010/wordprocessingCanvas" xmlns:wpg="http://schemas.microsoft.com/office/word/2010/wordprocessingGroup" xmlns:wpi="http://schemas.microsoft.com/office/word/2010/wordprocessingInk" xmlns:wps="http://schemas.microsoft.com/office/word/2010/wordprocessingShape" mc:Ignorable="w14 wp14">
+<w:ftr xmlns:mc="http://schemas.openxmlformats.org/markup-compatibility/2006" xmlns:w="http://schemas.openxmlformats.org/wordprocessingml/2006/main" xmlns:m="http://schemas.openxmlformats.org/officeDocument/2006/math" xmlns:mo="http://schemas.microsoft.com/office/mac/office/2008/main" xmlns:mv="urn:schemas-microsoft-com:mac:vml" xmlns:o="urn:schemas-microsoft-com:office:office" xmlns:r="http://schemas.openxmlformats.org/officeDocument/2006/relationships" xmlns:v="urn:schemas-microsoft-com:vml" xmlns:w10="urn:schemas-microsoft-com:office:word" xmlns:w14="http://schemas.microsoft.com/office/word/2010/wordml" xmlns:wne="http://schemas.microsoft.com/office/word/2006/wordml" xmlns:wp14="http://schemas.microsoft.com/office/word/2010/wordprocessingDrawing" xmlns:wp="http://schemas.openxmlformats.org/drawingml/2006/wordprocessingDrawing" xmlns:wpc="http://schemas.microsoft.com/office/word/2010/wordprocessingCanvas" xmlns:wpg="http://schemas.microsoft.com/office/word/2010/wordprocessingGroup" xmlns:wpi="http://schemas.microsoft.com/office/word/2010/wordprocessingInk" xmlns:wps="http://schemas.microsoft.com/office/word/2010/wordprocessingShape" mc:Ignorable="w14 wp14">
   <w:p>
     <w:pPr>
       <w:pStyle w:val="Footer"/>
@@ -3000,12 +3310,14 @@
     </w:pPr>
     <w:r>
       <w:rPr>
+        <w:rFonts w:eastAsia="黑体"/>
         <w:sz w:val="18"/>
       </w:rPr>
       <w:t xml:space="preserve">第 </w:t>
     </w:r>
     <w:r>
       <w:rPr>
+        <w:rFonts w:eastAsia="黑体"/>
         <w:sz w:val="18"/>
       </w:rPr>
       <w:fldChar w:fldCharType="begin"/>
@@ -3014,6 +3326,7 @@
     </w:r>
     <w:r>
       <w:rPr>
+        <w:rFonts w:eastAsia="黑体"/>
         <w:sz w:val="18"/>
       </w:rPr>
       <w:t xml:space="preserve"> 页</w:t>
@@ -3027,6 +3340,9 @@
   <w:footnote w:type="continuationSeparator" w:id="0">
     <w:p>
       <w:r>
+        <w:rPr>
+          <w:rFonts w:eastAsia="黑体"/>
+        </w:rPr>
         <w:continuationSeparator/>
       </w:r>
     </w:p>
@@ -3034,6 +3350,9 @@
   <w:footnote w:type="separator" w:id="-1">
     <w:p>
       <w:r>
+        <w:rPr>
+          <w:rFonts w:eastAsia="黑体"/>
+        </w:rPr>
         <w:separator/>
       </w:r>
     </w:p>
@@ -3042,7 +3361,7 @@
 </file>
 
 <file path=word/header1.xml><?xml version="1.0" encoding="utf-8"?>
-<w:hdr xmlns:m="http://schemas.openxmlformats.org/officeDocument/2006/math" xmlns:mc="http://schemas.openxmlformats.org/markup-compatibility/2006" xmlns:mo="http://schemas.microsoft.com/office/mac/office/2008/main" xmlns:mv="urn:schemas-microsoft-com:mac:vml" xmlns:o="urn:schemas-microsoft-com:office:office" xmlns:r="http://schemas.openxmlformats.org/officeDocument/2006/relationships" xmlns:v="urn:schemas-microsoft-com:vml" xmlns:w10="urn:schemas-microsoft-com:office:word" xmlns:w14="http://schemas.microsoft.com/office/word/2010/wordml" xmlns:w="http://schemas.openxmlformats.org/wordprocessingml/2006/main" xmlns:wne="http://schemas.microsoft.com/office/word/2006/wordml" xmlns:wp14="http://schemas.microsoft.com/office/word/2010/wordprocessingDrawing" xmlns:wp="http://schemas.openxmlformats.org/drawingml/2006/wordprocessingDrawing" xmlns:wpc="http://schemas.microsoft.com/office/word/2010/wordprocessingCanvas" xmlns:wpg="http://schemas.microsoft.com/office/word/2010/wordprocessingGroup" xmlns:wpi="http://schemas.microsoft.com/office/word/2010/wordprocessingInk" xmlns:wps="http://schemas.microsoft.com/office/word/2010/wordprocessingShape" mc:Ignorable="w14 wp14">
+<w:hdr xmlns:mc="http://schemas.openxmlformats.org/markup-compatibility/2006" xmlns:w="http://schemas.openxmlformats.org/wordprocessingml/2006/main" xmlns:m="http://schemas.openxmlformats.org/officeDocument/2006/math" xmlns:mo="http://schemas.microsoft.com/office/mac/office/2008/main" xmlns:mv="urn:schemas-microsoft-com:mac:vml" xmlns:o="urn:schemas-microsoft-com:office:office" xmlns:r="http://schemas.openxmlformats.org/officeDocument/2006/relationships" xmlns:v="urn:schemas-microsoft-com:vml" xmlns:w10="urn:schemas-microsoft-com:office:word" xmlns:w14="http://schemas.microsoft.com/office/word/2010/wordml" xmlns:wne="http://schemas.microsoft.com/office/word/2006/wordml" xmlns:wp14="http://schemas.microsoft.com/office/word/2010/wordprocessingDrawing" xmlns:wp="http://schemas.openxmlformats.org/drawingml/2006/wordprocessingDrawing" xmlns:wpc="http://schemas.microsoft.com/office/word/2010/wordprocessingCanvas" xmlns:wpg="http://schemas.microsoft.com/office/word/2010/wordprocessingGroup" xmlns:wpi="http://schemas.microsoft.com/office/word/2010/wordprocessingInk" xmlns:wps="http://schemas.microsoft.com/office/word/2010/wordprocessingShape" mc:Ignorable="w14 wp14">
   <w:p>
     <w:pPr>
       <w:pStyle w:val="Header"/>
@@ -3050,7 +3369,7 @@
     </w:pPr>
     <w:r>
       <w:rPr>
-        <w:rFonts w:ascii="Times New Roman" w:hAnsi="Times New Roman"/>
+        <w:rFonts w:ascii="Times New Roman" w:hAnsi="Times New Roman" w:eastAsia="黑体"/>
         <w:sz w:val="18"/>
         <w:rFonts w:eastAsia="黑体"/>
         <w:rFonts w:eastAsia="黑体"/>
@@ -3062,7 +3381,7 @@
 </file>
 
 <file path=word/numbering.xml><?xml version="1.0" encoding="utf-8"?>
-<w:numbering xmlns:m="http://schemas.openxmlformats.org/officeDocument/2006/math" xmlns:mc="http://schemas.openxmlformats.org/markup-compatibility/2006" xmlns:mo="http://schemas.microsoft.com/office/mac/office/2008/main" xmlns:mv="urn:schemas-microsoft-com:mac:vml" xmlns:o="urn:schemas-microsoft-com:office:office" xmlns:r="http://schemas.openxmlformats.org/officeDocument/2006/relationships" xmlns:v="urn:schemas-microsoft-com:vml" xmlns:w="http://schemas.openxmlformats.org/wordprocessingml/2006/main" xmlns:w10="urn:schemas-microsoft-com:office:word" xmlns:w14="http://schemas.microsoft.com/office/word/2010/wordml" xmlns:wne="http://schemas.microsoft.com/office/word/2006/wordml" xmlns:wp="http://schemas.openxmlformats.org/drawingml/2006/wordprocessingDrawing" xmlns:wp14="http://schemas.microsoft.com/office/word/2010/wordprocessingDrawing" xmlns:wpc="http://schemas.microsoft.com/office/word/2010/wordprocessingCanvas" xmlns:wpg="http://schemas.microsoft.com/office/word/2010/wordprocessingGroup" xmlns:wpi="http://schemas.microsoft.com/office/word/2010/wordprocessingInk" xmlns:wps="http://schemas.microsoft.com/office/word/2010/wordprocessingShape" mc:Ignorable="w14 wp14">
+<w:numbering xmlns:mc="http://schemas.openxmlformats.org/markup-compatibility/2006" xmlns:w="http://schemas.openxmlformats.org/wordprocessingml/2006/main" xmlns:m="http://schemas.openxmlformats.org/officeDocument/2006/math" xmlns:mo="http://schemas.microsoft.com/office/mac/office/2008/main" xmlns:mv="urn:schemas-microsoft-com:mac:vml" xmlns:o="urn:schemas-microsoft-com:office:office" xmlns:r="http://schemas.openxmlformats.org/officeDocument/2006/relationships" xmlns:v="urn:schemas-microsoft-com:vml" xmlns:w10="urn:schemas-microsoft-com:office:word" xmlns:w14="http://schemas.microsoft.com/office/word/2010/wordml" xmlns:wne="http://schemas.microsoft.com/office/word/2006/wordml" xmlns:wp="http://schemas.openxmlformats.org/drawingml/2006/wordprocessingDrawing" xmlns:wp14="http://schemas.microsoft.com/office/word/2010/wordprocessingDrawing" xmlns:wpc="http://schemas.microsoft.com/office/word/2010/wordprocessingCanvas" xmlns:wpg="http://schemas.microsoft.com/office/word/2010/wordprocessingGroup" xmlns:wpi="http://schemas.microsoft.com/office/word/2010/wordprocessingInk" xmlns:wps="http://schemas.microsoft.com/office/word/2010/wordprocessingShape" mc:Ignorable="w14 wp14">
   <w:abstractNum w:abstractNumId="0">
     <w:nsid w:val="FFFFFF7C"/>
     <w:multiLevelType w:val="singleLevel"/>
@@ -3149,7 +3468,7 @@
         <w:ind w:hanging="360" w:left="1440"/>
       </w:pPr>
       <w:rPr>
-        <w:rFonts w:ascii="Symbol" w:hAnsi="Symbol" w:hint="default"/>
+        <w:rFonts w:ascii="Symbol" w:hAnsi="Symbol" w:hint="default" w:eastAsia="黑体"/>
       </w:rPr>
     </w:lvl>
   </w:abstractNum>
@@ -3170,7 +3489,7 @@
         <w:ind w:hanging="360" w:left="1080"/>
       </w:pPr>
       <w:rPr>
-        <w:rFonts w:ascii="Symbol" w:hAnsi="Symbol" w:hint="default"/>
+        <w:rFonts w:ascii="Symbol" w:hAnsi="Symbol" w:hint="default" w:eastAsia="黑体"/>
       </w:rPr>
     </w:lvl>
   </w:abstractNum>
@@ -3191,7 +3510,7 @@
         <w:ind w:hanging="360" w:left="720"/>
       </w:pPr>
       <w:rPr>
-        <w:rFonts w:ascii="Symbol" w:hAnsi="Symbol" w:hint="default"/>
+        <w:rFonts w:ascii="Symbol" w:hAnsi="Symbol" w:hint="default" w:eastAsia="黑体"/>
       </w:rPr>
     </w:lvl>
   </w:abstractNum>
@@ -3230,7 +3549,7 @@
         <w:ind w:hanging="360" w:left="360"/>
       </w:pPr>
       <w:rPr>
-        <w:rFonts w:ascii="Symbol" w:hAnsi="Symbol" w:hint="default"/>
+        <w:rFonts w:ascii="Symbol" w:hAnsi="Symbol" w:hint="default" w:eastAsia="黑体"/>
       </w:rPr>
     </w:lvl>
   </w:abstractNum>
@@ -3321,7 +3640,7 @@
         <w:ind w:left="720" w:hanging="360"/>
       </w:pPr>
       <w:rPr>
-        <w:rFonts w:ascii="Symbol" w:hAnsi="Symbol" w:cs="Symbol" w:hint="default"/>
+        <w:rFonts w:ascii="Symbol" w:hAnsi="Symbol" w:cs="Symbol" w:hint="default" w:eastAsia="黑体"/>
       </w:rPr>
     </w:lvl>
     <w:lvl w:ilvl="1">
@@ -3332,7 +3651,7 @@
         <w:ind w:left="1440" w:hanging="360"/>
       </w:pPr>
       <w:rPr>
-        <w:rFonts w:ascii="Courier New" w:hAnsi="Courier New" w:cs="Courier New" w:hint="default"/>
+        <w:rFonts w:ascii="Courier New" w:hAnsi="Courier New" w:cs="Courier New" w:hint="default" w:eastAsia="黑体"/>
       </w:rPr>
     </w:lvl>
     <w:lvl w:ilvl="2">
@@ -3343,7 +3662,7 @@
         <w:ind w:left="2160" w:hanging="360"/>
       </w:pPr>
       <w:rPr>
-        <w:rFonts w:ascii="Wingdings" w:hAnsi="Wingdings" w:cs="Wingdings" w:hint="default"/>
+        <w:rFonts w:ascii="Wingdings" w:hAnsi="Wingdings" w:cs="Wingdings" w:hint="default" w:eastAsia="黑体"/>
       </w:rPr>
     </w:lvl>
     <w:lvl w:ilvl="3">
@@ -3354,7 +3673,7 @@
         <w:ind w:left="2880" w:hanging="360"/>
       </w:pPr>
       <w:rPr>
-        <w:rFonts w:ascii="Symbol" w:hAnsi="Symbol" w:cs="Symbol" w:hint="default"/>
+        <w:rFonts w:ascii="Symbol" w:hAnsi="Symbol" w:cs="Symbol" w:hint="default" w:eastAsia="黑体"/>
       </w:rPr>
     </w:lvl>
     <w:lvl w:ilvl="4">
@@ -3365,7 +3684,7 @@
         <w:ind w:left="3600" w:hanging="360"/>
       </w:pPr>
       <w:rPr>
-        <w:rFonts w:ascii="Courier New" w:hAnsi="Courier New" w:cs="Courier New" w:hint="default"/>
+        <w:rFonts w:ascii="Courier New" w:hAnsi="Courier New" w:cs="Courier New" w:hint="default" w:eastAsia="黑体"/>
       </w:rPr>
     </w:lvl>
     <w:lvl w:ilvl="5">
@@ -3376,7 +3695,7 @@
         <w:ind w:left="4320" w:hanging="360"/>
       </w:pPr>
       <w:rPr>
-        <w:rFonts w:ascii="Wingdings" w:hAnsi="Wingdings" w:cs="Wingdings" w:hint="default"/>
+        <w:rFonts w:ascii="Wingdings" w:hAnsi="Wingdings" w:cs="Wingdings" w:hint="default" w:eastAsia="黑体"/>
       </w:rPr>
     </w:lvl>
     <w:lvl w:ilvl="6">
@@ -3387,7 +3706,7 @@
         <w:ind w:left="5040" w:hanging="360"/>
       </w:pPr>
       <w:rPr>
-        <w:rFonts w:ascii="Symbol" w:hAnsi="Symbol" w:cs="Symbol" w:hint="default"/>
+        <w:rFonts w:ascii="Symbol" w:hAnsi="Symbol" w:cs="Symbol" w:hint="default" w:eastAsia="黑体"/>
       </w:rPr>
     </w:lvl>
     <w:lvl w:ilvl="7">
@@ -3398,7 +3717,7 @@
         <w:ind w:left="5760" w:hanging="360"/>
       </w:pPr>
       <w:rPr>
-        <w:rFonts w:ascii="Courier New" w:hAnsi="Courier New" w:cs="Courier New" w:hint="default"/>
+        <w:rFonts w:ascii="Courier New" w:hAnsi="Courier New" w:cs="Courier New" w:hint="default" w:eastAsia="黑体"/>
       </w:rPr>
     </w:lvl>
     <w:lvl w:ilvl="8">
@@ -3409,7 +3728,7 @@
         <w:ind w:left="6480" w:hanging="360"/>
       </w:pPr>
       <w:rPr>
-        <w:rFonts w:ascii="Wingdings" w:hAnsi="Wingdings" w:cs="Wingdings" w:hint="default"/>
+        <w:rFonts w:ascii="Wingdings" w:hAnsi="Wingdings" w:cs="Wingdings" w:hint="default" w:eastAsia="黑体"/>
       </w:rPr>
     </w:lvl>
   </w:abstractNum>
@@ -3465,11 +3784,11 @@
 </file>
 
 <file path=word/styles.xml><?xml version="1.0" encoding="utf-8"?>
-<w:styles xmlns:mc="http://schemas.openxmlformats.org/markup-compatibility/2006" xmlns:r="http://schemas.openxmlformats.org/officeDocument/2006/relationships" xmlns:w="http://schemas.openxmlformats.org/wordprocessingml/2006/main" xmlns:w14="http://schemas.microsoft.com/office/word/2010/wordml" mc:Ignorable="w14">
+<w:styles xmlns:mc="http://schemas.openxmlformats.org/markup-compatibility/2006" xmlns:w="http://schemas.openxmlformats.org/wordprocessingml/2006/main" xmlns:r="http://schemas.openxmlformats.org/officeDocument/2006/relationships" xmlns:w14="http://schemas.microsoft.com/office/word/2010/wordml" mc:Ignorable="w14">
   <w:docDefaults>
     <w:rPrDefault>
       <w:rPr>
-        <w:rFonts w:asciiTheme="minorHAnsi" w:cstheme="minorBidi" w:eastAsiaTheme="minorEastAsia" w:hAnsiTheme="minorHAnsi"/>
+        <w:rFonts w:asciiTheme="minorHAnsi" w:cstheme="minorBidi" w:hAnsiTheme="minorHAnsi" w:eastAsia="黑体"/>
         <w:sz w:val="22"/>
         <w:szCs w:val="22"/>
         <w:lang w:bidi="ar-SA" w:eastAsia="en-US" w:val="en-US"/>
@@ -3691,7 +4010,7 @@
       <w:outlineLvl w:val="0"/>
     </w:pPr>
     <w:rPr>
-      <w:rFonts w:ascii="Times New Roman" w:asciiTheme="majorHAnsi" w:cstheme="majorBidi" w:eastAsia="黑体" w:eastAsiaTheme="majorEastAsia" w:hAnsi="Times New Roman" w:hAnsiTheme="majorHAnsi"/>
+      <w:rFonts w:ascii="Times New Roman" w:asciiTheme="majorHAnsi" w:cstheme="majorBidi" w:eastAsia="黑体" w:hAnsi="Times New Roman" w:hAnsiTheme="majorHAnsi"/>
       <w:b/>
       <w:bCs/>
       <w:color w:val="1F3864"/>
@@ -3715,7 +4034,7 @@
       <w:outlineLvl w:val="1"/>
     </w:pPr>
     <w:rPr>
-      <w:rFonts w:ascii="Times New Roman" w:asciiTheme="majorHAnsi" w:cstheme="majorBidi" w:eastAsia="黑体" w:eastAsiaTheme="majorEastAsia" w:hAnsi="Times New Roman" w:hAnsiTheme="majorHAnsi"/>
+      <w:rFonts w:ascii="Times New Roman" w:asciiTheme="majorHAnsi" w:cstheme="majorBidi" w:eastAsia="黑体" w:hAnsi="Times New Roman" w:hAnsiTheme="majorHAnsi"/>
       <w:b/>
       <w:bCs/>
       <w:color w:val="2E4E7E"/>
@@ -3739,7 +4058,7 @@
       <w:outlineLvl w:val="2"/>
     </w:pPr>
     <w:rPr>
-      <w:rFonts w:ascii="Times New Roman" w:asciiTheme="majorHAnsi" w:cstheme="majorBidi" w:eastAsia="黑体" w:eastAsiaTheme="majorEastAsia" w:hAnsi="Times New Roman" w:hAnsiTheme="majorHAnsi"/>
+      <w:rFonts w:ascii="Times New Roman" w:asciiTheme="majorHAnsi" w:cstheme="majorBidi" w:eastAsia="黑体" w:hAnsi="Times New Roman" w:hAnsiTheme="majorHAnsi"/>
       <w:b/>
       <w:bCs/>
       <w:color w:val="2E4E7E"/>
@@ -3763,7 +4082,7 @@
       <w:outlineLvl w:val="3"/>
     </w:pPr>
     <w:rPr>
-      <w:rFonts w:ascii="Times New Roman" w:asciiTheme="majorHAnsi" w:cstheme="majorBidi" w:eastAsia="黑体" w:eastAsiaTheme="majorEastAsia" w:hAnsi="Times New Roman" w:hAnsiTheme="majorHAnsi"/>
+      <w:rFonts w:ascii="Times New Roman" w:asciiTheme="majorHAnsi" w:cstheme="majorBidi" w:eastAsia="黑体" w:hAnsi="Times New Roman" w:hAnsiTheme="majorHAnsi"/>
       <w:b/>
       <w:bCs/>
       <w:i/>
@@ -3789,7 +4108,7 @@
       <w:outlineLvl w:val="4"/>
     </w:pPr>
     <w:rPr>
-      <w:rFonts w:ascii="Times New Roman" w:asciiTheme="majorHAnsi" w:cstheme="majorBidi" w:eastAsia="黑体" w:eastAsiaTheme="majorEastAsia" w:hAnsi="Times New Roman" w:hAnsiTheme="majorHAnsi"/>
+      <w:rFonts w:ascii="Times New Roman" w:asciiTheme="majorHAnsi" w:cstheme="majorBidi" w:eastAsia="黑体" w:hAnsi="Times New Roman" w:hAnsiTheme="majorHAnsi"/>
       <w:b/>
       <w:color w:val="333333"/>
       <w:sz w:val="22"/>
@@ -3812,7 +4131,7 @@
       <w:outlineLvl w:val="5"/>
     </w:pPr>
     <w:rPr>
-      <w:rFonts w:asciiTheme="majorHAnsi" w:cstheme="majorBidi" w:eastAsiaTheme="majorEastAsia" w:hAnsiTheme="majorHAnsi"/>
+      <w:rFonts w:asciiTheme="majorHAnsi" w:cstheme="majorBidi" w:hAnsiTheme="majorHAnsi" w:eastAsia="黑体"/>
       <w:i/>
       <w:iCs/>
       <w:color w:themeColor="accent1" w:themeShade="7F" w:val="243F60"/>
@@ -3835,7 +4154,7 @@
       <w:outlineLvl w:val="6"/>
     </w:pPr>
     <w:rPr>
-      <w:rFonts w:asciiTheme="majorHAnsi" w:cstheme="majorBidi" w:eastAsiaTheme="majorEastAsia" w:hAnsiTheme="majorHAnsi"/>
+      <w:rFonts w:asciiTheme="majorHAnsi" w:cstheme="majorBidi" w:hAnsiTheme="majorHAnsi" w:eastAsia="黑体"/>
       <w:i/>
       <w:iCs/>
       <w:color w:themeColor="text1" w:themeTint="BF" w:val="404040"/>
@@ -3858,7 +4177,7 @@
       <w:outlineLvl w:val="7"/>
     </w:pPr>
     <w:rPr>
-      <w:rFonts w:asciiTheme="majorHAnsi" w:cstheme="majorBidi" w:eastAsiaTheme="majorEastAsia" w:hAnsiTheme="majorHAnsi"/>
+      <w:rFonts w:asciiTheme="majorHAnsi" w:cstheme="majorBidi" w:hAnsiTheme="majorHAnsi" w:eastAsia="黑体"/>
       <w:color w:themeColor="accent1" w:val="4F81BD"/>
       <w:sz w:val="20"/>
       <w:szCs w:val="20"/>
@@ -3881,7 +4200,7 @@
       <w:outlineLvl w:val="8"/>
     </w:pPr>
     <w:rPr>
-      <w:rFonts w:asciiTheme="majorHAnsi" w:cstheme="majorBidi" w:eastAsiaTheme="majorEastAsia" w:hAnsiTheme="majorHAnsi"/>
+      <w:rFonts w:asciiTheme="majorHAnsi" w:cstheme="majorBidi" w:hAnsiTheme="majorHAnsi" w:eastAsia="黑体"/>
       <w:i/>
       <w:iCs/>
       <w:color w:themeColor="text1" w:themeTint="BF" w:val="404040"/>
@@ -3932,7 +4251,7 @@
     <w:uiPriority w:val="9"/>
     <w:rsid w:val="00FC693F"/>
     <w:rPr>
-      <w:rFonts w:asciiTheme="majorHAnsi" w:cstheme="majorBidi" w:eastAsiaTheme="majorEastAsia" w:hAnsiTheme="majorHAnsi"/>
+      <w:rFonts w:asciiTheme="majorHAnsi" w:cstheme="majorBidi" w:hAnsiTheme="majorHAnsi" w:eastAsia="黑体"/>
       <w:b/>
       <w:bCs/>
       <w:color w:themeColor="accent1" w:themeShade="BF" w:val="365F91"/>
@@ -3947,7 +4266,7 @@
     <w:uiPriority w:val="9"/>
     <w:rsid w:val="00FC693F"/>
     <w:rPr>
-      <w:rFonts w:asciiTheme="majorHAnsi" w:cstheme="majorBidi" w:eastAsiaTheme="majorEastAsia" w:hAnsiTheme="majorHAnsi"/>
+      <w:rFonts w:asciiTheme="majorHAnsi" w:cstheme="majorBidi" w:hAnsiTheme="majorHAnsi" w:eastAsia="黑体"/>
       <w:b/>
       <w:bCs/>
       <w:color w:themeColor="accent1" w:val="4F81BD"/>
@@ -3962,7 +4281,7 @@
     <w:uiPriority w:val="9"/>
     <w:rsid w:val="00FC693F"/>
     <w:rPr>
-      <w:rFonts w:asciiTheme="majorHAnsi" w:cstheme="majorBidi" w:eastAsiaTheme="majorEastAsia" w:hAnsiTheme="majorHAnsi"/>
+      <w:rFonts w:asciiTheme="majorHAnsi" w:cstheme="majorBidi" w:hAnsiTheme="majorHAnsi" w:eastAsia="黑体"/>
       <w:b/>
       <w:bCs/>
       <w:color w:themeColor="accent1" w:val="4F81BD"/>
@@ -3985,7 +4304,7 @@
       <w:contextualSpacing/>
     </w:pPr>
     <w:rPr>
-      <w:rFonts w:ascii="Times New Roman" w:asciiTheme="majorHAnsi" w:cstheme="majorBidi" w:eastAsia="黑体" w:eastAsiaTheme="majorEastAsia" w:hAnsi="Times New Roman" w:hAnsiTheme="majorHAnsi"/>
+      <w:rFonts w:ascii="Times New Roman" w:asciiTheme="majorHAnsi" w:cstheme="majorBidi" w:eastAsia="黑体" w:hAnsi="Times New Roman" w:hAnsiTheme="majorHAnsi"/>
       <w:b/>
       <w:color w:val="1F3864"/>
       <w:spacing w:val="5"/>
@@ -4001,7 +4320,7 @@
     <w:uiPriority w:val="10"/>
     <w:rsid w:val="00FC693F"/>
     <w:rPr>
-      <w:rFonts w:asciiTheme="majorHAnsi" w:cstheme="majorBidi" w:eastAsiaTheme="majorEastAsia" w:hAnsiTheme="majorHAnsi"/>
+      <w:rFonts w:asciiTheme="majorHAnsi" w:cstheme="majorBidi" w:hAnsiTheme="majorHAnsi" w:eastAsia="黑体"/>
       <w:color w:themeColor="text2" w:themeShade="BF" w:val="17365D"/>
       <w:spacing w:val="5"/>
       <w:kern w:val="28"/>
@@ -4023,7 +4342,7 @@
       </w:numPr>
     </w:pPr>
     <w:rPr>
-      <w:rFonts w:asciiTheme="majorHAnsi" w:cstheme="majorBidi" w:eastAsiaTheme="majorEastAsia" w:hAnsiTheme="majorHAnsi"/>
+      <w:rFonts w:asciiTheme="majorHAnsi" w:cstheme="majorBidi" w:hAnsiTheme="majorHAnsi" w:eastAsia="黑体"/>
       <w:i/>
       <w:iCs/>
       <w:color w:themeColor="accent1" w:val="4F81BD"/>
@@ -4039,7 +4358,7 @@
     <w:uiPriority w:val="11"/>
     <w:rsid w:val="00FC693F"/>
     <w:rPr>
-      <w:rFonts w:asciiTheme="majorHAnsi" w:cstheme="majorBidi" w:eastAsiaTheme="majorEastAsia" w:hAnsiTheme="majorHAnsi"/>
+      <w:rFonts w:asciiTheme="majorHAnsi" w:cstheme="majorBidi" w:hAnsiTheme="majorHAnsi" w:eastAsia="黑体"/>
       <w:i/>
       <w:iCs/>
       <w:color w:themeColor="accent1" w:val="4F81BD"/>
@@ -4106,6 +4425,7 @@
       <w:spacing w:after="120"/>
     </w:pPr>
     <w:rPr>
+      <w:rFonts w:eastAsia="黑体"/>
       <w:sz w:val="16"/>
       <w:szCs w:val="16"/>
     </w:rPr>
@@ -4117,6 +4437,7 @@
     <w:uiPriority w:val="99"/>
     <w:rsid w:val="00AA1D8D"/>
     <w:rPr>
+      <w:rFonts w:eastAsia="黑体"/>
       <w:sz w:val="16"/>
       <w:szCs w:val="16"/>
     </w:rPr>
@@ -4286,7 +4607,7 @@
       </w:tabs>
     </w:pPr>
     <w:rPr>
-      <w:rFonts w:ascii="Courier" w:hAnsi="Courier"/>
+      <w:rFonts w:ascii="Courier" w:hAnsi="Courier" w:eastAsia="黑体"/>
       <w:sz w:val="20"/>
       <w:szCs w:val="20"/>
     </w:rPr>
@@ -4298,7 +4619,7 @@
     <w:uiPriority w:val="99"/>
     <w:rsid w:val="0029639D"/>
     <w:rPr>
-      <w:rFonts w:ascii="Courier" w:hAnsi="Courier"/>
+      <w:rFonts w:ascii="Courier" w:hAnsi="Courier" w:eastAsia="黑体"/>
       <w:sz w:val="20"/>
       <w:szCs w:val="20"/>
     </w:rPr>
@@ -4334,6 +4655,7 @@
     <w:uiPriority w:val="29"/>
     <w:rsid w:val="00FC693F"/>
     <w:rPr>
+      <w:rFonts w:eastAsia="黑体"/>
       <w:i/>
       <w:iCs/>
       <w:color w:themeColor="text1" w:val="000000"/>
@@ -4347,7 +4669,7 @@
     <w:semiHidden/>
     <w:rsid w:val="00FC693F"/>
     <w:rPr>
-      <w:rFonts w:asciiTheme="majorHAnsi" w:cstheme="majorBidi" w:eastAsiaTheme="majorEastAsia" w:hAnsiTheme="majorHAnsi"/>
+      <w:rFonts w:asciiTheme="majorHAnsi" w:cstheme="majorBidi" w:hAnsiTheme="majorHAnsi" w:eastAsia="黑体"/>
       <w:b/>
       <w:bCs/>
       <w:i/>
@@ -4363,7 +4685,7 @@
     <w:semiHidden/>
     <w:rsid w:val="00FC693F"/>
     <w:rPr>
-      <w:rFonts w:asciiTheme="majorHAnsi" w:cstheme="majorBidi" w:eastAsiaTheme="majorEastAsia" w:hAnsiTheme="majorHAnsi"/>
+      <w:rFonts w:asciiTheme="majorHAnsi" w:cstheme="majorBidi" w:hAnsiTheme="majorHAnsi" w:eastAsia="黑体"/>
       <w:color w:themeColor="accent1" w:themeShade="7F" w:val="243F60"/>
     </w:rPr>
   </w:style>
@@ -4375,7 +4697,7 @@
     <w:semiHidden/>
     <w:rsid w:val="00FC693F"/>
     <w:rPr>
-      <w:rFonts w:asciiTheme="majorHAnsi" w:cstheme="majorBidi" w:eastAsiaTheme="majorEastAsia" w:hAnsiTheme="majorHAnsi"/>
+      <w:rFonts w:asciiTheme="majorHAnsi" w:cstheme="majorBidi" w:hAnsiTheme="majorHAnsi" w:eastAsia="黑体"/>
       <w:i/>
       <w:iCs/>
       <w:color w:themeColor="accent1" w:themeShade="7F" w:val="243F60"/>
@@ -4389,7 +4711,7 @@
     <w:semiHidden/>
     <w:rsid w:val="00FC693F"/>
     <w:rPr>
-      <w:rFonts w:asciiTheme="majorHAnsi" w:cstheme="majorBidi" w:eastAsiaTheme="majorEastAsia" w:hAnsiTheme="majorHAnsi"/>
+      <w:rFonts w:asciiTheme="majorHAnsi" w:cstheme="majorBidi" w:hAnsiTheme="majorHAnsi" w:eastAsia="黑体"/>
       <w:i/>
       <w:iCs/>
       <w:color w:themeColor="text1" w:themeTint="BF" w:val="404040"/>
@@ -4403,7 +4725,7 @@
     <w:semiHidden/>
     <w:rsid w:val="00FC693F"/>
     <w:rPr>
-      <w:rFonts w:asciiTheme="majorHAnsi" w:cstheme="majorBidi" w:eastAsiaTheme="majorEastAsia" w:hAnsiTheme="majorHAnsi"/>
+      <w:rFonts w:asciiTheme="majorHAnsi" w:cstheme="majorBidi" w:hAnsiTheme="majorHAnsi" w:eastAsia="黑体"/>
       <w:color w:themeColor="accent1" w:val="4F81BD"/>
       <w:sz w:val="20"/>
       <w:szCs w:val="20"/>
@@ -4417,7 +4739,7 @@
     <w:semiHidden/>
     <w:rsid w:val="00FC693F"/>
     <w:rPr>
-      <w:rFonts w:asciiTheme="majorHAnsi" w:cstheme="majorBidi" w:eastAsiaTheme="majorEastAsia" w:hAnsiTheme="majorHAnsi"/>
+      <w:rFonts w:asciiTheme="majorHAnsi" w:cstheme="majorBidi" w:hAnsiTheme="majorHAnsi" w:eastAsia="黑体"/>
       <w:i/>
       <w:iCs/>
       <w:color w:themeColor="text1" w:themeTint="BF" w:val="404040"/>
@@ -4438,6 +4760,7 @@
       <w:spacing w:line="240" w:lineRule="auto"/>
     </w:pPr>
     <w:rPr>
+      <w:rFonts w:eastAsia="黑体"/>
       <w:b/>
       <w:bCs/>
       <w:color w:themeColor="accent1" w:val="4F81BD"/>
@@ -4452,6 +4775,7 @@
     <w:qFormat/>
     <w:rsid w:val="00FC693F"/>
     <w:rPr>
+      <w:rFonts w:eastAsia="黑体"/>
       <w:b/>
       <w:bCs/>
     </w:rPr>
@@ -4463,6 +4787,7 @@
     <w:qFormat/>
     <w:rsid w:val="00FC693F"/>
     <w:rPr>
+      <w:rFonts w:eastAsia="黑体"/>
       <w:i/>
       <w:iCs/>
     </w:rPr>
@@ -4483,6 +4808,7 @@
       <w:ind w:left="936" w:right="936"/>
     </w:pPr>
     <w:rPr>
+      <w:rFonts w:eastAsia="黑体"/>
       <w:b/>
       <w:bCs/>
       <w:i/>
@@ -4497,6 +4823,7 @@
     <w:uiPriority w:val="30"/>
     <w:rsid w:val="00FC693F"/>
     <w:rPr>
+      <w:rFonts w:eastAsia="黑体"/>
       <w:b/>
       <w:bCs/>
       <w:i/>
@@ -4511,6 +4838,7 @@
     <w:qFormat/>
     <w:rsid w:val="00FC693F"/>
     <w:rPr>
+      <w:rFonts w:eastAsia="黑体"/>
       <w:i/>
       <w:iCs/>
       <w:color w:themeColor="text1" w:themeTint="7F" w:val="808080"/>
@@ -4523,6 +4851,7 @@
     <w:qFormat/>
     <w:rsid w:val="00FC693F"/>
     <w:rPr>
+      <w:rFonts w:eastAsia="黑体"/>
       <w:b/>
       <w:bCs/>
       <w:i/>
@@ -4537,6 +4866,7 @@
     <w:qFormat/>
     <w:rsid w:val="00FC693F"/>
     <w:rPr>
+      <w:rFonts w:eastAsia="黑体"/>
       <w:smallCaps/>
       <w:color w:themeColor="accent2" w:val="C0504D"/>
       <w:u w:val="single"/>
@@ -4549,6 +4879,7 @@
     <w:qFormat/>
     <w:rsid w:val="00FC693F"/>
     <w:rPr>
+      <w:rFonts w:eastAsia="黑体"/>
       <w:b/>
       <w:bCs/>
       <w:smallCaps/>
@@ -4564,6 +4895,7 @@
     <w:qFormat/>
     <w:rsid w:val="00FC693F"/>
     <w:rPr>
+      <w:rFonts w:eastAsia="黑体"/>
       <w:b/>
       <w:bCs/>
       <w:smallCaps/>
@@ -4618,6 +4950,7 @@
       <w:spacing w:after="0" w:line="240" w:lineRule="auto"/>
     </w:pPr>
     <w:rPr>
+      <w:rFonts w:eastAsia="黑体"/>
       <w:color w:themeColor="text1" w:themeShade="BF" w:val="000000"/>
     </w:rPr>
     <w:tblPr>
@@ -4640,6 +4973,7 @@
         <w:spacing w:after="0" w:before="0" w:line="240" w:lineRule="auto"/>
       </w:pPr>
       <w:rPr>
+        <w:rFonts w:eastAsia="黑体"/>
         <w:b/>
         <w:bCs/>
       </w:rPr>
@@ -4660,6 +4994,7 @@
         <w:spacing w:after="0" w:before="0" w:line="240" w:lineRule="auto"/>
       </w:pPr>
       <w:rPr>
+        <w:rFonts w:eastAsia="黑体"/>
         <w:b/>
         <w:bCs/>
       </w:rPr>
@@ -4677,12 +5012,14 @@
     </w:tblStylePr>
     <w:tblStylePr w:type="firstCol">
       <w:rPr>
+        <w:rFonts w:eastAsia="黑体"/>
         <w:b/>
         <w:bCs/>
       </w:rPr>
     </w:tblStylePr>
     <w:tblStylePr w:type="lastCol">
       <w:rPr>
+        <w:rFonts w:eastAsia="黑体"/>
         <w:b/>
         <w:bCs/>
       </w:rPr>
@@ -4721,6 +5058,7 @@
       <w:spacing w:after="0" w:line="240" w:lineRule="auto"/>
     </w:pPr>
     <w:rPr>
+      <w:rFonts w:eastAsia="黑体"/>
       <w:color w:themeColor="accent1" w:themeShade="BF" w:val="365F91"/>
     </w:rPr>
     <w:tblPr>
@@ -4743,6 +5081,7 @@
         <w:spacing w:after="0" w:before="0" w:line="240" w:lineRule="auto"/>
       </w:pPr>
       <w:rPr>
+        <w:rFonts w:eastAsia="黑体"/>
         <w:b/>
         <w:bCs/>
       </w:rPr>
@@ -4763,6 +5102,7 @@
         <w:spacing w:after="0" w:before="0" w:line="240" w:lineRule="auto"/>
       </w:pPr>
       <w:rPr>
+        <w:rFonts w:eastAsia="黑体"/>
         <w:b/>
         <w:bCs/>
       </w:rPr>
@@ -4780,12 +5120,14 @@
     </w:tblStylePr>
     <w:tblStylePr w:type="firstCol">
       <w:rPr>
+        <w:rFonts w:eastAsia="黑体"/>
         <w:b/>
         <w:bCs/>
       </w:rPr>
     </w:tblStylePr>
     <w:tblStylePr w:type="lastCol">
       <w:rPr>
+        <w:rFonts w:eastAsia="黑体"/>
         <w:b/>
         <w:bCs/>
       </w:rPr>
@@ -4824,6 +5166,7 @@
       <w:spacing w:after="0" w:line="240" w:lineRule="auto"/>
     </w:pPr>
     <w:rPr>
+      <w:rFonts w:eastAsia="黑体"/>
       <w:color w:themeColor="accent2" w:themeShade="BF" w:val="943634"/>
     </w:rPr>
     <w:tblPr>
@@ -4846,6 +5189,7 @@
         <w:spacing w:after="0" w:before="0" w:line="240" w:lineRule="auto"/>
       </w:pPr>
       <w:rPr>
+        <w:rFonts w:eastAsia="黑体"/>
         <w:b/>
         <w:bCs/>
       </w:rPr>
@@ -4866,6 +5210,7 @@
         <w:spacing w:after="0" w:before="0" w:line="240" w:lineRule="auto"/>
       </w:pPr>
       <w:rPr>
+        <w:rFonts w:eastAsia="黑体"/>
         <w:b/>
         <w:bCs/>
       </w:rPr>
@@ -4883,12 +5228,14 @@
     </w:tblStylePr>
     <w:tblStylePr w:type="firstCol">
       <w:rPr>
+        <w:rFonts w:eastAsia="黑体"/>
         <w:b/>
         <w:bCs/>
       </w:rPr>
     </w:tblStylePr>
     <w:tblStylePr w:type="lastCol">
       <w:rPr>
+        <w:rFonts w:eastAsia="黑体"/>
         <w:b/>
         <w:bCs/>
       </w:rPr>
@@ -4927,6 +5274,7 @@
       <w:spacing w:after="0" w:line="240" w:lineRule="auto"/>
     </w:pPr>
     <w:rPr>
+      <w:rFonts w:eastAsia="黑体"/>
       <w:color w:themeColor="accent3" w:themeShade="BF" w:val="76923C"/>
     </w:rPr>
     <w:tblPr>
@@ -4949,6 +5297,7 @@
         <w:spacing w:after="0" w:before="0" w:line="240" w:lineRule="auto"/>
       </w:pPr>
       <w:rPr>
+        <w:rFonts w:eastAsia="黑体"/>
         <w:b/>
         <w:bCs/>
       </w:rPr>
@@ -4969,6 +5318,7 @@
         <w:spacing w:after="0" w:before="0" w:line="240" w:lineRule="auto"/>
       </w:pPr>
       <w:rPr>
+        <w:rFonts w:eastAsia="黑体"/>
         <w:b/>
         <w:bCs/>
       </w:rPr>
@@ -4986,12 +5336,14 @@
     </w:tblStylePr>
     <w:tblStylePr w:type="firstCol">
       <w:rPr>
+        <w:rFonts w:eastAsia="黑体"/>
         <w:b/>
         <w:bCs/>
       </w:rPr>
     </w:tblStylePr>
     <w:tblStylePr w:type="lastCol">
       <w:rPr>
+        <w:rFonts w:eastAsia="黑体"/>
         <w:b/>
         <w:bCs/>
       </w:rPr>
@@ -5030,6 +5382,7 @@
       <w:spacing w:after="0" w:line="240" w:lineRule="auto"/>
     </w:pPr>
     <w:rPr>
+      <w:rFonts w:eastAsia="黑体"/>
       <w:color w:themeColor="accent4" w:themeShade="BF" w:val="5F497A"/>
     </w:rPr>
     <w:tblPr>
@@ -5052,6 +5405,7 @@
         <w:spacing w:after="0" w:before="0" w:line="240" w:lineRule="auto"/>
       </w:pPr>
       <w:rPr>
+        <w:rFonts w:eastAsia="黑体"/>
         <w:b/>
         <w:bCs/>
       </w:rPr>
@@ -5072,6 +5426,7 @@
         <w:spacing w:after="0" w:before="0" w:line="240" w:lineRule="auto"/>
       </w:pPr>
       <w:rPr>
+        <w:rFonts w:eastAsia="黑体"/>
         <w:b/>
         <w:bCs/>
       </w:rPr>
@@ -5089,12 +5444,14 @@
     </w:tblStylePr>
     <w:tblStylePr w:type="firstCol">
       <w:rPr>
+        <w:rFonts w:eastAsia="黑体"/>
         <w:b/>
         <w:bCs/>
       </w:rPr>
     </w:tblStylePr>
     <w:tblStylePr w:type="lastCol">
       <w:rPr>
+        <w:rFonts w:eastAsia="黑体"/>
         <w:b/>
         <w:bCs/>
       </w:rPr>
@@ -5133,6 +5490,7 @@
       <w:spacing w:after="0" w:line="240" w:lineRule="auto"/>
     </w:pPr>
     <w:rPr>
+      <w:rFonts w:eastAsia="黑体"/>
       <w:color w:themeColor="accent5" w:themeShade="BF" w:val="31849B"/>
     </w:rPr>
     <w:tblPr>
@@ -5155,6 +5513,7 @@
         <w:spacing w:after="0" w:before="0" w:line="240" w:lineRule="auto"/>
       </w:pPr>
       <w:rPr>
+        <w:rFonts w:eastAsia="黑体"/>
         <w:b/>
         <w:bCs/>
       </w:rPr>
@@ -5175,6 +5534,7 @@
         <w:spacing w:after="0" w:before="0" w:line="240" w:lineRule="auto"/>
       </w:pPr>
       <w:rPr>
+        <w:rFonts w:eastAsia="黑体"/>
         <w:b/>
         <w:bCs/>
       </w:rPr>
@@ -5192,12 +5552,14 @@
     </w:tblStylePr>
     <w:tblStylePr w:type="firstCol">
       <w:rPr>
+        <w:rFonts w:eastAsia="黑体"/>
         <w:b/>
         <w:bCs/>
       </w:rPr>
     </w:tblStylePr>
     <w:tblStylePr w:type="lastCol">
       <w:rPr>
+        <w:rFonts w:eastAsia="黑体"/>
         <w:b/>
         <w:bCs/>
       </w:rPr>
@@ -5236,6 +5598,7 @@
       <w:spacing w:after="0" w:line="240" w:lineRule="auto"/>
     </w:pPr>
     <w:rPr>
+      <w:rFonts w:eastAsia="黑体"/>
       <w:color w:themeColor="accent6" w:themeShade="BF" w:val="E36C0A"/>
     </w:rPr>
     <w:tblPr>
@@ -5258,6 +5621,7 @@
         <w:spacing w:after="0" w:before="0" w:line="240" w:lineRule="auto"/>
       </w:pPr>
       <w:rPr>
+        <w:rFonts w:eastAsia="黑体"/>
         <w:b/>
         <w:bCs/>
       </w:rPr>
@@ -5278,6 +5642,7 @@
         <w:spacing w:after="0" w:before="0" w:line="240" w:lineRule="auto"/>
       </w:pPr>
       <w:rPr>
+        <w:rFonts w:eastAsia="黑体"/>
         <w:b/>
         <w:bCs/>
       </w:rPr>
@@ -5295,12 +5660,14 @@
     </w:tblStylePr>
     <w:tblStylePr w:type="firstCol">
       <w:rPr>
+        <w:rFonts w:eastAsia="黑体"/>
         <w:b/>
         <w:bCs/>
       </w:rPr>
     </w:tblStylePr>
     <w:tblStylePr w:type="lastCol">
       <w:rPr>
+        <w:rFonts w:eastAsia="黑体"/>
         <w:b/>
         <w:bCs/>
       </w:rPr>
@@ -5360,6 +5727,7 @@
         <w:spacing w:after="0" w:before="0" w:line="240" w:lineRule="auto"/>
       </w:pPr>
       <w:rPr>
+        <w:rFonts w:eastAsia="黑体"/>
         <w:b/>
         <w:bCs/>
         <w:color w:themeColor="background1" w:val="FFFFFF"/>
@@ -5374,6 +5742,7 @@
         <w:spacing w:after="0" w:before="0" w:line="240" w:lineRule="auto"/>
       </w:pPr>
       <w:rPr>
+        <w:rFonts w:eastAsia="黑体"/>
         <w:b/>
         <w:bCs/>
       </w:rPr>
@@ -5389,12 +5758,14 @@
     </w:tblStylePr>
     <w:tblStylePr w:type="firstCol">
       <w:rPr>
+        <w:rFonts w:eastAsia="黑体"/>
         <w:b/>
         <w:bCs/>
       </w:rPr>
     </w:tblStylePr>
     <w:tblStylePr w:type="lastCol">
       <w:rPr>
+        <w:rFonts w:eastAsia="黑体"/>
         <w:b/>
         <w:bCs/>
       </w:rPr>
@@ -5452,6 +5823,7 @@
         <w:spacing w:after="0" w:before="0" w:line="240" w:lineRule="auto"/>
       </w:pPr>
       <w:rPr>
+        <w:rFonts w:eastAsia="黑体"/>
         <w:b/>
         <w:bCs/>
         <w:color w:themeColor="background1" w:val="FFFFFF"/>
@@ -5466,6 +5838,7 @@
         <w:spacing w:after="0" w:before="0" w:line="240" w:lineRule="auto"/>
       </w:pPr>
       <w:rPr>
+        <w:rFonts w:eastAsia="黑体"/>
         <w:b/>
         <w:bCs/>
       </w:rPr>
@@ -5481,12 +5854,14 @@
     </w:tblStylePr>
     <w:tblStylePr w:type="firstCol">
       <w:rPr>
+        <w:rFonts w:eastAsia="黑体"/>
         <w:b/>
         <w:bCs/>
       </w:rPr>
     </w:tblStylePr>
     <w:tblStylePr w:type="lastCol">
       <w:rPr>
+        <w:rFonts w:eastAsia="黑体"/>
         <w:b/>
         <w:bCs/>
       </w:rPr>
@@ -5544,6 +5919,7 @@
         <w:spacing w:after="0" w:before="0" w:line="240" w:lineRule="auto"/>
       </w:pPr>
       <w:rPr>
+        <w:rFonts w:eastAsia="黑体"/>
         <w:b/>
         <w:bCs/>
         <w:color w:themeColor="background1" w:val="FFFFFF"/>
@@ -5558,6 +5934,7 @@
         <w:spacing w:after="0" w:before="0" w:line="240" w:lineRule="auto"/>
       </w:pPr>
       <w:rPr>
+        <w:rFonts w:eastAsia="黑体"/>
         <w:b/>
         <w:bCs/>
       </w:rPr>
@@ -5573,12 +5950,14 @@
     </w:tblStylePr>
     <w:tblStylePr w:type="firstCol">
       <w:rPr>
+        <w:rFonts w:eastAsia="黑体"/>
         <w:b/>
         <w:bCs/>
       </w:rPr>
     </w:tblStylePr>
     <w:tblStylePr w:type="lastCol">
       <w:rPr>
+        <w:rFonts w:eastAsia="黑体"/>
         <w:b/>
         <w:bCs/>
       </w:rPr>
@@ -5636,6 +6015,7 @@
         <w:spacing w:after="0" w:before="0" w:line="240" w:lineRule="auto"/>
       </w:pPr>
       <w:rPr>
+        <w:rFonts w:eastAsia="黑体"/>
         <w:b/>
         <w:bCs/>
         <w:color w:themeColor="background1" w:val="FFFFFF"/>
@@ -5650,6 +6030,7 @@
         <w:spacing w:after="0" w:before="0" w:line="240" w:lineRule="auto"/>
       </w:pPr>
       <w:rPr>
+        <w:rFonts w:eastAsia="黑体"/>
         <w:b/>
         <w:bCs/>
       </w:rPr>
@@ -5665,12 +6046,14 @@
     </w:tblStylePr>
     <w:tblStylePr w:type="firstCol">
       <w:rPr>
+        <w:rFonts w:eastAsia="黑体"/>
         <w:b/>
         <w:bCs/>
       </w:rPr>
     </w:tblStylePr>
     <w:tblStylePr w:type="lastCol">
       <w:rPr>
+        <w:rFonts w:eastAsia="黑体"/>
         <w:b/>
         <w:bCs/>
       </w:rPr>
@@ -5728,6 +6111,7 @@
         <w:spacing w:after="0" w:before="0" w:line="240" w:lineRule="auto"/>
       </w:pPr>
       <w:rPr>
+        <w:rFonts w:eastAsia="黑体"/>
         <w:b/>
         <w:bCs/>
         <w:color w:themeColor="background1" w:val="FFFFFF"/>
@@ -5742,6 +6126,7 @@
         <w:spacing w:after="0" w:before="0" w:line="240" w:lineRule="auto"/>
       </w:pPr>
       <w:rPr>
+        <w:rFonts w:eastAsia="黑体"/>
         <w:b/>
         <w:bCs/>
       </w:rPr>
@@ -5757,12 +6142,14 @@
     </w:tblStylePr>
     <w:tblStylePr w:type="firstCol">
       <w:rPr>
+        <w:rFonts w:eastAsia="黑体"/>
         <w:b/>
         <w:bCs/>
       </w:rPr>
     </w:tblStylePr>
     <w:tblStylePr w:type="lastCol">
       <w:rPr>
+        <w:rFonts w:eastAsia="黑体"/>
         <w:b/>
         <w:bCs/>
       </w:rPr>
@@ -5820,6 +6207,7 @@
         <w:spacing w:after="0" w:before="0" w:line="240" w:lineRule="auto"/>
       </w:pPr>
       <w:rPr>
+        <w:rFonts w:eastAsia="黑体"/>
         <w:b/>
         <w:bCs/>
         <w:color w:themeColor="background1" w:val="FFFFFF"/>
@@ -5834,6 +6222,7 @@
         <w:spacing w:after="0" w:before="0" w:line="240" w:lineRule="auto"/>
       </w:pPr>
       <w:rPr>
+        <w:rFonts w:eastAsia="黑体"/>
         <w:b/>
         <w:bCs/>
       </w:rPr>
@@ -5849,12 +6238,14 @@
     </w:tblStylePr>
     <w:tblStylePr w:type="firstCol">
       <w:rPr>
+        <w:rFonts w:eastAsia="黑体"/>
         <w:b/>
         <w:bCs/>
       </w:rPr>
     </w:tblStylePr>
     <w:tblStylePr w:type="lastCol">
       <w:rPr>
+        <w:rFonts w:eastAsia="黑体"/>
         <w:b/>
         <w:bCs/>
       </w:rPr>
@@ -5912,6 +6303,7 @@
         <w:spacing w:after="0" w:before="0" w:line="240" w:lineRule="auto"/>
       </w:pPr>
       <w:rPr>
+        <w:rFonts w:eastAsia="黑体"/>
         <w:b/>
         <w:bCs/>
         <w:color w:themeColor="background1" w:val="FFFFFF"/>
@@ -5926,6 +6318,7 @@
         <w:spacing w:after="0" w:before="0" w:line="240" w:lineRule="auto"/>
       </w:pPr>
       <w:rPr>
+        <w:rFonts w:eastAsia="黑体"/>
         <w:b/>
         <w:bCs/>
       </w:rPr>
@@ -5941,12 +6334,14 @@
     </w:tblStylePr>
     <w:tblStylePr w:type="firstCol">
       <w:rPr>
+        <w:rFonts w:eastAsia="黑体"/>
         <w:b/>
         <w:bCs/>
       </w:rPr>
     </w:tblStylePr>
     <w:tblStylePr w:type="lastCol">
       <w:rPr>
+        <w:rFonts w:eastAsia="黑体"/>
         <w:b/>
         <w:bCs/>
       </w:rPr>
@@ -6006,7 +6401,7 @@
         <w:spacing w:after="0" w:before="0" w:line="240" w:lineRule="auto"/>
       </w:pPr>
       <w:rPr>
-        <w:rFonts w:asciiTheme="majorHAnsi" w:cstheme="majorBidi" w:eastAsiaTheme="majorEastAsia" w:hAnsiTheme="majorHAnsi"/>
+        <w:rFonts w:asciiTheme="majorHAnsi" w:cstheme="majorBidi" w:hAnsiTheme="majorHAnsi" w:eastAsia="黑体"/>
         <w:b/>
         <w:bCs/>
       </w:rPr>
@@ -6027,7 +6422,7 @@
         <w:spacing w:after="0" w:before="0" w:line="240" w:lineRule="auto"/>
       </w:pPr>
       <w:rPr>
-        <w:rFonts w:asciiTheme="majorHAnsi" w:cstheme="majorBidi" w:eastAsiaTheme="majorEastAsia" w:hAnsiTheme="majorHAnsi"/>
+        <w:rFonts w:asciiTheme="majorHAnsi" w:cstheme="majorBidi" w:hAnsiTheme="majorHAnsi" w:eastAsia="黑体"/>
         <w:b/>
         <w:bCs/>
       </w:rPr>
@@ -6045,14 +6440,14 @@
     </w:tblStylePr>
     <w:tblStylePr w:type="firstCol">
       <w:rPr>
-        <w:rFonts w:asciiTheme="majorHAnsi" w:cstheme="majorBidi" w:eastAsiaTheme="majorEastAsia" w:hAnsiTheme="majorHAnsi"/>
+        <w:rFonts w:asciiTheme="majorHAnsi" w:cstheme="majorBidi" w:hAnsiTheme="majorHAnsi" w:eastAsia="黑体"/>
         <w:b/>
         <w:bCs/>
       </w:rPr>
     </w:tblStylePr>
     <w:tblStylePr w:type="lastCol">
       <w:rPr>
-        <w:rFonts w:asciiTheme="majorHAnsi" w:cstheme="majorBidi" w:eastAsiaTheme="majorEastAsia" w:hAnsiTheme="majorHAnsi"/>
+        <w:rFonts w:asciiTheme="majorHAnsi" w:cstheme="majorBidi" w:hAnsiTheme="majorHAnsi" w:eastAsia="黑体"/>
         <w:b/>
         <w:bCs/>
       </w:rPr>
@@ -6136,7 +6531,7 @@
         <w:spacing w:after="0" w:before="0" w:line="240" w:lineRule="auto"/>
       </w:pPr>
       <w:rPr>
-        <w:rFonts w:asciiTheme="majorHAnsi" w:cstheme="majorBidi" w:eastAsiaTheme="majorEastAsia" w:hAnsiTheme="majorHAnsi"/>
+        <w:rFonts w:asciiTheme="majorHAnsi" w:cstheme="majorBidi" w:hAnsiTheme="majorHAnsi" w:eastAsia="黑体"/>
         <w:b/>
         <w:bCs/>
       </w:rPr>
@@ -6157,7 +6552,7 @@
         <w:spacing w:after="0" w:before="0" w:line="240" w:lineRule="auto"/>
       </w:pPr>
       <w:rPr>
-        <w:rFonts w:asciiTheme="majorHAnsi" w:cstheme="majorBidi" w:eastAsiaTheme="majorEastAsia" w:hAnsiTheme="majorHAnsi"/>
+        <w:rFonts w:asciiTheme="majorHAnsi" w:cstheme="majorBidi" w:hAnsiTheme="majorHAnsi" w:eastAsia="黑体"/>
         <w:b/>
         <w:bCs/>
       </w:rPr>
@@ -6175,14 +6570,14 @@
     </w:tblStylePr>
     <w:tblStylePr w:type="firstCol">
       <w:rPr>
-        <w:rFonts w:asciiTheme="majorHAnsi" w:cstheme="majorBidi" w:eastAsiaTheme="majorEastAsia" w:hAnsiTheme="majorHAnsi"/>
+        <w:rFonts w:asciiTheme="majorHAnsi" w:cstheme="majorBidi" w:hAnsiTheme="majorHAnsi" w:eastAsia="黑体"/>
         <w:b/>
         <w:bCs/>
       </w:rPr>
     </w:tblStylePr>
     <w:tblStylePr w:type="lastCol">
       <w:rPr>
-        <w:rFonts w:asciiTheme="majorHAnsi" w:cstheme="majorBidi" w:eastAsiaTheme="majorEastAsia" w:hAnsiTheme="majorHAnsi"/>
+        <w:rFonts w:asciiTheme="majorHAnsi" w:cstheme="majorBidi" w:hAnsiTheme="majorHAnsi" w:eastAsia="黑体"/>
         <w:b/>
         <w:bCs/>
       </w:rPr>
@@ -6266,7 +6661,7 @@
         <w:spacing w:after="0" w:before="0" w:line="240" w:lineRule="auto"/>
       </w:pPr>
       <w:rPr>
-        <w:rFonts w:asciiTheme="majorHAnsi" w:cstheme="majorBidi" w:eastAsiaTheme="majorEastAsia" w:hAnsiTheme="majorHAnsi"/>
+        <w:rFonts w:asciiTheme="majorHAnsi" w:cstheme="majorBidi" w:hAnsiTheme="majorHAnsi" w:eastAsia="黑体"/>
         <w:b/>
         <w:bCs/>
       </w:rPr>
@@ -6287,7 +6682,7 @@
         <w:spacing w:after="0" w:before="0" w:line="240" w:lineRule="auto"/>
       </w:pPr>
       <w:rPr>
-        <w:rFonts w:asciiTheme="majorHAnsi" w:cstheme="majorBidi" w:eastAsiaTheme="majorEastAsia" w:hAnsiTheme="majorHAnsi"/>
+        <w:rFonts w:asciiTheme="majorHAnsi" w:cstheme="majorBidi" w:hAnsiTheme="majorHAnsi" w:eastAsia="黑体"/>
         <w:b/>
         <w:bCs/>
       </w:rPr>
@@ -6305,14 +6700,14 @@
     </w:tblStylePr>
     <w:tblStylePr w:type="firstCol">
       <w:rPr>
-        <w:rFonts w:asciiTheme="majorHAnsi" w:cstheme="majorBidi" w:eastAsiaTheme="majorEastAsia" w:hAnsiTheme="majorHAnsi"/>
+        <w:rFonts w:asciiTheme="majorHAnsi" w:cstheme="majorBidi" w:hAnsiTheme="majorHAnsi" w:eastAsia="黑体"/>
         <w:b/>
         <w:bCs/>
       </w:rPr>
     </w:tblStylePr>
     <w:tblStylePr w:type="lastCol">
       <w:rPr>
-        <w:rFonts w:asciiTheme="majorHAnsi" w:cstheme="majorBidi" w:eastAsiaTheme="majorEastAsia" w:hAnsiTheme="majorHAnsi"/>
+        <w:rFonts w:asciiTheme="majorHAnsi" w:cstheme="majorBidi" w:hAnsiTheme="majorHAnsi" w:eastAsia="黑体"/>
         <w:b/>
         <w:bCs/>
       </w:rPr>
@@ -6396,7 +6791,7 @@
         <w:spacing w:after="0" w:before="0" w:line="240" w:lineRule="auto"/>
       </w:pPr>
       <w:rPr>
-        <w:rFonts w:asciiTheme="majorHAnsi" w:cstheme="majorBidi" w:eastAsiaTheme="majorEastAsia" w:hAnsiTheme="majorHAnsi"/>
+        <w:rFonts w:asciiTheme="majorHAnsi" w:cstheme="majorBidi" w:hAnsiTheme="majorHAnsi" w:eastAsia="黑体"/>
         <w:b/>
         <w:bCs/>
       </w:rPr>
@@ -6417,7 +6812,7 @@
         <w:spacing w:after="0" w:before="0" w:line="240" w:lineRule="auto"/>
       </w:pPr>
       <w:rPr>
-        <w:rFonts w:asciiTheme="majorHAnsi" w:cstheme="majorBidi" w:eastAsiaTheme="majorEastAsia" w:hAnsiTheme="majorHAnsi"/>
+        <w:rFonts w:asciiTheme="majorHAnsi" w:cstheme="majorBidi" w:hAnsiTheme="majorHAnsi" w:eastAsia="黑体"/>
         <w:b/>
         <w:bCs/>
       </w:rPr>
@@ -6435,14 +6830,14 @@
     </w:tblStylePr>
     <w:tblStylePr w:type="firstCol">
       <w:rPr>
-        <w:rFonts w:asciiTheme="majorHAnsi" w:cstheme="majorBidi" w:eastAsiaTheme="majorEastAsia" w:hAnsiTheme="majorHAnsi"/>
+        <w:rFonts w:asciiTheme="majorHAnsi" w:cstheme="majorBidi" w:hAnsiTheme="majorHAnsi" w:eastAsia="黑体"/>
         <w:b/>
         <w:bCs/>
       </w:rPr>
     </w:tblStylePr>
     <w:tblStylePr w:type="lastCol">
       <w:rPr>
-        <w:rFonts w:asciiTheme="majorHAnsi" w:cstheme="majorBidi" w:eastAsiaTheme="majorEastAsia" w:hAnsiTheme="majorHAnsi"/>
+        <w:rFonts w:asciiTheme="majorHAnsi" w:cstheme="majorBidi" w:hAnsiTheme="majorHAnsi" w:eastAsia="黑体"/>
         <w:b/>
         <w:bCs/>
       </w:rPr>
@@ -6526,7 +6921,7 @@
         <w:spacing w:after="0" w:before="0" w:line="240" w:lineRule="auto"/>
       </w:pPr>
       <w:rPr>
-        <w:rFonts w:asciiTheme="majorHAnsi" w:cstheme="majorBidi" w:eastAsiaTheme="majorEastAsia" w:hAnsiTheme="majorHAnsi"/>
+        <w:rFonts w:asciiTheme="majorHAnsi" w:cstheme="majorBidi" w:hAnsiTheme="majorHAnsi" w:eastAsia="黑体"/>
         <w:b/>
         <w:bCs/>
       </w:rPr>
@@ -6547,7 +6942,7 @@
         <w:spacing w:after="0" w:before="0" w:line="240" w:lineRule="auto"/>
       </w:pPr>
       <w:rPr>
-        <w:rFonts w:asciiTheme="majorHAnsi" w:cstheme="majorBidi" w:eastAsiaTheme="majorEastAsia" w:hAnsiTheme="majorHAnsi"/>
+        <w:rFonts w:asciiTheme="majorHAnsi" w:cstheme="majorBidi" w:hAnsiTheme="majorHAnsi" w:eastAsia="黑体"/>
         <w:b/>
         <w:bCs/>
       </w:rPr>
@@ -6565,14 +6960,14 @@
     </w:tblStylePr>
     <w:tblStylePr w:type="firstCol">
       <w:rPr>
-        <w:rFonts w:asciiTheme="majorHAnsi" w:cstheme="majorBidi" w:eastAsiaTheme="majorEastAsia" w:hAnsiTheme="majorHAnsi"/>
+        <w:rFonts w:asciiTheme="majorHAnsi" w:cstheme="majorBidi" w:hAnsiTheme="majorHAnsi" w:eastAsia="黑体"/>
         <w:b/>
         <w:bCs/>
       </w:rPr>
     </w:tblStylePr>
     <w:tblStylePr w:type="lastCol">
       <w:rPr>
-        <w:rFonts w:asciiTheme="majorHAnsi" w:cstheme="majorBidi" w:eastAsiaTheme="majorEastAsia" w:hAnsiTheme="majorHAnsi"/>
+        <w:rFonts w:asciiTheme="majorHAnsi" w:cstheme="majorBidi" w:hAnsiTheme="majorHAnsi" w:eastAsia="黑体"/>
         <w:b/>
         <w:bCs/>
       </w:rPr>
@@ -6656,7 +7051,7 @@
         <w:spacing w:after="0" w:before="0" w:line="240" w:lineRule="auto"/>
       </w:pPr>
       <w:rPr>
-        <w:rFonts w:asciiTheme="majorHAnsi" w:cstheme="majorBidi" w:eastAsiaTheme="majorEastAsia" w:hAnsiTheme="majorHAnsi"/>
+        <w:rFonts w:asciiTheme="majorHAnsi" w:cstheme="majorBidi" w:hAnsiTheme="majorHAnsi" w:eastAsia="黑体"/>
         <w:b/>
         <w:bCs/>
       </w:rPr>
@@ -6677,7 +7072,7 @@
         <w:spacing w:after="0" w:before="0" w:line="240" w:lineRule="auto"/>
       </w:pPr>
       <w:rPr>
-        <w:rFonts w:asciiTheme="majorHAnsi" w:cstheme="majorBidi" w:eastAsiaTheme="majorEastAsia" w:hAnsiTheme="majorHAnsi"/>
+        <w:rFonts w:asciiTheme="majorHAnsi" w:cstheme="majorBidi" w:hAnsiTheme="majorHAnsi" w:eastAsia="黑体"/>
         <w:b/>
         <w:bCs/>
       </w:rPr>
@@ -6695,14 +7090,14 @@
     </w:tblStylePr>
     <w:tblStylePr w:type="firstCol">
       <w:rPr>
-        <w:rFonts w:asciiTheme="majorHAnsi" w:cstheme="majorBidi" w:eastAsiaTheme="majorEastAsia" w:hAnsiTheme="majorHAnsi"/>
+        <w:rFonts w:asciiTheme="majorHAnsi" w:cstheme="majorBidi" w:hAnsiTheme="majorHAnsi" w:eastAsia="黑体"/>
         <w:b/>
         <w:bCs/>
       </w:rPr>
     </w:tblStylePr>
     <w:tblStylePr w:type="lastCol">
       <w:rPr>
-        <w:rFonts w:asciiTheme="majorHAnsi" w:cstheme="majorBidi" w:eastAsiaTheme="majorEastAsia" w:hAnsiTheme="majorHAnsi"/>
+        <w:rFonts w:asciiTheme="majorHAnsi" w:cstheme="majorBidi" w:hAnsiTheme="majorHAnsi" w:eastAsia="黑体"/>
         <w:b/>
         <w:bCs/>
       </w:rPr>
@@ -6786,7 +7181,7 @@
         <w:spacing w:after="0" w:before="0" w:line="240" w:lineRule="auto"/>
       </w:pPr>
       <w:rPr>
-        <w:rFonts w:asciiTheme="majorHAnsi" w:cstheme="majorBidi" w:eastAsiaTheme="majorEastAsia" w:hAnsiTheme="majorHAnsi"/>
+        <w:rFonts w:asciiTheme="majorHAnsi" w:cstheme="majorBidi" w:hAnsiTheme="majorHAnsi" w:eastAsia="黑体"/>
         <w:b/>
         <w:bCs/>
       </w:rPr>
@@ -6807,7 +7202,7 @@
         <w:spacing w:after="0" w:before="0" w:line="240" w:lineRule="auto"/>
       </w:pPr>
       <w:rPr>
-        <w:rFonts w:asciiTheme="majorHAnsi" w:cstheme="majorBidi" w:eastAsiaTheme="majorEastAsia" w:hAnsiTheme="majorHAnsi"/>
+        <w:rFonts w:asciiTheme="majorHAnsi" w:cstheme="majorBidi" w:hAnsiTheme="majorHAnsi" w:eastAsia="黑体"/>
         <w:b/>
         <w:bCs/>
       </w:rPr>
@@ -6825,14 +7220,14 @@
     </w:tblStylePr>
     <w:tblStylePr w:type="firstCol">
       <w:rPr>
-        <w:rFonts w:asciiTheme="majorHAnsi" w:cstheme="majorBidi" w:eastAsiaTheme="majorEastAsia" w:hAnsiTheme="majorHAnsi"/>
+        <w:rFonts w:asciiTheme="majorHAnsi" w:cstheme="majorBidi" w:hAnsiTheme="majorHAnsi" w:eastAsia="黑体"/>
         <w:b/>
         <w:bCs/>
       </w:rPr>
     </w:tblStylePr>
     <w:tblStylePr w:type="lastCol">
       <w:rPr>
-        <w:rFonts w:asciiTheme="majorHAnsi" w:cstheme="majorBidi" w:eastAsiaTheme="majorEastAsia" w:hAnsiTheme="majorHAnsi"/>
+        <w:rFonts w:asciiTheme="majorHAnsi" w:cstheme="majorBidi" w:hAnsiTheme="majorHAnsi" w:eastAsia="黑体"/>
         <w:b/>
         <w:bCs/>
       </w:rPr>
@@ -6915,6 +7310,7 @@
         <w:spacing w:after="0" w:before="0" w:line="240" w:lineRule="auto"/>
       </w:pPr>
       <w:rPr>
+        <w:rFonts w:eastAsia="黑体"/>
         <w:b/>
         <w:bCs/>
         <w:color w:themeColor="background1" w:val="FFFFFF"/>
@@ -6937,6 +7333,7 @@
         <w:spacing w:after="0" w:before="0" w:line="240" w:lineRule="auto"/>
       </w:pPr>
       <w:rPr>
+        <w:rFonts w:eastAsia="黑体"/>
         <w:b/>
         <w:bCs/>
       </w:rPr>
@@ -6954,12 +7351,14 @@
     </w:tblStylePr>
     <w:tblStylePr w:type="firstCol">
       <w:rPr>
+        <w:rFonts w:eastAsia="黑体"/>
         <w:b/>
         <w:bCs/>
       </w:rPr>
     </w:tblStylePr>
     <w:tblStylePr w:type="lastCol">
       <w:rPr>
+        <w:rFonts w:eastAsia="黑体"/>
         <w:b/>
         <w:bCs/>
       </w:rPr>
@@ -7021,6 +7420,7 @@
         <w:spacing w:after="0" w:before="0" w:line="240" w:lineRule="auto"/>
       </w:pPr>
       <w:rPr>
+        <w:rFonts w:eastAsia="黑体"/>
         <w:b/>
         <w:bCs/>
         <w:color w:themeColor="background1" w:val="FFFFFF"/>
@@ -7043,6 +7443,7 @@
         <w:spacing w:after="0" w:before="0" w:line="240" w:lineRule="auto"/>
       </w:pPr>
       <w:rPr>
+        <w:rFonts w:eastAsia="黑体"/>
         <w:b/>
         <w:bCs/>
       </w:rPr>
@@ -7060,12 +7461,14 @@
     </w:tblStylePr>
     <w:tblStylePr w:type="firstCol">
       <w:rPr>
+        <w:rFonts w:eastAsia="黑体"/>
         <w:b/>
         <w:bCs/>
       </w:rPr>
     </w:tblStylePr>
     <w:tblStylePr w:type="lastCol">
       <w:rPr>
+        <w:rFonts w:eastAsia="黑体"/>
         <w:b/>
         <w:bCs/>
       </w:rPr>
@@ -7127,6 +7530,7 @@
         <w:spacing w:after="0" w:before="0" w:line="240" w:lineRule="auto"/>
       </w:pPr>
       <w:rPr>
+        <w:rFonts w:eastAsia="黑体"/>
         <w:b/>
         <w:bCs/>
         <w:color w:themeColor="background1" w:val="FFFFFF"/>
@@ -7149,6 +7553,7 @@
         <w:spacing w:after="0" w:before="0" w:line="240" w:lineRule="auto"/>
       </w:pPr>
       <w:rPr>
+        <w:rFonts w:eastAsia="黑体"/>
         <w:b/>
         <w:bCs/>
       </w:rPr>
@@ -7166,12 +7571,14 @@
     </w:tblStylePr>
     <w:tblStylePr w:type="firstCol">
       <w:rPr>
+        <w:rFonts w:eastAsia="黑体"/>
         <w:b/>
         <w:bCs/>
       </w:rPr>
     </w:tblStylePr>
     <w:tblStylePr w:type="lastCol">
       <w:rPr>
+        <w:rFonts w:eastAsia="黑体"/>
         <w:b/>
         <w:bCs/>
       </w:rPr>
@@ -7233,6 +7640,7 @@
         <w:spacing w:after="0" w:before="0" w:line="240" w:lineRule="auto"/>
       </w:pPr>
       <w:rPr>
+        <w:rFonts w:eastAsia="黑体"/>
         <w:b/>
         <w:bCs/>
         <w:color w:themeColor="background1" w:val="FFFFFF"/>
@@ -7255,6 +7663,7 @@
         <w:spacing w:after="0" w:before="0" w:line="240" w:lineRule="auto"/>
       </w:pPr>
       <w:rPr>
+        <w:rFonts w:eastAsia="黑体"/>
         <w:b/>
         <w:bCs/>
       </w:rPr>
@@ -7272,12 +7681,14 @@
     </w:tblStylePr>
     <w:tblStylePr w:type="firstCol">
       <w:rPr>
+        <w:rFonts w:eastAsia="黑体"/>
         <w:b/>
         <w:bCs/>
       </w:rPr>
     </w:tblStylePr>
     <w:tblStylePr w:type="lastCol">
       <w:rPr>
+        <w:rFonts w:eastAsia="黑体"/>
         <w:b/>
         <w:bCs/>
       </w:rPr>
@@ -7339,6 +7750,7 @@
         <w:spacing w:after="0" w:before="0" w:line="240" w:lineRule="auto"/>
       </w:pPr>
       <w:rPr>
+        <w:rFonts w:eastAsia="黑体"/>
         <w:b/>
         <w:bCs/>
         <w:color w:themeColor="background1" w:val="FFFFFF"/>
@@ -7361,6 +7773,7 @@
         <w:spacing w:after="0" w:before="0" w:line="240" w:lineRule="auto"/>
       </w:pPr>
       <w:rPr>
+        <w:rFonts w:eastAsia="黑体"/>
         <w:b/>
         <w:bCs/>
       </w:rPr>
@@ -7378,12 +7791,14 @@
     </w:tblStylePr>
     <w:tblStylePr w:type="firstCol">
       <w:rPr>
+        <w:rFonts w:eastAsia="黑体"/>
         <w:b/>
         <w:bCs/>
       </w:rPr>
     </w:tblStylePr>
     <w:tblStylePr w:type="lastCol">
       <w:rPr>
+        <w:rFonts w:eastAsia="黑体"/>
         <w:b/>
         <w:bCs/>
       </w:rPr>
@@ -7445,6 +7860,7 @@
         <w:spacing w:after="0" w:before="0" w:line="240" w:lineRule="auto"/>
       </w:pPr>
       <w:rPr>
+        <w:rFonts w:eastAsia="黑体"/>
         <w:b/>
         <w:bCs/>
         <w:color w:themeColor="background1" w:val="FFFFFF"/>
@@ -7467,6 +7883,7 @@
         <w:spacing w:after="0" w:before="0" w:line="240" w:lineRule="auto"/>
       </w:pPr>
       <w:rPr>
+        <w:rFonts w:eastAsia="黑体"/>
         <w:b/>
         <w:bCs/>
       </w:rPr>
@@ -7484,12 +7901,14 @@
     </w:tblStylePr>
     <w:tblStylePr w:type="firstCol">
       <w:rPr>
+        <w:rFonts w:eastAsia="黑体"/>
         <w:b/>
         <w:bCs/>
       </w:rPr>
     </w:tblStylePr>
     <w:tblStylePr w:type="lastCol">
       <w:rPr>
+        <w:rFonts w:eastAsia="黑体"/>
         <w:b/>
         <w:bCs/>
       </w:rPr>
@@ -7551,6 +7970,7 @@
         <w:spacing w:after="0" w:before="0" w:line="240" w:lineRule="auto"/>
       </w:pPr>
       <w:rPr>
+        <w:rFonts w:eastAsia="黑体"/>
         <w:b/>
         <w:bCs/>
         <w:color w:themeColor="background1" w:val="FFFFFF"/>
@@ -7573,6 +7993,7 @@
         <w:spacing w:after="0" w:before="0" w:line="240" w:lineRule="auto"/>
       </w:pPr>
       <w:rPr>
+        <w:rFonts w:eastAsia="黑体"/>
         <w:b/>
         <w:bCs/>
       </w:rPr>
@@ -7590,12 +8011,14 @@
     </w:tblStylePr>
     <w:tblStylePr w:type="firstCol">
       <w:rPr>
+        <w:rFonts w:eastAsia="黑体"/>
         <w:b/>
         <w:bCs/>
       </w:rPr>
     </w:tblStylePr>
     <w:tblStylePr w:type="lastCol">
       <w:rPr>
+        <w:rFonts w:eastAsia="黑体"/>
         <w:b/>
         <w:bCs/>
       </w:rPr>
@@ -7654,6 +8077,7 @@
         <w:spacing w:after="0" w:before="0" w:line="240" w:lineRule="auto"/>
       </w:pPr>
       <w:rPr>
+        <w:rFonts w:eastAsia="黑体"/>
         <w:b/>
         <w:bCs/>
         <w:color w:themeColor="background1" w:val="FFFFFF"/>
@@ -7676,6 +8100,7 @@
         <w:spacing w:after="0" w:before="0" w:line="240" w:lineRule="auto"/>
       </w:pPr>
       <w:rPr>
+        <w:rFonts w:eastAsia="黑体"/>
         <w:color w:val="auto"/>
       </w:rPr>
       <w:tblPr/>
@@ -7693,6 +8118,7 @@
     </w:tblStylePr>
     <w:tblStylePr w:type="firstCol">
       <w:rPr>
+        <w:rFonts w:eastAsia="黑体"/>
         <w:b/>
         <w:bCs/>
         <w:color w:themeColor="background1" w:val="FFFFFF"/>
@@ -7712,6 +8138,7 @@
     </w:tblStylePr>
     <w:tblStylePr w:type="lastCol">
       <w:rPr>
+        <w:rFonts w:eastAsia="黑体"/>
         <w:b/>
         <w:bCs/>
         <w:color w:themeColor="background1" w:val="FFFFFF"/>
@@ -7760,6 +8187,7 @@
     </w:tblStylePr>
     <w:tblStylePr w:type="nwCell">
       <w:rPr>
+        <w:rFonts w:eastAsia="黑体"/>
         <w:color w:themeColor="background1" w:val="FFFFFF"/>
       </w:rPr>
       <w:tblPr/>
@@ -7803,6 +8231,7 @@
         <w:spacing w:after="0" w:before="0" w:line="240" w:lineRule="auto"/>
       </w:pPr>
       <w:rPr>
+        <w:rFonts w:eastAsia="黑体"/>
         <w:b/>
         <w:bCs/>
         <w:color w:themeColor="background1" w:val="FFFFFF"/>
@@ -7825,6 +8254,7 @@
         <w:spacing w:after="0" w:before="0" w:line="240" w:lineRule="auto"/>
       </w:pPr>
       <w:rPr>
+        <w:rFonts w:eastAsia="黑体"/>
         <w:color w:val="auto"/>
       </w:rPr>
       <w:tblPr/>
@@ -7842,6 +8272,7 @@
     </w:tblStylePr>
     <w:tblStylePr w:type="firstCol">
       <w:rPr>
+        <w:rFonts w:eastAsia="黑体"/>
         <w:b/>
         <w:bCs/>
         <w:color w:themeColor="background1" w:val="FFFFFF"/>
@@ -7861,6 +8292,7 @@
     </w:tblStylePr>
     <w:tblStylePr w:type="lastCol">
       <w:rPr>
+        <w:rFonts w:eastAsia="黑体"/>
         <w:b/>
         <w:bCs/>
         <w:color w:themeColor="background1" w:val="FFFFFF"/>
@@ -7909,6 +8341,7 @@
     </w:tblStylePr>
     <w:tblStylePr w:type="nwCell">
       <w:rPr>
+        <w:rFonts w:eastAsia="黑体"/>
         <w:color w:themeColor="background1" w:val="FFFFFF"/>
       </w:rPr>
       <w:tblPr/>
@@ -7952,6 +8385,7 @@
         <w:spacing w:after="0" w:before="0" w:line="240" w:lineRule="auto"/>
       </w:pPr>
       <w:rPr>
+        <w:rFonts w:eastAsia="黑体"/>
         <w:b/>
         <w:bCs/>
         <w:color w:themeColor="background1" w:val="FFFFFF"/>
@@ -7974,6 +8408,7 @@
         <w:spacing w:after="0" w:before="0" w:line="240" w:lineRule="auto"/>
       </w:pPr>
       <w:rPr>
+        <w:rFonts w:eastAsia="黑体"/>
         <w:color w:val="auto"/>
       </w:rPr>
       <w:tblPr/>
@@ -7991,6 +8426,7 @@
     </w:tblStylePr>
     <w:tblStylePr w:type="firstCol">
       <w:rPr>
+        <w:rFonts w:eastAsia="黑体"/>
         <w:b/>
         <w:bCs/>
         <w:color w:themeColor="background1" w:val="FFFFFF"/>
@@ -8010,6 +8446,7 @@
     </w:tblStylePr>
     <w:tblStylePr w:type="lastCol">
       <w:rPr>
+        <w:rFonts w:eastAsia="黑体"/>
         <w:b/>
         <w:bCs/>
         <w:color w:themeColor="background1" w:val="FFFFFF"/>
@@ -8058,6 +8495,7 @@
     </w:tblStylePr>
     <w:tblStylePr w:type="nwCell">
       <w:rPr>
+        <w:rFonts w:eastAsia="黑体"/>
         <w:color w:themeColor="background1" w:val="FFFFFF"/>
       </w:rPr>
       <w:tblPr/>
@@ -8101,6 +8539,7 @@
         <w:spacing w:after="0" w:before="0" w:line="240" w:lineRule="auto"/>
       </w:pPr>
       <w:rPr>
+        <w:rFonts w:eastAsia="黑体"/>
         <w:b/>
         <w:bCs/>
         <w:color w:themeColor="background1" w:val="FFFFFF"/>
@@ -8123,6 +8562,7 @@
         <w:spacing w:after="0" w:before="0" w:line="240" w:lineRule="auto"/>
       </w:pPr>
       <w:rPr>
+        <w:rFonts w:eastAsia="黑体"/>
         <w:color w:val="auto"/>
       </w:rPr>
       <w:tblPr/>
@@ -8140,6 +8580,7 @@
     </w:tblStylePr>
     <w:tblStylePr w:type="firstCol">
       <w:rPr>
+        <w:rFonts w:eastAsia="黑体"/>
         <w:b/>
         <w:bCs/>
         <w:color w:themeColor="background1" w:val="FFFFFF"/>
@@ -8159,6 +8600,7 @@
     </w:tblStylePr>
     <w:tblStylePr w:type="lastCol">
       <w:rPr>
+        <w:rFonts w:eastAsia="黑体"/>
         <w:b/>
         <w:bCs/>
         <w:color w:themeColor="background1" w:val="FFFFFF"/>
@@ -8207,6 +8649,7 @@
     </w:tblStylePr>
     <w:tblStylePr w:type="nwCell">
       <w:rPr>
+        <w:rFonts w:eastAsia="黑体"/>
         <w:color w:themeColor="background1" w:val="FFFFFF"/>
       </w:rPr>
       <w:tblPr/>
@@ -8250,6 +8693,7 @@
         <w:spacing w:after="0" w:before="0" w:line="240" w:lineRule="auto"/>
       </w:pPr>
       <w:rPr>
+        <w:rFonts w:eastAsia="黑体"/>
         <w:b/>
         <w:bCs/>
         <w:color w:themeColor="background1" w:val="FFFFFF"/>
@@ -8272,6 +8716,7 @@
         <w:spacing w:after="0" w:before="0" w:line="240" w:lineRule="auto"/>
       </w:pPr>
       <w:rPr>
+        <w:rFonts w:eastAsia="黑体"/>
         <w:color w:val="auto"/>
       </w:rPr>
       <w:tblPr/>
@@ -8289,6 +8734,7 @@
     </w:tblStylePr>
     <w:tblStylePr w:type="firstCol">
       <w:rPr>
+        <w:rFonts w:eastAsia="黑体"/>
         <w:b/>
         <w:bCs/>
         <w:color w:themeColor="background1" w:val="FFFFFF"/>
@@ -8308,6 +8754,7 @@
     </w:tblStylePr>
     <w:tblStylePr w:type="lastCol">
       <w:rPr>
+        <w:rFonts w:eastAsia="黑体"/>
         <w:b/>
         <w:bCs/>
         <w:color w:themeColor="background1" w:val="FFFFFF"/>
@@ -8356,6 +8803,7 @@
     </w:tblStylePr>
     <w:tblStylePr w:type="nwCell">
       <w:rPr>
+        <w:rFonts w:eastAsia="黑体"/>
         <w:color w:themeColor="background1" w:val="FFFFFF"/>
       </w:rPr>
       <w:tblPr/>
@@ -8399,6 +8847,7 @@
         <w:spacing w:after="0" w:before="0" w:line="240" w:lineRule="auto"/>
       </w:pPr>
       <w:rPr>
+        <w:rFonts w:eastAsia="黑体"/>
         <w:b/>
         <w:bCs/>
         <w:color w:themeColor="background1" w:val="FFFFFF"/>
@@ -8421,6 +8870,7 @@
         <w:spacing w:after="0" w:before="0" w:line="240" w:lineRule="auto"/>
       </w:pPr>
       <w:rPr>
+        <w:rFonts w:eastAsia="黑体"/>
         <w:color w:val="auto"/>
       </w:rPr>
       <w:tblPr/>
@@ -8438,6 +8888,7 @@
     </w:tblStylePr>
     <w:tblStylePr w:type="firstCol">
       <w:rPr>
+        <w:rFonts w:eastAsia="黑体"/>
         <w:b/>
         <w:bCs/>
         <w:color w:themeColor="background1" w:val="FFFFFF"/>
@@ -8457,6 +8908,7 @@
     </w:tblStylePr>
     <w:tblStylePr w:type="lastCol">
       <w:rPr>
+        <w:rFonts w:eastAsia="黑体"/>
         <w:b/>
         <w:bCs/>
         <w:color w:themeColor="background1" w:val="FFFFFF"/>
@@ -8505,6 +8957,7 @@
     </w:tblStylePr>
     <w:tblStylePr w:type="nwCell">
       <w:rPr>
+        <w:rFonts w:eastAsia="黑体"/>
         <w:color w:themeColor="background1" w:val="FFFFFF"/>
       </w:rPr>
       <w:tblPr/>
@@ -8548,6 +9001,7 @@
         <w:spacing w:after="0" w:before="0" w:line="240" w:lineRule="auto"/>
       </w:pPr>
       <w:rPr>
+        <w:rFonts w:eastAsia="黑体"/>
         <w:b/>
         <w:bCs/>
         <w:color w:themeColor="background1" w:val="FFFFFF"/>
@@ -8570,6 +9024,7 @@
         <w:spacing w:after="0" w:before="0" w:line="240" w:lineRule="auto"/>
       </w:pPr>
       <w:rPr>
+        <w:rFonts w:eastAsia="黑体"/>
         <w:color w:val="auto"/>
       </w:rPr>
       <w:tblPr/>
@@ -8587,6 +9042,7 @@
     </w:tblStylePr>
     <w:tblStylePr w:type="firstCol">
       <w:rPr>
+        <w:rFonts w:eastAsia="黑体"/>
         <w:b/>
         <w:bCs/>
         <w:color w:themeColor="background1" w:val="FFFFFF"/>
@@ -8606,6 +9062,7 @@
     </w:tblStylePr>
     <w:tblStylePr w:type="lastCol">
       <w:rPr>
+        <w:rFonts w:eastAsia="黑体"/>
         <w:b/>
         <w:bCs/>
         <w:color w:themeColor="background1" w:val="FFFFFF"/>
@@ -8654,6 +9111,7 @@
     </w:tblStylePr>
     <w:tblStylePr w:type="nwCell">
       <w:rPr>
+        <w:rFonts w:eastAsia="黑体"/>
         <w:color w:themeColor="background1" w:val="FFFFFF"/>
       </w:rPr>
       <w:tblPr/>
@@ -8678,6 +9136,7 @@
       <w:spacing w:after="0" w:line="240" w:lineRule="auto"/>
     </w:pPr>
     <w:rPr>
+      <w:rFonts w:eastAsia="黑体"/>
       <w:color w:themeColor="text1" w:val="000000"/>
     </w:rPr>
     <w:tblPr>
@@ -8697,7 +9156,7 @@
     </w:tblPr>
     <w:tblStylePr w:type="firstRow">
       <w:rPr>
-        <w:rFonts w:asciiTheme="majorHAnsi" w:cstheme="majorBidi" w:eastAsiaTheme="majorEastAsia" w:hAnsiTheme="majorHAnsi"/>
+        <w:rFonts w:asciiTheme="majorHAnsi" w:cstheme="majorBidi" w:hAnsiTheme="majorHAnsi" w:eastAsia="黑体"/>
       </w:rPr>
       <w:tblPr/>
       <w:tcPr>
@@ -8709,6 +9168,7 @@
     </w:tblStylePr>
     <w:tblStylePr w:type="lastRow">
       <w:rPr>
+        <w:rFonts w:eastAsia="黑体"/>
         <w:b/>
         <w:bCs/>
         <w:color w:themeColor="text2" w:val="1F497D"/>
@@ -8723,12 +9183,14 @@
     </w:tblStylePr>
     <w:tblStylePr w:type="firstCol">
       <w:rPr>
+        <w:rFonts w:eastAsia="黑体"/>
         <w:b/>
         <w:bCs/>
       </w:rPr>
     </w:tblStylePr>
     <w:tblStylePr w:type="lastCol">
       <w:rPr>
+        <w:rFonts w:eastAsia="黑体"/>
         <w:b/>
         <w:bCs/>
       </w:rPr>
@@ -8762,6 +9224,7 @@
       <w:spacing w:after="0" w:line="240" w:lineRule="auto"/>
     </w:pPr>
     <w:rPr>
+      <w:rFonts w:eastAsia="黑体"/>
       <w:color w:themeColor="text1" w:val="000000"/>
     </w:rPr>
     <w:tblPr>
@@ -8781,7 +9244,7 @@
     </w:tblPr>
     <w:tblStylePr w:type="firstRow">
       <w:rPr>
-        <w:rFonts w:asciiTheme="majorHAnsi" w:cstheme="majorBidi" w:eastAsiaTheme="majorEastAsia" w:hAnsiTheme="majorHAnsi"/>
+        <w:rFonts w:asciiTheme="majorHAnsi" w:cstheme="majorBidi" w:hAnsiTheme="majorHAnsi" w:eastAsia="黑体"/>
       </w:rPr>
       <w:tblPr/>
       <w:tcPr>
@@ -8793,6 +9256,7 @@
     </w:tblStylePr>
     <w:tblStylePr w:type="lastRow">
       <w:rPr>
+        <w:rFonts w:eastAsia="黑体"/>
         <w:b/>
         <w:bCs/>
         <w:color w:themeColor="text2" w:val="1F497D"/>
@@ -8807,12 +9271,14 @@
     </w:tblStylePr>
     <w:tblStylePr w:type="firstCol">
       <w:rPr>
+        <w:rFonts w:eastAsia="黑体"/>
         <w:b/>
         <w:bCs/>
       </w:rPr>
     </w:tblStylePr>
     <w:tblStylePr w:type="lastCol">
       <w:rPr>
+        <w:rFonts w:eastAsia="黑体"/>
         <w:b/>
         <w:bCs/>
       </w:rPr>
@@ -8846,6 +9312,7 @@
       <w:spacing w:after="0" w:line="240" w:lineRule="auto"/>
     </w:pPr>
     <w:rPr>
+      <w:rFonts w:eastAsia="黑体"/>
       <w:color w:themeColor="text1" w:val="000000"/>
     </w:rPr>
     <w:tblPr>
@@ -8865,7 +9332,7 @@
     </w:tblPr>
     <w:tblStylePr w:type="firstRow">
       <w:rPr>
-        <w:rFonts w:asciiTheme="majorHAnsi" w:cstheme="majorBidi" w:eastAsiaTheme="majorEastAsia" w:hAnsiTheme="majorHAnsi"/>
+        <w:rFonts w:asciiTheme="majorHAnsi" w:cstheme="majorBidi" w:hAnsiTheme="majorHAnsi" w:eastAsia="黑体"/>
       </w:rPr>
       <w:tblPr/>
       <w:tcPr>
@@ -8877,6 +9344,7 @@
     </w:tblStylePr>
     <w:tblStylePr w:type="lastRow">
       <w:rPr>
+        <w:rFonts w:eastAsia="黑体"/>
         <w:b/>
         <w:bCs/>
         <w:color w:themeColor="text2" w:val="1F497D"/>
@@ -8891,12 +9359,14 @@
     </w:tblStylePr>
     <w:tblStylePr w:type="firstCol">
       <w:rPr>
+        <w:rFonts w:eastAsia="黑体"/>
         <w:b/>
         <w:bCs/>
       </w:rPr>
     </w:tblStylePr>
     <w:tblStylePr w:type="lastCol">
       <w:rPr>
+        <w:rFonts w:eastAsia="黑体"/>
         <w:b/>
         <w:bCs/>
       </w:rPr>
@@ -8930,6 +9400,7 @@
       <w:spacing w:after="0" w:line="240" w:lineRule="auto"/>
     </w:pPr>
     <w:rPr>
+      <w:rFonts w:eastAsia="黑体"/>
       <w:color w:themeColor="text1" w:val="000000"/>
     </w:rPr>
     <w:tblPr>
@@ -8949,7 +9420,7 @@
     </w:tblPr>
     <w:tblStylePr w:type="firstRow">
       <w:rPr>
-        <w:rFonts w:asciiTheme="majorHAnsi" w:cstheme="majorBidi" w:eastAsiaTheme="majorEastAsia" w:hAnsiTheme="majorHAnsi"/>
+        <w:rFonts w:asciiTheme="majorHAnsi" w:cstheme="majorBidi" w:hAnsiTheme="majorHAnsi" w:eastAsia="黑体"/>
       </w:rPr>
       <w:tblPr/>
       <w:tcPr>
@@ -8961,6 +9432,7 @@
     </w:tblStylePr>
     <w:tblStylePr w:type="lastRow">
       <w:rPr>
+        <w:rFonts w:eastAsia="黑体"/>
         <w:b/>
         <w:bCs/>
         <w:color w:themeColor="text2" w:val="1F497D"/>
@@ -8975,12 +9447,14 @@
     </w:tblStylePr>
     <w:tblStylePr w:type="firstCol">
       <w:rPr>
+        <w:rFonts w:eastAsia="黑体"/>
         <w:b/>
         <w:bCs/>
       </w:rPr>
     </w:tblStylePr>
     <w:tblStylePr w:type="lastCol">
       <w:rPr>
+        <w:rFonts w:eastAsia="黑体"/>
         <w:b/>
         <w:bCs/>
       </w:rPr>
@@ -9014,6 +9488,7 @@
       <w:spacing w:after="0" w:line="240" w:lineRule="auto"/>
     </w:pPr>
     <w:rPr>
+      <w:rFonts w:eastAsia="黑体"/>
       <w:color w:themeColor="text1" w:val="000000"/>
     </w:rPr>
     <w:tblPr>
@@ -9033,7 +9508,7 @@
     </w:tblPr>
     <w:tblStylePr w:type="firstRow">
       <w:rPr>
-        <w:rFonts w:asciiTheme="majorHAnsi" w:cstheme="majorBidi" w:eastAsiaTheme="majorEastAsia" w:hAnsiTheme="majorHAnsi"/>
+        <w:rFonts w:asciiTheme="majorHAnsi" w:cstheme="majorBidi" w:hAnsiTheme="majorHAnsi" w:eastAsia="黑体"/>
       </w:rPr>
       <w:tblPr/>
       <w:tcPr>
@@ -9045,6 +9520,7 @@
     </w:tblStylePr>
     <w:tblStylePr w:type="lastRow">
       <w:rPr>
+        <w:rFonts w:eastAsia="黑体"/>
         <w:b/>
         <w:bCs/>
         <w:color w:themeColor="text2" w:val="1F497D"/>
@@ -9059,12 +9535,14 @@
     </w:tblStylePr>
     <w:tblStylePr w:type="firstCol">
       <w:rPr>
+        <w:rFonts w:eastAsia="黑体"/>
         <w:b/>
         <w:bCs/>
       </w:rPr>
     </w:tblStylePr>
     <w:tblStylePr w:type="lastCol">
       <w:rPr>
+        <w:rFonts w:eastAsia="黑体"/>
         <w:b/>
         <w:bCs/>
       </w:rPr>
@@ -9098,6 +9576,7 @@
       <w:spacing w:after="0" w:line="240" w:lineRule="auto"/>
     </w:pPr>
     <w:rPr>
+      <w:rFonts w:eastAsia="黑体"/>
       <w:color w:themeColor="text1" w:val="000000"/>
     </w:rPr>
     <w:tblPr>
@@ -9117,7 +9596,7 @@
     </w:tblPr>
     <w:tblStylePr w:type="firstRow">
       <w:rPr>
-        <w:rFonts w:asciiTheme="majorHAnsi" w:cstheme="majorBidi" w:eastAsiaTheme="majorEastAsia" w:hAnsiTheme="majorHAnsi"/>
+        <w:rFonts w:asciiTheme="majorHAnsi" w:cstheme="majorBidi" w:hAnsiTheme="majorHAnsi" w:eastAsia="黑体"/>
       </w:rPr>
       <w:tblPr/>
       <w:tcPr>
@@ -9129,6 +9608,7 @@
     </w:tblStylePr>
     <w:tblStylePr w:type="lastRow">
       <w:rPr>
+        <w:rFonts w:eastAsia="黑体"/>
         <w:b/>
         <w:bCs/>
         <w:color w:themeColor="text2" w:val="1F497D"/>
@@ -9143,12 +9623,14 @@
     </w:tblStylePr>
     <w:tblStylePr w:type="firstCol">
       <w:rPr>
+        <w:rFonts w:eastAsia="黑体"/>
         <w:b/>
         <w:bCs/>
       </w:rPr>
     </w:tblStylePr>
     <w:tblStylePr w:type="lastCol">
       <w:rPr>
+        <w:rFonts w:eastAsia="黑体"/>
         <w:b/>
         <w:bCs/>
       </w:rPr>
@@ -9182,6 +9664,7 @@
       <w:spacing w:after="0" w:line="240" w:lineRule="auto"/>
     </w:pPr>
     <w:rPr>
+      <w:rFonts w:eastAsia="黑体"/>
       <w:color w:themeColor="text1" w:val="000000"/>
     </w:rPr>
     <w:tblPr>
@@ -9201,7 +9684,7 @@
     </w:tblPr>
     <w:tblStylePr w:type="firstRow">
       <w:rPr>
-        <w:rFonts w:asciiTheme="majorHAnsi" w:cstheme="majorBidi" w:eastAsiaTheme="majorEastAsia" w:hAnsiTheme="majorHAnsi"/>
+        <w:rFonts w:asciiTheme="majorHAnsi" w:cstheme="majorBidi" w:hAnsiTheme="majorHAnsi" w:eastAsia="黑体"/>
       </w:rPr>
       <w:tblPr/>
       <w:tcPr>
@@ -9213,6 +9696,7 @@
     </w:tblStylePr>
     <w:tblStylePr w:type="lastRow">
       <w:rPr>
+        <w:rFonts w:eastAsia="黑体"/>
         <w:b/>
         <w:bCs/>
         <w:color w:themeColor="text2" w:val="1F497D"/>
@@ -9227,12 +9711,14 @@
     </w:tblStylePr>
     <w:tblStylePr w:type="firstCol">
       <w:rPr>
+        <w:rFonts w:eastAsia="黑体"/>
         <w:b/>
         <w:bCs/>
       </w:rPr>
     </w:tblStylePr>
     <w:tblStylePr w:type="lastCol">
       <w:rPr>
+        <w:rFonts w:eastAsia="黑体"/>
         <w:b/>
         <w:bCs/>
       </w:rPr>
@@ -9266,7 +9752,7 @@
       <w:spacing w:after="0" w:line="240" w:lineRule="auto"/>
     </w:pPr>
     <w:rPr>
-      <w:rFonts w:asciiTheme="majorHAnsi" w:cstheme="majorBidi" w:eastAsiaTheme="majorEastAsia" w:hAnsiTheme="majorHAnsi"/>
+      <w:rFonts w:asciiTheme="majorHAnsi" w:cstheme="majorBidi" w:hAnsiTheme="majorHAnsi" w:eastAsia="黑体"/>
       <w:color w:themeColor="text1" w:val="000000"/>
     </w:rPr>
     <w:tblPr>
@@ -9288,6 +9774,7 @@
     </w:tblPr>
     <w:tblStylePr w:type="firstRow">
       <w:rPr>
+        <w:rFonts w:eastAsia="黑体"/>
         <w:sz w:val="24"/>
         <w:szCs w:val="24"/>
       </w:rPr>
@@ -9394,7 +9881,7 @@
       <w:spacing w:after="0" w:line="240" w:lineRule="auto"/>
     </w:pPr>
     <w:rPr>
-      <w:rFonts w:asciiTheme="majorHAnsi" w:cstheme="majorBidi" w:eastAsiaTheme="majorEastAsia" w:hAnsiTheme="majorHAnsi"/>
+      <w:rFonts w:asciiTheme="majorHAnsi" w:cstheme="majorBidi" w:hAnsiTheme="majorHAnsi" w:eastAsia="黑体"/>
       <w:color w:themeColor="text1" w:val="000000"/>
     </w:rPr>
     <w:tblPr>
@@ -9416,6 +9903,7 @@
     </w:tblPr>
     <w:tblStylePr w:type="firstRow">
       <w:rPr>
+        <w:rFonts w:eastAsia="黑体"/>
         <w:sz w:val="24"/>
         <w:szCs w:val="24"/>
       </w:rPr>
@@ -9522,7 +10010,7 @@
       <w:spacing w:after="0" w:line="240" w:lineRule="auto"/>
     </w:pPr>
     <w:rPr>
-      <w:rFonts w:asciiTheme="majorHAnsi" w:cstheme="majorBidi" w:eastAsiaTheme="majorEastAsia" w:hAnsiTheme="majorHAnsi"/>
+      <w:rFonts w:asciiTheme="majorHAnsi" w:cstheme="majorBidi" w:hAnsiTheme="majorHAnsi" w:eastAsia="黑体"/>
       <w:color w:themeColor="text1" w:val="000000"/>
     </w:rPr>
     <w:tblPr>
@@ -9544,6 +10032,7 @@
     </w:tblPr>
     <w:tblStylePr w:type="firstRow">
       <w:rPr>
+        <w:rFonts w:eastAsia="黑体"/>
         <w:sz w:val="24"/>
         <w:szCs w:val="24"/>
       </w:rPr>
@@ -9650,7 +10139,7 @@
       <w:spacing w:after="0" w:line="240" w:lineRule="auto"/>
     </w:pPr>
     <w:rPr>
-      <w:rFonts w:asciiTheme="majorHAnsi" w:cstheme="majorBidi" w:eastAsiaTheme="majorEastAsia" w:hAnsiTheme="majorHAnsi"/>
+      <w:rFonts w:asciiTheme="majorHAnsi" w:cstheme="majorBidi" w:hAnsiTheme="majorHAnsi" w:eastAsia="黑体"/>
       <w:color w:themeColor="text1" w:val="000000"/>
     </w:rPr>
     <w:tblPr>
@@ -9672,6 +10161,7 @@
     </w:tblPr>
     <w:tblStylePr w:type="firstRow">
       <w:rPr>
+        <w:rFonts w:eastAsia="黑体"/>
         <w:sz w:val="24"/>
         <w:szCs w:val="24"/>
       </w:rPr>
@@ -9778,7 +10268,7 @@
       <w:spacing w:after="0" w:line="240" w:lineRule="auto"/>
     </w:pPr>
     <w:rPr>
-      <w:rFonts w:asciiTheme="majorHAnsi" w:cstheme="majorBidi" w:eastAsiaTheme="majorEastAsia" w:hAnsiTheme="majorHAnsi"/>
+      <w:rFonts w:asciiTheme="majorHAnsi" w:cstheme="majorBidi" w:hAnsiTheme="majorHAnsi" w:eastAsia="黑体"/>
       <w:color w:themeColor="text1" w:val="000000"/>
     </w:rPr>
     <w:tblPr>
@@ -9800,6 +10290,7 @@
     </w:tblPr>
     <w:tblStylePr w:type="firstRow">
       <w:rPr>
+        <w:rFonts w:eastAsia="黑体"/>
         <w:sz w:val="24"/>
         <w:szCs w:val="24"/>
       </w:rPr>
@@ -9906,7 +10397,7 @@
       <w:spacing w:after="0" w:line="240" w:lineRule="auto"/>
     </w:pPr>
     <w:rPr>
-      <w:rFonts w:asciiTheme="majorHAnsi" w:cstheme="majorBidi" w:eastAsiaTheme="majorEastAsia" w:hAnsiTheme="majorHAnsi"/>
+      <w:rFonts w:asciiTheme="majorHAnsi" w:cstheme="majorBidi" w:hAnsiTheme="majorHAnsi" w:eastAsia="黑体"/>
       <w:color w:themeColor="text1" w:val="000000"/>
     </w:rPr>
     <w:tblPr>
@@ -9928,6 +10419,7 @@
     </w:tblPr>
     <w:tblStylePr w:type="firstRow">
       <w:rPr>
+        <w:rFonts w:eastAsia="黑体"/>
         <w:sz w:val="24"/>
         <w:szCs w:val="24"/>
       </w:rPr>
@@ -10034,7 +10526,7 @@
       <w:spacing w:after="0" w:line="240" w:lineRule="auto"/>
     </w:pPr>
     <w:rPr>
-      <w:rFonts w:asciiTheme="majorHAnsi" w:cstheme="majorBidi" w:eastAsiaTheme="majorEastAsia" w:hAnsiTheme="majorHAnsi"/>
+      <w:rFonts w:asciiTheme="majorHAnsi" w:cstheme="majorBidi" w:hAnsiTheme="majorHAnsi" w:eastAsia="黑体"/>
       <w:color w:themeColor="text1" w:val="000000"/>
     </w:rPr>
     <w:tblPr>
@@ -10056,6 +10548,7 @@
     </w:tblPr>
     <w:tblStylePr w:type="firstRow">
       <w:rPr>
+        <w:rFonts w:eastAsia="黑体"/>
         <w:sz w:val="24"/>
         <w:szCs w:val="24"/>
       </w:rPr>
@@ -10185,12 +10678,14 @@
     </w:tcPr>
     <w:tblStylePr w:type="firstRow">
       <w:rPr>
+        <w:rFonts w:eastAsia="黑体"/>
         <w:b/>
         <w:bCs/>
       </w:rPr>
     </w:tblStylePr>
     <w:tblStylePr w:type="lastRow">
       <w:rPr>
+        <w:rFonts w:eastAsia="黑体"/>
         <w:b/>
         <w:bCs/>
       </w:rPr>
@@ -10203,12 +10698,14 @@
     </w:tblStylePr>
     <w:tblStylePr w:type="firstCol">
       <w:rPr>
+        <w:rFonts w:eastAsia="黑体"/>
         <w:b/>
         <w:bCs/>
       </w:rPr>
     </w:tblStylePr>
     <w:tblStylePr w:type="lastCol">
       <w:rPr>
+        <w:rFonts w:eastAsia="黑体"/>
         <w:b/>
         <w:bCs/>
       </w:rPr>
@@ -10258,12 +10755,14 @@
     </w:tcPr>
     <w:tblStylePr w:type="firstRow">
       <w:rPr>
+        <w:rFonts w:eastAsia="黑体"/>
         <w:b/>
         <w:bCs/>
       </w:rPr>
     </w:tblStylePr>
     <w:tblStylePr w:type="lastRow">
       <w:rPr>
+        <w:rFonts w:eastAsia="黑体"/>
         <w:b/>
         <w:bCs/>
       </w:rPr>
@@ -10276,12 +10775,14 @@
     </w:tblStylePr>
     <w:tblStylePr w:type="firstCol">
       <w:rPr>
+        <w:rFonts w:eastAsia="黑体"/>
         <w:b/>
         <w:bCs/>
       </w:rPr>
     </w:tblStylePr>
     <w:tblStylePr w:type="lastCol">
       <w:rPr>
+        <w:rFonts w:eastAsia="黑体"/>
         <w:b/>
         <w:bCs/>
       </w:rPr>
@@ -10331,12 +10832,14 @@
     </w:tcPr>
     <w:tblStylePr w:type="firstRow">
       <w:rPr>
+        <w:rFonts w:eastAsia="黑体"/>
         <w:b/>
         <w:bCs/>
       </w:rPr>
     </w:tblStylePr>
     <w:tblStylePr w:type="lastRow">
       <w:rPr>
+        <w:rFonts w:eastAsia="黑体"/>
         <w:b/>
         <w:bCs/>
       </w:rPr>
@@ -10349,12 +10852,14 @@
     </w:tblStylePr>
     <w:tblStylePr w:type="firstCol">
       <w:rPr>
+        <w:rFonts w:eastAsia="黑体"/>
         <w:b/>
         <w:bCs/>
       </w:rPr>
     </w:tblStylePr>
     <w:tblStylePr w:type="lastCol">
       <w:rPr>
+        <w:rFonts w:eastAsia="黑体"/>
         <w:b/>
         <w:bCs/>
       </w:rPr>
@@ -10404,12 +10909,14 @@
     </w:tcPr>
     <w:tblStylePr w:type="firstRow">
       <w:rPr>
+        <w:rFonts w:eastAsia="黑体"/>
         <w:b/>
         <w:bCs/>
       </w:rPr>
     </w:tblStylePr>
     <w:tblStylePr w:type="lastRow">
       <w:rPr>
+        <w:rFonts w:eastAsia="黑体"/>
         <w:b/>
         <w:bCs/>
       </w:rPr>
@@ -10422,12 +10929,14 @@
     </w:tblStylePr>
     <w:tblStylePr w:type="firstCol">
       <w:rPr>
+        <w:rFonts w:eastAsia="黑体"/>
         <w:b/>
         <w:bCs/>
       </w:rPr>
     </w:tblStylePr>
     <w:tblStylePr w:type="lastCol">
       <w:rPr>
+        <w:rFonts w:eastAsia="黑体"/>
         <w:b/>
         <w:bCs/>
       </w:rPr>
@@ -10477,12 +10986,14 @@
     </w:tcPr>
     <w:tblStylePr w:type="firstRow">
       <w:rPr>
+        <w:rFonts w:eastAsia="黑体"/>
         <w:b/>
         <w:bCs/>
       </w:rPr>
     </w:tblStylePr>
     <w:tblStylePr w:type="lastRow">
       <w:rPr>
+        <w:rFonts w:eastAsia="黑体"/>
         <w:b/>
         <w:bCs/>
       </w:rPr>
@@ -10495,12 +11006,14 @@
     </w:tblStylePr>
     <w:tblStylePr w:type="firstCol">
       <w:rPr>
+        <w:rFonts w:eastAsia="黑体"/>
         <w:b/>
         <w:bCs/>
       </w:rPr>
     </w:tblStylePr>
     <w:tblStylePr w:type="lastCol">
       <w:rPr>
+        <w:rFonts w:eastAsia="黑体"/>
         <w:b/>
         <w:bCs/>
       </w:rPr>
@@ -10550,12 +11063,14 @@
     </w:tcPr>
     <w:tblStylePr w:type="firstRow">
       <w:rPr>
+        <w:rFonts w:eastAsia="黑体"/>
         <w:b/>
         <w:bCs/>
       </w:rPr>
     </w:tblStylePr>
     <w:tblStylePr w:type="lastRow">
       <w:rPr>
+        <w:rFonts w:eastAsia="黑体"/>
         <w:b/>
         <w:bCs/>
       </w:rPr>
@@ -10568,12 +11083,14 @@
     </w:tblStylePr>
     <w:tblStylePr w:type="firstCol">
       <w:rPr>
+        <w:rFonts w:eastAsia="黑体"/>
         <w:b/>
         <w:bCs/>
       </w:rPr>
     </w:tblStylePr>
     <w:tblStylePr w:type="lastCol">
       <w:rPr>
+        <w:rFonts w:eastAsia="黑体"/>
         <w:b/>
         <w:bCs/>
       </w:rPr>
@@ -10623,12 +11140,14 @@
     </w:tcPr>
     <w:tblStylePr w:type="firstRow">
       <w:rPr>
+        <w:rFonts w:eastAsia="黑体"/>
         <w:b/>
         <w:bCs/>
       </w:rPr>
     </w:tblStylePr>
     <w:tblStylePr w:type="lastRow">
       <w:rPr>
+        <w:rFonts w:eastAsia="黑体"/>
         <w:b/>
         <w:bCs/>
       </w:rPr>
@@ -10641,12 +11160,14 @@
     </w:tblStylePr>
     <w:tblStylePr w:type="firstCol">
       <w:rPr>
+        <w:rFonts w:eastAsia="黑体"/>
         <w:b/>
         <w:bCs/>
       </w:rPr>
     </w:tblStylePr>
     <w:tblStylePr w:type="lastCol">
       <w:rPr>
+        <w:rFonts w:eastAsia="黑体"/>
         <w:b/>
         <w:bCs/>
       </w:rPr>
@@ -10673,7 +11194,7 @@
       <w:spacing w:after="0" w:line="240" w:lineRule="auto"/>
     </w:pPr>
     <w:rPr>
-      <w:rFonts w:asciiTheme="majorHAnsi" w:cstheme="majorBidi" w:eastAsiaTheme="majorEastAsia" w:hAnsiTheme="majorHAnsi"/>
+      <w:rFonts w:asciiTheme="majorHAnsi" w:cstheme="majorBidi" w:hAnsiTheme="majorHAnsi" w:eastAsia="黑体"/>
       <w:color w:themeColor="text1" w:val="000000"/>
     </w:rPr>
     <w:tblPr>
@@ -10700,6 +11221,7 @@
     </w:tcPr>
     <w:tblStylePr w:type="firstRow">
       <w:rPr>
+        <w:rFonts w:eastAsia="黑体"/>
         <w:b/>
         <w:bCs/>
         <w:color w:themeColor="text1" w:val="000000"/>
@@ -10711,6 +11233,7 @@
     </w:tblStylePr>
     <w:tblStylePr w:type="lastRow">
       <w:rPr>
+        <w:rFonts w:eastAsia="黑体"/>
         <w:b/>
         <w:bCs/>
         <w:color w:themeColor="text1" w:val="000000"/>
@@ -10730,6 +11253,7 @@
     </w:tblStylePr>
     <w:tblStylePr w:type="firstCol">
       <w:rPr>
+        <w:rFonts w:eastAsia="黑体"/>
         <w:b/>
         <w:bCs/>
         <w:color w:themeColor="text1" w:val="000000"/>
@@ -10749,6 +11273,7 @@
     </w:tblStylePr>
     <w:tblStylePr w:type="lastCol">
       <w:rPr>
+        <w:rFonts w:eastAsia="黑体"/>
         <w:b w:val="0"/>
         <w:bCs w:val="0"/>
         <w:color w:themeColor="text1" w:val="000000"/>
@@ -10798,7 +11323,7 @@
       <w:spacing w:after="0" w:line="240" w:lineRule="auto"/>
     </w:pPr>
     <w:rPr>
-      <w:rFonts w:asciiTheme="majorHAnsi" w:cstheme="majorBidi" w:eastAsiaTheme="majorEastAsia" w:hAnsiTheme="majorHAnsi"/>
+      <w:rFonts w:asciiTheme="majorHAnsi" w:cstheme="majorBidi" w:hAnsiTheme="majorHAnsi" w:eastAsia="黑体"/>
       <w:color w:themeColor="text1" w:val="000000"/>
     </w:rPr>
     <w:tblPr>
@@ -10825,6 +11350,7 @@
     </w:tcPr>
     <w:tblStylePr w:type="firstRow">
       <w:rPr>
+        <w:rFonts w:eastAsia="黑体"/>
         <w:b/>
         <w:bCs/>
         <w:color w:themeColor="text1" w:val="000000"/>
@@ -10836,6 +11362,7 @@
     </w:tblStylePr>
     <w:tblStylePr w:type="lastRow">
       <w:rPr>
+        <w:rFonts w:eastAsia="黑体"/>
         <w:b/>
         <w:bCs/>
         <w:color w:themeColor="text1" w:val="000000"/>
@@ -10855,6 +11382,7 @@
     </w:tblStylePr>
     <w:tblStylePr w:type="firstCol">
       <w:rPr>
+        <w:rFonts w:eastAsia="黑体"/>
         <w:b/>
         <w:bCs/>
         <w:color w:themeColor="text1" w:val="000000"/>
@@ -10874,6 +11402,7 @@
     </w:tblStylePr>
     <w:tblStylePr w:type="lastCol">
       <w:rPr>
+        <w:rFonts w:eastAsia="黑体"/>
         <w:b w:val="0"/>
         <w:bCs w:val="0"/>
         <w:color w:themeColor="text1" w:val="000000"/>
@@ -10923,7 +11452,7 @@
       <w:spacing w:after="0" w:line="240" w:lineRule="auto"/>
     </w:pPr>
     <w:rPr>
-      <w:rFonts w:asciiTheme="majorHAnsi" w:cstheme="majorBidi" w:eastAsiaTheme="majorEastAsia" w:hAnsiTheme="majorHAnsi"/>
+      <w:rFonts w:asciiTheme="majorHAnsi" w:cstheme="majorBidi" w:hAnsiTheme="majorHAnsi" w:eastAsia="黑体"/>
       <w:color w:themeColor="text1" w:val="000000"/>
     </w:rPr>
     <w:tblPr>
@@ -10950,6 +11479,7 @@
     </w:tcPr>
     <w:tblStylePr w:type="firstRow">
       <w:rPr>
+        <w:rFonts w:eastAsia="黑体"/>
         <w:b/>
         <w:bCs/>
         <w:color w:themeColor="text1" w:val="000000"/>
@@ -10961,6 +11491,7 @@
     </w:tblStylePr>
     <w:tblStylePr w:type="lastRow">
       <w:rPr>
+        <w:rFonts w:eastAsia="黑体"/>
         <w:b/>
         <w:bCs/>
         <w:color w:themeColor="text1" w:val="000000"/>
@@ -10980,6 +11511,7 @@
     </w:tblStylePr>
     <w:tblStylePr w:type="firstCol">
       <w:rPr>
+        <w:rFonts w:eastAsia="黑体"/>
         <w:b/>
         <w:bCs/>
         <w:color w:themeColor="text1" w:val="000000"/>
@@ -10999,6 +11531,7 @@
     </w:tblStylePr>
     <w:tblStylePr w:type="lastCol">
       <w:rPr>
+        <w:rFonts w:eastAsia="黑体"/>
         <w:b w:val="0"/>
         <w:bCs w:val="0"/>
         <w:color w:themeColor="text1" w:val="000000"/>
@@ -11048,7 +11581,7 @@
       <w:spacing w:after="0" w:line="240" w:lineRule="auto"/>
     </w:pPr>
     <w:rPr>
-      <w:rFonts w:asciiTheme="majorHAnsi" w:cstheme="majorBidi" w:eastAsiaTheme="majorEastAsia" w:hAnsiTheme="majorHAnsi"/>
+      <w:rFonts w:asciiTheme="majorHAnsi" w:cstheme="majorBidi" w:hAnsiTheme="majorHAnsi" w:eastAsia="黑体"/>
       <w:color w:themeColor="text1" w:val="000000"/>
     </w:rPr>
     <w:tblPr>
@@ -11075,6 +11608,7 @@
     </w:tcPr>
     <w:tblStylePr w:type="firstRow">
       <w:rPr>
+        <w:rFonts w:eastAsia="黑体"/>
         <w:b/>
         <w:bCs/>
         <w:color w:themeColor="text1" w:val="000000"/>
@@ -11086,6 +11620,7 @@
     </w:tblStylePr>
     <w:tblStylePr w:type="lastRow">
       <w:rPr>
+        <w:rFonts w:eastAsia="黑体"/>
         <w:b/>
         <w:bCs/>
         <w:color w:themeColor="text1" w:val="000000"/>
@@ -11105,6 +11640,7 @@
     </w:tblStylePr>
     <w:tblStylePr w:type="firstCol">
       <w:rPr>
+        <w:rFonts w:eastAsia="黑体"/>
         <w:b/>
         <w:bCs/>
         <w:color w:themeColor="text1" w:val="000000"/>
@@ -11124,6 +11660,7 @@
     </w:tblStylePr>
     <w:tblStylePr w:type="lastCol">
       <w:rPr>
+        <w:rFonts w:eastAsia="黑体"/>
         <w:b w:val="0"/>
         <w:bCs w:val="0"/>
         <w:color w:themeColor="text1" w:val="000000"/>
@@ -11173,7 +11710,7 @@
       <w:spacing w:after="0" w:line="240" w:lineRule="auto"/>
     </w:pPr>
     <w:rPr>
-      <w:rFonts w:asciiTheme="majorHAnsi" w:cstheme="majorBidi" w:eastAsiaTheme="majorEastAsia" w:hAnsiTheme="majorHAnsi"/>
+      <w:rFonts w:asciiTheme="majorHAnsi" w:cstheme="majorBidi" w:hAnsiTheme="majorHAnsi" w:eastAsia="黑体"/>
       <w:color w:themeColor="text1" w:val="000000"/>
     </w:rPr>
     <w:tblPr>
@@ -11200,6 +11737,7 @@
     </w:tcPr>
     <w:tblStylePr w:type="firstRow">
       <w:rPr>
+        <w:rFonts w:eastAsia="黑体"/>
         <w:b/>
         <w:bCs/>
         <w:color w:themeColor="text1" w:val="000000"/>
@@ -11211,6 +11749,7 @@
     </w:tblStylePr>
     <w:tblStylePr w:type="lastRow">
       <w:rPr>
+        <w:rFonts w:eastAsia="黑体"/>
         <w:b/>
         <w:bCs/>
         <w:color w:themeColor="text1" w:val="000000"/>
@@ -11230,6 +11769,7 @@
     </w:tblStylePr>
     <w:tblStylePr w:type="firstCol">
       <w:rPr>
+        <w:rFonts w:eastAsia="黑体"/>
         <w:b/>
         <w:bCs/>
         <w:color w:themeColor="text1" w:val="000000"/>
@@ -11249,6 +11789,7 @@
     </w:tblStylePr>
     <w:tblStylePr w:type="lastCol">
       <w:rPr>
+        <w:rFonts w:eastAsia="黑体"/>
         <w:b w:val="0"/>
         <w:bCs w:val="0"/>
         <w:color w:themeColor="text1" w:val="000000"/>
@@ -11298,7 +11839,7 @@
       <w:spacing w:after="0" w:line="240" w:lineRule="auto"/>
     </w:pPr>
     <w:rPr>
-      <w:rFonts w:asciiTheme="majorHAnsi" w:cstheme="majorBidi" w:eastAsiaTheme="majorEastAsia" w:hAnsiTheme="majorHAnsi"/>
+      <w:rFonts w:asciiTheme="majorHAnsi" w:cstheme="majorBidi" w:hAnsiTheme="majorHAnsi" w:eastAsia="黑体"/>
       <w:color w:themeColor="text1" w:val="000000"/>
     </w:rPr>
     <w:tblPr>
@@ -11325,6 +11866,7 @@
     </w:tcPr>
     <w:tblStylePr w:type="firstRow">
       <w:rPr>
+        <w:rFonts w:eastAsia="黑体"/>
         <w:b/>
         <w:bCs/>
         <w:color w:themeColor="text1" w:val="000000"/>
@@ -11336,6 +11878,7 @@
     </w:tblStylePr>
     <w:tblStylePr w:type="lastRow">
       <w:rPr>
+        <w:rFonts w:eastAsia="黑体"/>
         <w:b/>
         <w:bCs/>
         <w:color w:themeColor="text1" w:val="000000"/>
@@ -11355,6 +11898,7 @@
     </w:tblStylePr>
     <w:tblStylePr w:type="firstCol">
       <w:rPr>
+        <w:rFonts w:eastAsia="黑体"/>
         <w:b/>
         <w:bCs/>
         <w:color w:themeColor="text1" w:val="000000"/>
@@ -11374,6 +11918,7 @@
     </w:tblStylePr>
     <w:tblStylePr w:type="lastCol">
       <w:rPr>
+        <w:rFonts w:eastAsia="黑体"/>
         <w:b w:val="0"/>
         <w:bCs w:val="0"/>
         <w:color w:themeColor="text1" w:val="000000"/>
@@ -11423,7 +11968,7 @@
       <w:spacing w:after="0" w:line="240" w:lineRule="auto"/>
     </w:pPr>
     <w:rPr>
-      <w:rFonts w:asciiTheme="majorHAnsi" w:cstheme="majorBidi" w:eastAsiaTheme="majorEastAsia" w:hAnsiTheme="majorHAnsi"/>
+      <w:rFonts w:asciiTheme="majorHAnsi" w:cstheme="majorBidi" w:hAnsiTheme="majorHAnsi" w:eastAsia="黑体"/>
       <w:color w:themeColor="text1" w:val="000000"/>
     </w:rPr>
     <w:tblPr>
@@ -11450,6 +11995,7 @@
     </w:tcPr>
     <w:tblStylePr w:type="firstRow">
       <w:rPr>
+        <w:rFonts w:eastAsia="黑体"/>
         <w:b/>
         <w:bCs/>
         <w:color w:themeColor="text1" w:val="000000"/>
@@ -11461,6 +12007,7 @@
     </w:tblStylePr>
     <w:tblStylePr w:type="lastRow">
       <w:rPr>
+        <w:rFonts w:eastAsia="黑体"/>
         <w:b/>
         <w:bCs/>
         <w:color w:themeColor="text1" w:val="000000"/>
@@ -11480,6 +12027,7 @@
     </w:tblStylePr>
     <w:tblStylePr w:type="firstCol">
       <w:rPr>
+        <w:rFonts w:eastAsia="黑体"/>
         <w:b/>
         <w:bCs/>
         <w:color w:themeColor="text1" w:val="000000"/>
@@ -11499,6 +12047,7 @@
     </w:tblStylePr>
     <w:tblStylePr w:type="lastCol">
       <w:rPr>
+        <w:rFonts w:eastAsia="黑体"/>
         <w:b w:val="0"/>
         <w:bCs w:val="0"/>
         <w:color w:themeColor="text1" w:val="000000"/>
@@ -11571,6 +12120,7 @@
     </w:tcPr>
     <w:tblStylePr w:type="firstRow">
       <w:rPr>
+        <w:rFonts w:eastAsia="黑体"/>
         <w:b/>
         <w:bCs/>
         <w:i w:val="0"/>
@@ -11592,6 +12142,7 @@
     </w:tblStylePr>
     <w:tblStylePr w:type="lastRow">
       <w:rPr>
+        <w:rFonts w:eastAsia="黑体"/>
         <w:b/>
         <w:bCs/>
         <w:i w:val="0"/>
@@ -11613,6 +12164,7 @@
     </w:tblStylePr>
     <w:tblStylePr w:type="firstCol">
       <w:rPr>
+        <w:rFonts w:eastAsia="黑体"/>
         <w:b/>
         <w:bCs/>
         <w:i w:val="0"/>
@@ -11632,6 +12184,7 @@
     </w:tblStylePr>
     <w:tblStylePr w:type="lastCol">
       <w:rPr>
+        <w:rFonts w:eastAsia="黑体"/>
         <w:b/>
         <w:bCs/>
         <w:i w:val="0"/>
@@ -11712,6 +12265,7 @@
     </w:tcPr>
     <w:tblStylePr w:type="firstRow">
       <w:rPr>
+        <w:rFonts w:eastAsia="黑体"/>
         <w:b/>
         <w:bCs/>
         <w:i w:val="0"/>
@@ -11733,6 +12287,7 @@
     </w:tblStylePr>
     <w:tblStylePr w:type="lastRow">
       <w:rPr>
+        <w:rFonts w:eastAsia="黑体"/>
         <w:b/>
         <w:bCs/>
         <w:i w:val="0"/>
@@ -11754,6 +12309,7 @@
     </w:tblStylePr>
     <w:tblStylePr w:type="firstCol">
       <w:rPr>
+        <w:rFonts w:eastAsia="黑体"/>
         <w:b/>
         <w:bCs/>
         <w:i w:val="0"/>
@@ -11773,6 +12329,7 @@
     </w:tblStylePr>
     <w:tblStylePr w:type="lastCol">
       <w:rPr>
+        <w:rFonts w:eastAsia="黑体"/>
         <w:b/>
         <w:bCs/>
         <w:i w:val="0"/>
@@ -11853,6 +12410,7 @@
     </w:tcPr>
     <w:tblStylePr w:type="firstRow">
       <w:rPr>
+        <w:rFonts w:eastAsia="黑体"/>
         <w:b/>
         <w:bCs/>
         <w:i w:val="0"/>
@@ -11874,6 +12432,7 @@
     </w:tblStylePr>
     <w:tblStylePr w:type="lastRow">
       <w:rPr>
+        <w:rFonts w:eastAsia="黑体"/>
         <w:b/>
         <w:bCs/>
         <w:i w:val="0"/>
@@ -11895,6 +12454,7 @@
     </w:tblStylePr>
     <w:tblStylePr w:type="firstCol">
       <w:rPr>
+        <w:rFonts w:eastAsia="黑体"/>
         <w:b/>
         <w:bCs/>
         <w:i w:val="0"/>
@@ -11914,6 +12474,7 @@
     </w:tblStylePr>
     <w:tblStylePr w:type="lastCol">
       <w:rPr>
+        <w:rFonts w:eastAsia="黑体"/>
         <w:b/>
         <w:bCs/>
         <w:i w:val="0"/>
@@ -11994,6 +12555,7 @@
     </w:tcPr>
     <w:tblStylePr w:type="firstRow">
       <w:rPr>
+        <w:rFonts w:eastAsia="黑体"/>
         <w:b/>
         <w:bCs/>
         <w:i w:val="0"/>
@@ -12015,6 +12577,7 @@
     </w:tblStylePr>
     <w:tblStylePr w:type="lastRow">
       <w:rPr>
+        <w:rFonts w:eastAsia="黑体"/>
         <w:b/>
         <w:bCs/>
         <w:i w:val="0"/>
@@ -12036,6 +12599,7 @@
     </w:tblStylePr>
     <w:tblStylePr w:type="firstCol">
       <w:rPr>
+        <w:rFonts w:eastAsia="黑体"/>
         <w:b/>
         <w:bCs/>
         <w:i w:val="0"/>
@@ -12055,6 +12619,7 @@
     </w:tblStylePr>
     <w:tblStylePr w:type="lastCol">
       <w:rPr>
+        <w:rFonts w:eastAsia="黑体"/>
         <w:b/>
         <w:bCs/>
         <w:i w:val="0"/>
@@ -12135,6 +12700,7 @@
     </w:tcPr>
     <w:tblStylePr w:type="firstRow">
       <w:rPr>
+        <w:rFonts w:eastAsia="黑体"/>
         <w:b/>
         <w:bCs/>
         <w:i w:val="0"/>
@@ -12156,6 +12722,7 @@
     </w:tblStylePr>
     <w:tblStylePr w:type="lastRow">
       <w:rPr>
+        <w:rFonts w:eastAsia="黑体"/>
         <w:b/>
         <w:bCs/>
         <w:i w:val="0"/>
@@ -12177,6 +12744,7 @@
     </w:tblStylePr>
     <w:tblStylePr w:type="firstCol">
       <w:rPr>
+        <w:rFonts w:eastAsia="黑体"/>
         <w:b/>
         <w:bCs/>
         <w:i w:val="0"/>
@@ -12196,6 +12764,7 @@
     </w:tblStylePr>
     <w:tblStylePr w:type="lastCol">
       <w:rPr>
+        <w:rFonts w:eastAsia="黑体"/>
         <w:b/>
         <w:bCs/>
         <w:i w:val="0"/>
@@ -12276,6 +12845,7 @@
     </w:tcPr>
     <w:tblStylePr w:type="firstRow">
       <w:rPr>
+        <w:rFonts w:eastAsia="黑体"/>
         <w:b/>
         <w:bCs/>
         <w:i w:val="0"/>
@@ -12297,6 +12867,7 @@
     </w:tblStylePr>
     <w:tblStylePr w:type="lastRow">
       <w:rPr>
+        <w:rFonts w:eastAsia="黑体"/>
         <w:b/>
         <w:bCs/>
         <w:i w:val="0"/>
@@ -12318,6 +12889,7 @@
     </w:tblStylePr>
     <w:tblStylePr w:type="firstCol">
       <w:rPr>
+        <w:rFonts w:eastAsia="黑体"/>
         <w:b/>
         <w:bCs/>
         <w:i w:val="0"/>
@@ -12337,6 +12909,7 @@
     </w:tblStylePr>
     <w:tblStylePr w:type="lastCol">
       <w:rPr>
+        <w:rFonts w:eastAsia="黑体"/>
         <w:b/>
         <w:bCs/>
         <w:i w:val="0"/>
@@ -12417,6 +12990,7 @@
     </w:tcPr>
     <w:tblStylePr w:type="firstRow">
       <w:rPr>
+        <w:rFonts w:eastAsia="黑体"/>
         <w:b/>
         <w:bCs/>
         <w:i w:val="0"/>
@@ -12438,6 +13012,7 @@
     </w:tblStylePr>
     <w:tblStylePr w:type="lastRow">
       <w:rPr>
+        <w:rFonts w:eastAsia="黑体"/>
         <w:b/>
         <w:bCs/>
         <w:i w:val="0"/>
@@ -12459,6 +13034,7 @@
     </w:tblStylePr>
     <w:tblStylePr w:type="firstCol">
       <w:rPr>
+        <w:rFonts w:eastAsia="黑体"/>
         <w:b/>
         <w:bCs/>
         <w:i w:val="0"/>
@@ -12478,6 +13054,7 @@
     </w:tblStylePr>
     <w:tblStylePr w:type="lastCol">
       <w:rPr>
+        <w:rFonts w:eastAsia="黑体"/>
         <w:b/>
         <w:bCs/>
         <w:i w:val="0"/>
@@ -12535,6 +13112,7 @@
       <w:spacing w:after="0" w:line="240" w:lineRule="auto"/>
     </w:pPr>
     <w:rPr>
+      <w:rFonts w:eastAsia="黑体"/>
       <w:color w:themeColor="background1" w:val="FFFFFF"/>
     </w:rPr>
     <w:tblPr>
@@ -12553,6 +13131,7 @@
     </w:tcPr>
     <w:tblStylePr w:type="firstRow">
       <w:rPr>
+        <w:rFonts w:eastAsia="黑体"/>
         <w:b/>
         <w:bCs/>
       </w:rPr>
@@ -12649,6 +13228,7 @@
       <w:spacing w:after="0" w:line="240" w:lineRule="auto"/>
     </w:pPr>
     <w:rPr>
+      <w:rFonts w:eastAsia="黑体"/>
       <w:color w:themeColor="background1" w:val="FFFFFF"/>
     </w:rPr>
     <w:tblPr>
@@ -12667,6 +13247,7 @@
     </w:tcPr>
     <w:tblStylePr w:type="firstRow">
       <w:rPr>
+        <w:rFonts w:eastAsia="黑体"/>
         <w:b/>
         <w:bCs/>
       </w:rPr>
@@ -12763,6 +13344,7 @@
       <w:spacing w:after="0" w:line="240" w:lineRule="auto"/>
     </w:pPr>
     <w:rPr>
+      <w:rFonts w:eastAsia="黑体"/>
       <w:color w:themeColor="background1" w:val="FFFFFF"/>
     </w:rPr>
     <w:tblPr>
@@ -12781,6 +13363,7 @@
     </w:tcPr>
     <w:tblStylePr w:type="firstRow">
       <w:rPr>
+        <w:rFonts w:eastAsia="黑体"/>
         <w:b/>
         <w:bCs/>
       </w:rPr>
@@ -12877,6 +13460,7 @@
       <w:spacing w:after="0" w:line="240" w:lineRule="auto"/>
     </w:pPr>
     <w:rPr>
+      <w:rFonts w:eastAsia="黑体"/>
       <w:color w:themeColor="background1" w:val="FFFFFF"/>
     </w:rPr>
     <w:tblPr>
@@ -12895,6 +13479,7 @@
     </w:tcPr>
     <w:tblStylePr w:type="firstRow">
       <w:rPr>
+        <w:rFonts w:eastAsia="黑体"/>
         <w:b/>
         <w:bCs/>
       </w:rPr>
@@ -12991,6 +13576,7 @@
       <w:spacing w:after="0" w:line="240" w:lineRule="auto"/>
     </w:pPr>
     <w:rPr>
+      <w:rFonts w:eastAsia="黑体"/>
       <w:color w:themeColor="background1" w:val="FFFFFF"/>
     </w:rPr>
     <w:tblPr>
@@ -13009,6 +13595,7 @@
     </w:tcPr>
     <w:tblStylePr w:type="firstRow">
       <w:rPr>
+        <w:rFonts w:eastAsia="黑体"/>
         <w:b/>
         <w:bCs/>
       </w:rPr>
@@ -13105,6 +13692,7 @@
       <w:spacing w:after="0" w:line="240" w:lineRule="auto"/>
     </w:pPr>
     <w:rPr>
+      <w:rFonts w:eastAsia="黑体"/>
       <w:color w:themeColor="background1" w:val="FFFFFF"/>
     </w:rPr>
     <w:tblPr>
@@ -13123,6 +13711,7 @@
     </w:tcPr>
     <w:tblStylePr w:type="firstRow">
       <w:rPr>
+        <w:rFonts w:eastAsia="黑体"/>
         <w:b/>
         <w:bCs/>
       </w:rPr>
@@ -13219,6 +13808,7 @@
       <w:spacing w:after="0" w:line="240" w:lineRule="auto"/>
     </w:pPr>
     <w:rPr>
+      <w:rFonts w:eastAsia="黑体"/>
       <w:color w:themeColor="background1" w:val="FFFFFF"/>
     </w:rPr>
     <w:tblPr>
@@ -13237,6 +13827,7 @@
     </w:tcPr>
     <w:tblStylePr w:type="firstRow">
       <w:rPr>
+        <w:rFonts w:eastAsia="黑体"/>
         <w:b/>
         <w:bCs/>
       </w:rPr>
@@ -13333,6 +13924,7 @@
       <w:spacing w:after="0" w:line="240" w:lineRule="auto"/>
     </w:pPr>
     <w:rPr>
+      <w:rFonts w:eastAsia="黑体"/>
       <w:color w:themeColor="text1" w:val="000000"/>
     </w:rPr>
     <w:tblPr>
@@ -13359,6 +13951,7 @@
     </w:tcPr>
     <w:tblStylePr w:type="firstRow">
       <w:rPr>
+        <w:rFonts w:eastAsia="黑体"/>
         <w:b/>
         <w:bCs/>
       </w:rPr>
@@ -13377,6 +13970,7 @@
     </w:tblStylePr>
     <w:tblStylePr w:type="lastRow">
       <w:rPr>
+        <w:rFonts w:eastAsia="黑体"/>
         <w:b/>
         <w:bCs/>
         <w:color w:themeColor="background1" w:val="FFFFFF"/>
@@ -13391,6 +13985,7 @@
     </w:tblStylePr>
     <w:tblStylePr w:type="firstCol">
       <w:rPr>
+        <w:rFonts w:eastAsia="黑体"/>
         <w:color w:themeColor="background1" w:val="FFFFFF"/>
       </w:rPr>
       <w:tblPr/>
@@ -13408,6 +14003,7 @@
     </w:tblStylePr>
     <w:tblStylePr w:type="lastCol">
       <w:rPr>
+        <w:rFonts w:eastAsia="黑体"/>
         <w:color w:themeColor="background1" w:val="FFFFFF"/>
       </w:rPr>
       <w:tblPr/>
@@ -13437,11 +14033,13 @@
     </w:tblStylePr>
     <w:tblStylePr w:type="neCell">
       <w:rPr>
+        <w:rFonts w:eastAsia="黑体"/>
         <w:color w:themeColor="text1" w:val="000000"/>
       </w:rPr>
     </w:tblStylePr>
     <w:tblStylePr w:type="nwCell">
       <w:rPr>
+        <w:rFonts w:eastAsia="黑体"/>
         <w:color w:themeColor="text1" w:val="000000"/>
       </w:rPr>
     </w:tblStylePr>
@@ -13455,6 +14053,7 @@
       <w:spacing w:after="0" w:line="240" w:lineRule="auto"/>
     </w:pPr>
     <w:rPr>
+      <w:rFonts w:eastAsia="黑体"/>
       <w:color w:themeColor="text1" w:val="000000"/>
     </w:rPr>
     <w:tblPr>
@@ -13481,6 +14080,7 @@
     </w:tcPr>
     <w:tblStylePr w:type="firstRow">
       <w:rPr>
+        <w:rFonts w:eastAsia="黑体"/>
         <w:b/>
         <w:bCs/>
       </w:rPr>
@@ -13499,6 +14099,7 @@
     </w:tblStylePr>
     <w:tblStylePr w:type="lastRow">
       <w:rPr>
+        <w:rFonts w:eastAsia="黑体"/>
         <w:b/>
         <w:bCs/>
         <w:color w:themeColor="background1" w:val="FFFFFF"/>
@@ -13513,6 +14114,7 @@
     </w:tblStylePr>
     <w:tblStylePr w:type="firstCol">
       <w:rPr>
+        <w:rFonts w:eastAsia="黑体"/>
         <w:color w:themeColor="background1" w:val="FFFFFF"/>
       </w:rPr>
       <w:tblPr/>
@@ -13530,6 +14132,7 @@
     </w:tblStylePr>
     <w:tblStylePr w:type="lastCol">
       <w:rPr>
+        <w:rFonts w:eastAsia="黑体"/>
         <w:color w:themeColor="background1" w:val="FFFFFF"/>
       </w:rPr>
       <w:tblPr/>
@@ -13559,11 +14162,13 @@
     </w:tblStylePr>
     <w:tblStylePr w:type="neCell">
       <w:rPr>
+        <w:rFonts w:eastAsia="黑体"/>
         <w:color w:themeColor="text1" w:val="000000"/>
       </w:rPr>
     </w:tblStylePr>
     <w:tblStylePr w:type="nwCell">
       <w:rPr>
+        <w:rFonts w:eastAsia="黑体"/>
         <w:color w:themeColor="text1" w:val="000000"/>
       </w:rPr>
     </w:tblStylePr>
@@ -13577,6 +14182,7 @@
       <w:spacing w:after="0" w:line="240" w:lineRule="auto"/>
     </w:pPr>
     <w:rPr>
+      <w:rFonts w:eastAsia="黑体"/>
       <w:color w:themeColor="text1" w:val="000000"/>
     </w:rPr>
     <w:tblPr>
@@ -13603,6 +14209,7 @@
     </w:tcPr>
     <w:tblStylePr w:type="firstRow">
       <w:rPr>
+        <w:rFonts w:eastAsia="黑体"/>
         <w:b/>
         <w:bCs/>
       </w:rPr>
@@ -13621,6 +14228,7 @@
     </w:tblStylePr>
     <w:tblStylePr w:type="lastRow">
       <w:rPr>
+        <w:rFonts w:eastAsia="黑体"/>
         <w:b/>
         <w:bCs/>
         <w:color w:themeColor="background1" w:val="FFFFFF"/>
@@ -13635,6 +14243,7 @@
     </w:tblStylePr>
     <w:tblStylePr w:type="firstCol">
       <w:rPr>
+        <w:rFonts w:eastAsia="黑体"/>
         <w:color w:themeColor="background1" w:val="FFFFFF"/>
       </w:rPr>
       <w:tblPr/>
@@ -13652,6 +14261,7 @@
     </w:tblStylePr>
     <w:tblStylePr w:type="lastCol">
       <w:rPr>
+        <w:rFonts w:eastAsia="黑体"/>
         <w:color w:themeColor="background1" w:val="FFFFFF"/>
       </w:rPr>
       <w:tblPr/>
@@ -13681,11 +14291,13 @@
     </w:tblStylePr>
     <w:tblStylePr w:type="neCell">
       <w:rPr>
+        <w:rFonts w:eastAsia="黑体"/>
         <w:color w:themeColor="text1" w:val="000000"/>
       </w:rPr>
     </w:tblStylePr>
     <w:tblStylePr w:type="nwCell">
       <w:rPr>
+        <w:rFonts w:eastAsia="黑体"/>
         <w:color w:themeColor="text1" w:val="000000"/>
       </w:rPr>
     </w:tblStylePr>
@@ -13699,6 +14311,7 @@
       <w:spacing w:after="0" w:line="240" w:lineRule="auto"/>
     </w:pPr>
     <w:rPr>
+      <w:rFonts w:eastAsia="黑体"/>
       <w:color w:themeColor="text1" w:val="000000"/>
     </w:rPr>
     <w:tblPr>
@@ -13725,6 +14338,7 @@
     </w:tcPr>
     <w:tblStylePr w:type="firstRow">
       <w:rPr>
+        <w:rFonts w:eastAsia="黑体"/>
         <w:b/>
         <w:bCs/>
       </w:rPr>
@@ -13743,6 +14357,7 @@
     </w:tblStylePr>
     <w:tblStylePr w:type="lastRow">
       <w:rPr>
+        <w:rFonts w:eastAsia="黑体"/>
         <w:b/>
         <w:bCs/>
         <w:color w:themeColor="background1" w:val="FFFFFF"/>
@@ -13757,6 +14372,7 @@
     </w:tblStylePr>
     <w:tblStylePr w:type="firstCol">
       <w:rPr>
+        <w:rFonts w:eastAsia="黑体"/>
         <w:color w:themeColor="background1" w:val="FFFFFF"/>
       </w:rPr>
       <w:tblPr/>
@@ -13774,6 +14390,7 @@
     </w:tblStylePr>
     <w:tblStylePr w:type="lastCol">
       <w:rPr>
+        <w:rFonts w:eastAsia="黑体"/>
         <w:color w:themeColor="background1" w:val="FFFFFF"/>
       </w:rPr>
       <w:tblPr/>
@@ -13811,6 +14428,7 @@
       <w:spacing w:after="0" w:line="240" w:lineRule="auto"/>
     </w:pPr>
     <w:rPr>
+      <w:rFonts w:eastAsia="黑体"/>
       <w:color w:themeColor="text1" w:val="000000"/>
     </w:rPr>
     <w:tblPr>
@@ -13837,6 +14455,7 @@
     </w:tcPr>
     <w:tblStylePr w:type="firstRow">
       <w:rPr>
+        <w:rFonts w:eastAsia="黑体"/>
         <w:b/>
         <w:bCs/>
       </w:rPr>
@@ -13855,6 +14474,7 @@
     </w:tblStylePr>
     <w:tblStylePr w:type="lastRow">
       <w:rPr>
+        <w:rFonts w:eastAsia="黑体"/>
         <w:b/>
         <w:bCs/>
         <w:color w:themeColor="background1" w:val="FFFFFF"/>
@@ -13869,6 +14489,7 @@
     </w:tblStylePr>
     <w:tblStylePr w:type="firstCol">
       <w:rPr>
+        <w:rFonts w:eastAsia="黑体"/>
         <w:color w:themeColor="background1" w:val="FFFFFF"/>
       </w:rPr>
       <w:tblPr/>
@@ -13886,6 +14507,7 @@
     </w:tblStylePr>
     <w:tblStylePr w:type="lastCol">
       <w:rPr>
+        <w:rFonts w:eastAsia="黑体"/>
         <w:color w:themeColor="background1" w:val="FFFFFF"/>
       </w:rPr>
       <w:tblPr/>
@@ -13915,11 +14537,13 @@
     </w:tblStylePr>
     <w:tblStylePr w:type="neCell">
       <w:rPr>
+        <w:rFonts w:eastAsia="黑体"/>
         <w:color w:themeColor="text1" w:val="000000"/>
       </w:rPr>
     </w:tblStylePr>
     <w:tblStylePr w:type="nwCell">
       <w:rPr>
+        <w:rFonts w:eastAsia="黑体"/>
         <w:color w:themeColor="text1" w:val="000000"/>
       </w:rPr>
     </w:tblStylePr>
@@ -13933,6 +14557,7 @@
       <w:spacing w:after="0" w:line="240" w:lineRule="auto"/>
     </w:pPr>
     <w:rPr>
+      <w:rFonts w:eastAsia="黑体"/>
       <w:color w:themeColor="text1" w:val="000000"/>
     </w:rPr>
     <w:tblPr>
@@ -13959,6 +14584,7 @@
     </w:tcPr>
     <w:tblStylePr w:type="firstRow">
       <w:rPr>
+        <w:rFonts w:eastAsia="黑体"/>
         <w:b/>
         <w:bCs/>
       </w:rPr>
@@ -13977,6 +14603,7 @@
     </w:tblStylePr>
     <w:tblStylePr w:type="lastRow">
       <w:rPr>
+        <w:rFonts w:eastAsia="黑体"/>
         <w:b/>
         <w:bCs/>
         <w:color w:themeColor="background1" w:val="FFFFFF"/>
@@ -13991,6 +14618,7 @@
     </w:tblStylePr>
     <w:tblStylePr w:type="firstCol">
       <w:rPr>
+        <w:rFonts w:eastAsia="黑体"/>
         <w:color w:themeColor="background1" w:val="FFFFFF"/>
       </w:rPr>
       <w:tblPr/>
@@ -14008,6 +14636,7 @@
     </w:tblStylePr>
     <w:tblStylePr w:type="lastCol">
       <w:rPr>
+        <w:rFonts w:eastAsia="黑体"/>
         <w:color w:themeColor="background1" w:val="FFFFFF"/>
       </w:rPr>
       <w:tblPr/>
@@ -14037,11 +14666,13 @@
     </w:tblStylePr>
     <w:tblStylePr w:type="neCell">
       <w:rPr>
+        <w:rFonts w:eastAsia="黑体"/>
         <w:color w:themeColor="text1" w:val="000000"/>
       </w:rPr>
     </w:tblStylePr>
     <w:tblStylePr w:type="nwCell">
       <w:rPr>
+        <w:rFonts w:eastAsia="黑体"/>
         <w:color w:themeColor="text1" w:val="000000"/>
       </w:rPr>
     </w:tblStylePr>
@@ -14055,6 +14686,7 @@
       <w:spacing w:after="0" w:line="240" w:lineRule="auto"/>
     </w:pPr>
     <w:rPr>
+      <w:rFonts w:eastAsia="黑体"/>
       <w:color w:themeColor="text1" w:val="000000"/>
     </w:rPr>
     <w:tblPr>
@@ -14081,6 +14713,7 @@
     </w:tcPr>
     <w:tblStylePr w:type="firstRow">
       <w:rPr>
+        <w:rFonts w:eastAsia="黑体"/>
         <w:b/>
         <w:bCs/>
       </w:rPr>
@@ -14099,6 +14732,7 @@
     </w:tblStylePr>
     <w:tblStylePr w:type="lastRow">
       <w:rPr>
+        <w:rFonts w:eastAsia="黑体"/>
         <w:b/>
         <w:bCs/>
         <w:color w:themeColor="background1" w:val="FFFFFF"/>
@@ -14113,6 +14747,7 @@
     </w:tblStylePr>
     <w:tblStylePr w:type="firstCol">
       <w:rPr>
+        <w:rFonts w:eastAsia="黑体"/>
         <w:color w:themeColor="background1" w:val="FFFFFF"/>
       </w:rPr>
       <w:tblPr/>
@@ -14130,6 +14765,7 @@
     </w:tblStylePr>
     <w:tblStylePr w:type="lastCol">
       <w:rPr>
+        <w:rFonts w:eastAsia="黑体"/>
         <w:color w:themeColor="background1" w:val="FFFFFF"/>
       </w:rPr>
       <w:tblPr/>
@@ -14159,11 +14795,13 @@
     </w:tblStylePr>
     <w:tblStylePr w:type="neCell">
       <w:rPr>
+        <w:rFonts w:eastAsia="黑体"/>
         <w:color w:themeColor="text1" w:val="000000"/>
       </w:rPr>
     </w:tblStylePr>
     <w:tblStylePr w:type="nwCell">
       <w:rPr>
+        <w:rFonts w:eastAsia="黑体"/>
         <w:color w:themeColor="text1" w:val="000000"/>
       </w:rPr>
     </w:tblStylePr>
@@ -14177,6 +14815,7 @@
       <w:spacing w:after="0" w:line="240" w:lineRule="auto"/>
     </w:pPr>
     <w:rPr>
+      <w:rFonts w:eastAsia="黑体"/>
       <w:color w:themeColor="text1" w:val="000000"/>
     </w:rPr>
     <w:tblPr>
@@ -14195,6 +14834,7 @@
     </w:tcPr>
     <w:tblStylePr w:type="firstRow">
       <w:rPr>
+        <w:rFonts w:eastAsia="黑体"/>
         <w:b/>
         <w:bCs/>
         <w:color w:themeColor="background1" w:val="FFFFFF"/>
@@ -14209,6 +14849,7 @@
     </w:tblStylePr>
     <w:tblStylePr w:type="lastRow">
       <w:rPr>
+        <w:rFonts w:eastAsia="黑体"/>
         <w:b/>
         <w:bCs/>
         <w:color w:themeColor="accent2" w:themeShade="CC" w:val="9E3A38"/>
@@ -14223,12 +14864,14 @@
     </w:tblStylePr>
     <w:tblStylePr w:type="firstCol">
       <w:rPr>
+        <w:rFonts w:eastAsia="黑体"/>
         <w:b/>
         <w:bCs/>
       </w:rPr>
     </w:tblStylePr>
     <w:tblStylePr w:type="lastCol">
       <w:rPr>
+        <w:rFonts w:eastAsia="黑体"/>
         <w:b/>
         <w:bCs/>
       </w:rPr>
@@ -14263,6 +14906,7 @@
       <w:spacing w:after="0" w:line="240" w:lineRule="auto"/>
     </w:pPr>
     <w:rPr>
+      <w:rFonts w:eastAsia="黑体"/>
       <w:color w:themeColor="text1" w:val="000000"/>
     </w:rPr>
     <w:tblPr>
@@ -14281,6 +14925,7 @@
     </w:tcPr>
     <w:tblStylePr w:type="firstRow">
       <w:rPr>
+        <w:rFonts w:eastAsia="黑体"/>
         <w:b/>
         <w:bCs/>
         <w:color w:themeColor="background1" w:val="FFFFFF"/>
@@ -14295,6 +14940,7 @@
     </w:tblStylePr>
     <w:tblStylePr w:type="lastRow">
       <w:rPr>
+        <w:rFonts w:eastAsia="黑体"/>
         <w:b/>
         <w:bCs/>
         <w:color w:themeColor="accent2" w:themeShade="CC" w:val="9E3A38"/>
@@ -14309,12 +14955,14 @@
     </w:tblStylePr>
     <w:tblStylePr w:type="firstCol">
       <w:rPr>
+        <w:rFonts w:eastAsia="黑体"/>
         <w:b/>
         <w:bCs/>
       </w:rPr>
     </w:tblStylePr>
     <w:tblStylePr w:type="lastCol">
       <w:rPr>
+        <w:rFonts w:eastAsia="黑体"/>
         <w:b/>
         <w:bCs/>
       </w:rPr>
@@ -14349,6 +14997,7 @@
       <w:spacing w:after="0" w:line="240" w:lineRule="auto"/>
     </w:pPr>
     <w:rPr>
+      <w:rFonts w:eastAsia="黑体"/>
       <w:color w:themeColor="text1" w:val="000000"/>
     </w:rPr>
     <w:tblPr>
@@ -14367,6 +15016,7 @@
     </w:tcPr>
     <w:tblStylePr w:type="firstRow">
       <w:rPr>
+        <w:rFonts w:eastAsia="黑体"/>
         <w:b/>
         <w:bCs/>
         <w:color w:themeColor="background1" w:val="FFFFFF"/>
@@ -14381,6 +15031,7 @@
     </w:tblStylePr>
     <w:tblStylePr w:type="lastRow">
       <w:rPr>
+        <w:rFonts w:eastAsia="黑体"/>
         <w:b/>
         <w:bCs/>
         <w:color w:themeColor="accent2" w:themeShade="CC" w:val="9E3A38"/>
@@ -14395,12 +15046,14 @@
     </w:tblStylePr>
     <w:tblStylePr w:type="firstCol">
       <w:rPr>
+        <w:rFonts w:eastAsia="黑体"/>
         <w:b/>
         <w:bCs/>
       </w:rPr>
     </w:tblStylePr>
     <w:tblStylePr w:type="lastCol">
       <w:rPr>
+        <w:rFonts w:eastAsia="黑体"/>
         <w:b/>
         <w:bCs/>
       </w:rPr>
@@ -14435,6 +15088,7 @@
       <w:spacing w:after="0" w:line="240" w:lineRule="auto"/>
     </w:pPr>
     <w:rPr>
+      <w:rFonts w:eastAsia="黑体"/>
       <w:color w:themeColor="text1" w:val="000000"/>
     </w:rPr>
     <w:tblPr>
@@ -14453,6 +15107,7 @@
     </w:tcPr>
     <w:tblStylePr w:type="firstRow">
       <w:rPr>
+        <w:rFonts w:eastAsia="黑体"/>
         <w:b/>
         <w:bCs/>
         <w:color w:themeColor="background1" w:val="FFFFFF"/>
@@ -14467,6 +15122,7 @@
     </w:tblStylePr>
     <w:tblStylePr w:type="lastRow">
       <w:rPr>
+        <w:rFonts w:eastAsia="黑体"/>
         <w:b/>
         <w:bCs/>
         <w:color w:themeColor="accent4" w:themeShade="CC" w:val="664E82"/>
@@ -14481,12 +15137,14 @@
     </w:tblStylePr>
     <w:tblStylePr w:type="firstCol">
       <w:rPr>
+        <w:rFonts w:eastAsia="黑体"/>
         <w:b/>
         <w:bCs/>
       </w:rPr>
     </w:tblStylePr>
     <w:tblStylePr w:type="lastCol">
       <w:rPr>
+        <w:rFonts w:eastAsia="黑体"/>
         <w:b/>
         <w:bCs/>
       </w:rPr>
@@ -14521,6 +15179,7 @@
       <w:spacing w:after="0" w:line="240" w:lineRule="auto"/>
     </w:pPr>
     <w:rPr>
+      <w:rFonts w:eastAsia="黑体"/>
       <w:color w:themeColor="text1" w:val="000000"/>
     </w:rPr>
     <w:tblPr>
@@ -14539,6 +15198,7 @@
     </w:tcPr>
     <w:tblStylePr w:type="firstRow">
       <w:rPr>
+        <w:rFonts w:eastAsia="黑体"/>
         <w:b/>
         <w:bCs/>
         <w:color w:themeColor="background1" w:val="FFFFFF"/>
@@ -14553,6 +15213,7 @@
     </w:tblStylePr>
     <w:tblStylePr w:type="lastRow">
       <w:rPr>
+        <w:rFonts w:eastAsia="黑体"/>
         <w:b/>
         <w:bCs/>
         <w:color w:themeColor="accent3" w:themeShade="CC" w:val="7E9C40"/>
@@ -14567,12 +15228,14 @@
     </w:tblStylePr>
     <w:tblStylePr w:type="firstCol">
       <w:rPr>
+        <w:rFonts w:eastAsia="黑体"/>
         <w:b/>
         <w:bCs/>
       </w:rPr>
     </w:tblStylePr>
     <w:tblStylePr w:type="lastCol">
       <w:rPr>
+        <w:rFonts w:eastAsia="黑体"/>
         <w:b/>
         <w:bCs/>
       </w:rPr>
@@ -14607,6 +15270,7 @@
       <w:spacing w:after="0" w:line="240" w:lineRule="auto"/>
     </w:pPr>
     <w:rPr>
+      <w:rFonts w:eastAsia="黑体"/>
       <w:color w:themeColor="text1" w:val="000000"/>
     </w:rPr>
     <w:tblPr>
@@ -14625,6 +15289,7 @@
     </w:tcPr>
     <w:tblStylePr w:type="firstRow">
       <w:rPr>
+        <w:rFonts w:eastAsia="黑体"/>
         <w:b/>
         <w:bCs/>
         <w:color w:themeColor="background1" w:val="FFFFFF"/>
@@ -14639,6 +15304,7 @@
     </w:tblStylePr>
     <w:tblStylePr w:type="lastRow">
       <w:rPr>
+        <w:rFonts w:eastAsia="黑体"/>
         <w:b/>
         <w:bCs/>
         <w:color w:themeColor="accent6" w:themeShade="CC" w:val="F2730A"/>
@@ -14653,12 +15319,14 @@
     </w:tblStylePr>
     <w:tblStylePr w:type="firstCol">
       <w:rPr>
+        <w:rFonts w:eastAsia="黑体"/>
         <w:b/>
         <w:bCs/>
       </w:rPr>
     </w:tblStylePr>
     <w:tblStylePr w:type="lastCol">
       <w:rPr>
+        <w:rFonts w:eastAsia="黑体"/>
         <w:b/>
         <w:bCs/>
       </w:rPr>
@@ -14693,6 +15361,7 @@
       <w:spacing w:after="0" w:line="240" w:lineRule="auto"/>
     </w:pPr>
     <w:rPr>
+      <w:rFonts w:eastAsia="黑体"/>
       <w:color w:themeColor="text1" w:val="000000"/>
     </w:rPr>
     <w:tblPr>
@@ -14711,6 +15380,7 @@
     </w:tcPr>
     <w:tblStylePr w:type="firstRow">
       <w:rPr>
+        <w:rFonts w:eastAsia="黑体"/>
         <w:b/>
         <w:bCs/>
         <w:color w:themeColor="background1" w:val="FFFFFF"/>
@@ -14725,6 +15395,7 @@
     </w:tblStylePr>
     <w:tblStylePr w:type="lastRow">
       <w:rPr>
+        <w:rFonts w:eastAsia="黑体"/>
         <w:b/>
         <w:bCs/>
         <w:color w:themeColor="accent5" w:themeShade="CC" w:val="348DA5"/>
@@ -14739,12 +15410,14 @@
     </w:tblStylePr>
     <w:tblStylePr w:type="firstCol">
       <w:rPr>
+        <w:rFonts w:eastAsia="黑体"/>
         <w:b/>
         <w:bCs/>
       </w:rPr>
     </w:tblStylePr>
     <w:tblStylePr w:type="lastCol">
       <w:rPr>
+        <w:rFonts w:eastAsia="黑体"/>
         <w:b/>
         <w:bCs/>
       </w:rPr>
@@ -14779,6 +15452,7 @@
       <w:spacing w:after="0" w:line="240" w:lineRule="auto"/>
     </w:pPr>
     <w:rPr>
+      <w:rFonts w:eastAsia="黑体"/>
       <w:color w:themeColor="text1" w:val="000000"/>
     </w:rPr>
     <w:tblPr>
@@ -14800,6 +15474,7 @@
     </w:tcPr>
     <w:tblStylePr w:type="firstRow">
       <w:rPr>
+        <w:rFonts w:eastAsia="黑体"/>
         <w:b/>
         <w:bCs/>
       </w:rPr>
@@ -14810,6 +15485,7 @@
     </w:tblStylePr>
     <w:tblStylePr w:type="lastRow">
       <w:rPr>
+        <w:rFonts w:eastAsia="黑体"/>
         <w:b/>
         <w:bCs/>
         <w:color w:themeColor="text1" w:val="000000"/>
@@ -14821,6 +15497,7 @@
     </w:tblStylePr>
     <w:tblStylePr w:type="firstCol">
       <w:rPr>
+        <w:rFonts w:eastAsia="黑体"/>
         <w:color w:themeColor="background1" w:val="FFFFFF"/>
       </w:rPr>
       <w:tblPr/>
@@ -14830,6 +15507,7 @@
     </w:tblStylePr>
     <w:tblStylePr w:type="lastCol">
       <w:rPr>
+        <w:rFonts w:eastAsia="黑体"/>
         <w:color w:themeColor="background1" w:val="FFFFFF"/>
       </w:rPr>
       <w:tblPr/>
@@ -14859,6 +15537,7 @@
       <w:spacing w:after="0" w:line="240" w:lineRule="auto"/>
     </w:pPr>
     <w:rPr>
+      <w:rFonts w:eastAsia="黑体"/>
       <w:color w:themeColor="text1" w:val="000000"/>
     </w:rPr>
     <w:tblPr>
@@ -14880,6 +15559,7 @@
     </w:tcPr>
     <w:tblStylePr w:type="firstRow">
       <w:rPr>
+        <w:rFonts w:eastAsia="黑体"/>
         <w:b/>
         <w:bCs/>
       </w:rPr>
@@ -14890,6 +15570,7 @@
     </w:tblStylePr>
     <w:tblStylePr w:type="lastRow">
       <w:rPr>
+        <w:rFonts w:eastAsia="黑体"/>
         <w:b/>
         <w:bCs/>
         <w:color w:themeColor="text1" w:val="000000"/>
@@ -14901,6 +15582,7 @@
     </w:tblStylePr>
     <w:tblStylePr w:type="firstCol">
       <w:rPr>
+        <w:rFonts w:eastAsia="黑体"/>
         <w:color w:themeColor="background1" w:val="FFFFFF"/>
       </w:rPr>
       <w:tblPr/>
@@ -14910,6 +15592,7 @@
     </w:tblStylePr>
     <w:tblStylePr w:type="lastCol">
       <w:rPr>
+        <w:rFonts w:eastAsia="黑体"/>
         <w:color w:themeColor="background1" w:val="FFFFFF"/>
       </w:rPr>
       <w:tblPr/>
@@ -14939,6 +15622,7 @@
       <w:spacing w:after="0" w:line="240" w:lineRule="auto"/>
     </w:pPr>
     <w:rPr>
+      <w:rFonts w:eastAsia="黑体"/>
       <w:color w:themeColor="text1" w:val="000000"/>
     </w:rPr>
     <w:tblPr>
@@ -14960,6 +15644,7 @@
     </w:tcPr>
     <w:tblStylePr w:type="firstRow">
       <w:rPr>
+        <w:rFonts w:eastAsia="黑体"/>
         <w:b/>
         <w:bCs/>
       </w:rPr>
@@ -14970,6 +15655,7 @@
     </w:tblStylePr>
     <w:tblStylePr w:type="lastRow">
       <w:rPr>
+        <w:rFonts w:eastAsia="黑体"/>
         <w:b/>
         <w:bCs/>
         <w:color w:themeColor="text1" w:val="000000"/>
@@ -14981,6 +15667,7 @@
     </w:tblStylePr>
     <w:tblStylePr w:type="firstCol">
       <w:rPr>
+        <w:rFonts w:eastAsia="黑体"/>
         <w:color w:themeColor="background1" w:val="FFFFFF"/>
       </w:rPr>
       <w:tblPr/>
@@ -14990,6 +15677,7 @@
     </w:tblStylePr>
     <w:tblStylePr w:type="lastCol">
       <w:rPr>
+        <w:rFonts w:eastAsia="黑体"/>
         <w:color w:themeColor="background1" w:val="FFFFFF"/>
       </w:rPr>
       <w:tblPr/>
@@ -15019,6 +15707,7 @@
       <w:spacing w:after="0" w:line="240" w:lineRule="auto"/>
     </w:pPr>
     <w:rPr>
+      <w:rFonts w:eastAsia="黑体"/>
       <w:color w:themeColor="text1" w:val="000000"/>
     </w:rPr>
     <w:tblPr>
@@ -15040,6 +15729,7 @@
     </w:tcPr>
     <w:tblStylePr w:type="firstRow">
       <w:rPr>
+        <w:rFonts w:eastAsia="黑体"/>
         <w:b/>
         <w:bCs/>
       </w:rPr>
@@ -15050,6 +15740,7 @@
     </w:tblStylePr>
     <w:tblStylePr w:type="lastRow">
       <w:rPr>
+        <w:rFonts w:eastAsia="黑体"/>
         <w:b/>
         <w:bCs/>
         <w:color w:themeColor="text1" w:val="000000"/>
@@ -15061,6 +15752,7 @@
     </w:tblStylePr>
     <w:tblStylePr w:type="firstCol">
       <w:rPr>
+        <w:rFonts w:eastAsia="黑体"/>
         <w:color w:themeColor="background1" w:val="FFFFFF"/>
       </w:rPr>
       <w:tblPr/>
@@ -15070,6 +15762,7 @@
     </w:tblStylePr>
     <w:tblStylePr w:type="lastCol">
       <w:rPr>
+        <w:rFonts w:eastAsia="黑体"/>
         <w:color w:themeColor="background1" w:val="FFFFFF"/>
       </w:rPr>
       <w:tblPr/>
@@ -15099,6 +15792,7 @@
       <w:spacing w:after="0" w:line="240" w:lineRule="auto"/>
     </w:pPr>
     <w:rPr>
+      <w:rFonts w:eastAsia="黑体"/>
       <w:color w:themeColor="text1" w:val="000000"/>
     </w:rPr>
     <w:tblPr>
@@ -15120,6 +15814,7 @@
     </w:tcPr>
     <w:tblStylePr w:type="firstRow">
       <w:rPr>
+        <w:rFonts w:eastAsia="黑体"/>
         <w:b/>
         <w:bCs/>
       </w:rPr>
@@ -15130,6 +15825,7 @@
     </w:tblStylePr>
     <w:tblStylePr w:type="lastRow">
       <w:rPr>
+        <w:rFonts w:eastAsia="黑体"/>
         <w:b/>
         <w:bCs/>
         <w:color w:themeColor="text1" w:val="000000"/>
@@ -15141,6 +15837,7 @@
     </w:tblStylePr>
     <w:tblStylePr w:type="firstCol">
       <w:rPr>
+        <w:rFonts w:eastAsia="黑体"/>
         <w:color w:themeColor="background1" w:val="FFFFFF"/>
       </w:rPr>
       <w:tblPr/>
@@ -15150,6 +15847,7 @@
     </w:tblStylePr>
     <w:tblStylePr w:type="lastCol">
       <w:rPr>
+        <w:rFonts w:eastAsia="黑体"/>
         <w:color w:themeColor="background1" w:val="FFFFFF"/>
       </w:rPr>
       <w:tblPr/>
@@ -15179,6 +15877,7 @@
       <w:spacing w:after="0" w:line="240" w:lineRule="auto"/>
     </w:pPr>
     <w:rPr>
+      <w:rFonts w:eastAsia="黑体"/>
       <w:color w:themeColor="text1" w:val="000000"/>
     </w:rPr>
     <w:tblPr>
@@ -15200,6 +15899,7 @@
     </w:tcPr>
     <w:tblStylePr w:type="firstRow">
       <w:rPr>
+        <w:rFonts w:eastAsia="黑体"/>
         <w:b/>
         <w:bCs/>
       </w:rPr>
@@ -15210,6 +15910,7 @@
     </w:tblStylePr>
     <w:tblStylePr w:type="lastRow">
       <w:rPr>
+        <w:rFonts w:eastAsia="黑体"/>
         <w:b/>
         <w:bCs/>
         <w:color w:themeColor="text1" w:val="000000"/>
@@ -15221,6 +15922,7 @@
     </w:tblStylePr>
     <w:tblStylePr w:type="firstCol">
       <w:rPr>
+        <w:rFonts w:eastAsia="黑体"/>
         <w:color w:themeColor="background1" w:val="FFFFFF"/>
       </w:rPr>
       <w:tblPr/>
@@ -15230,6 +15932,7 @@
     </w:tblStylePr>
     <w:tblStylePr w:type="lastCol">
       <w:rPr>
+        <w:rFonts w:eastAsia="黑体"/>
         <w:color w:themeColor="background1" w:val="FFFFFF"/>
       </w:rPr>
       <w:tblPr/>
@@ -15259,6 +15962,7 @@
       <w:spacing w:after="0" w:line="240" w:lineRule="auto"/>
     </w:pPr>
     <w:rPr>
+      <w:rFonts w:eastAsia="黑体"/>
       <w:color w:themeColor="text1" w:val="000000"/>
     </w:rPr>
     <w:tblPr>
@@ -15280,6 +15984,7 @@
     </w:tcPr>
     <w:tblStylePr w:type="firstRow">
       <w:rPr>
+        <w:rFonts w:eastAsia="黑体"/>
         <w:b/>
         <w:bCs/>
       </w:rPr>
@@ -15290,6 +15995,7 @@
     </w:tblStylePr>
     <w:tblStylePr w:type="lastRow">
       <w:rPr>
+        <w:rFonts w:eastAsia="黑体"/>
         <w:b/>
         <w:bCs/>
         <w:color w:themeColor="text1" w:val="000000"/>
@@ -15301,6 +16007,7 @@
     </w:tblStylePr>
     <w:tblStylePr w:type="firstCol">
       <w:rPr>
+        <w:rFonts w:eastAsia="黑体"/>
         <w:color w:themeColor="background1" w:val="FFFFFF"/>
       </w:rPr>
       <w:tblPr/>
@@ -15310,6 +16017,7 @@
     </w:tblStylePr>
     <w:tblStylePr w:type="lastCol">
       <w:rPr>
+        <w:rFonts w:eastAsia="黑体"/>
         <w:color w:themeColor="background1" w:val="FFFFFF"/>
       </w:rPr>
       <w:tblPr/>
@@ -15342,6 +16050,7 @@
     <w:name w:val="KeywordTok"/>
     <w:basedOn w:val="VerbatimChar"/>
     <w:rPr>
+      <w:rFonts w:eastAsia="黑体"/>
       <w:b/>
       <w:color w:val="007020"/>
     </w:rPr>
@@ -15350,6 +16059,7 @@
     <w:name w:val="DataTypeTok"/>
     <w:basedOn w:val="VerbatimChar"/>
     <w:rPr>
+      <w:rFonts w:eastAsia="黑体"/>
       <w:color w:val="902000"/>
     </w:rPr>
   </w:style>
@@ -15357,6 +16067,7 @@
     <w:name w:val="DecValTok"/>
     <w:basedOn w:val="VerbatimChar"/>
     <w:rPr>
+      <w:rFonts w:eastAsia="黑体"/>
       <w:color w:val="40a070"/>
     </w:rPr>
   </w:style>
@@ -15364,6 +16075,7 @@
     <w:name w:val="BaseNTok"/>
     <w:basedOn w:val="VerbatimChar"/>
     <w:rPr>
+      <w:rFonts w:eastAsia="黑体"/>
       <w:color w:val="40a070"/>
     </w:rPr>
   </w:style>
@@ -15371,6 +16083,7 @@
     <w:name w:val="FloatTok"/>
     <w:basedOn w:val="VerbatimChar"/>
     <w:rPr>
+      <w:rFonts w:eastAsia="黑体"/>
       <w:color w:val="40a070"/>
     </w:rPr>
   </w:style>
@@ -15378,6 +16091,7 @@
     <w:name w:val="ConstantTok"/>
     <w:basedOn w:val="VerbatimChar"/>
     <w:rPr>
+      <w:rFonts w:eastAsia="黑体"/>
       <w:color w:val="880000"/>
     </w:rPr>
   </w:style>
@@ -15385,6 +16099,7 @@
     <w:name w:val="CharTok"/>
     <w:basedOn w:val="VerbatimChar"/>
     <w:rPr>
+      <w:rFonts w:eastAsia="黑体"/>
       <w:color w:val="4070a0"/>
     </w:rPr>
   </w:style>
@@ -15392,6 +16107,7 @@
     <w:name w:val="SpecialCharTok"/>
     <w:basedOn w:val="VerbatimChar"/>
     <w:rPr>
+      <w:rFonts w:eastAsia="黑体"/>
       <w:color w:val="4070a0"/>
     </w:rPr>
   </w:style>
@@ -15399,6 +16115,7 @@
     <w:name w:val="StringTok"/>
     <w:basedOn w:val="VerbatimChar"/>
     <w:rPr>
+      <w:rFonts w:eastAsia="黑体"/>
       <w:color w:val="4070a0"/>
     </w:rPr>
   </w:style>
@@ -15406,6 +16123,7 @@
     <w:name w:val="VerbatimStringTok"/>
     <w:basedOn w:val="VerbatimChar"/>
     <w:rPr>
+      <w:rFonts w:eastAsia="黑体"/>
       <w:color w:val="4070a0"/>
     </w:rPr>
   </w:style>
@@ -15413,6 +16131,7 @@
     <w:name w:val="SpecialStringTok"/>
     <w:basedOn w:val="VerbatimChar"/>
     <w:rPr>
+      <w:rFonts w:eastAsia="黑体"/>
       <w:color w:val="bb6688"/>
     </w:rPr>
   </w:style>
@@ -15420,6 +16139,7 @@
     <w:name w:val="ImportTok"/>
     <w:basedOn w:val="VerbatimChar"/>
     <w:rPr>
+      <w:rFonts w:eastAsia="黑体"/>
       <w:b/>
       <w:color w:val="008000"/>
     </w:rPr>
@@ -15428,6 +16148,7 @@
     <w:name w:val="CommentTok"/>
     <w:basedOn w:val="VerbatimChar"/>
     <w:rPr>
+      <w:rFonts w:eastAsia="黑体"/>
       <w:i/>
       <w:color w:val="60a0b0"/>
     </w:rPr>
@@ -15436,6 +16157,7 @@
     <w:name w:val="DocumentationTok"/>
     <w:basedOn w:val="VerbatimChar"/>
     <w:rPr>
+      <w:rFonts w:eastAsia="黑体"/>
       <w:i/>
       <w:color w:val="ba2121"/>
     </w:rPr>
@@ -15444,6 +16166,7 @@
     <w:name w:val="AnnotationTok"/>
     <w:basedOn w:val="VerbatimChar"/>
     <w:rPr>
+      <w:rFonts w:eastAsia="黑体"/>
       <w:b/>
       <w:i/>
       <w:color w:val="60a0b0"/>
@@ -15453,6 +16176,7 @@
     <w:name w:val="CommentVarTok"/>
     <w:basedOn w:val="VerbatimChar"/>
     <w:rPr>
+      <w:rFonts w:eastAsia="黑体"/>
       <w:b/>
       <w:i/>
       <w:color w:val="60a0b0"/>
@@ -15462,6 +16186,7 @@
     <w:name w:val="OtherTok"/>
     <w:basedOn w:val="VerbatimChar"/>
     <w:rPr>
+      <w:rFonts w:eastAsia="黑体"/>
       <w:color w:val="007020"/>
     </w:rPr>
   </w:style>
@@ -15469,6 +16194,7 @@
     <w:name w:val="FunctionTok"/>
     <w:basedOn w:val="VerbatimChar"/>
     <w:rPr>
+      <w:rFonts w:eastAsia="黑体"/>
       <w:color w:val="06287e"/>
     </w:rPr>
   </w:style>
@@ -15476,6 +16202,7 @@
     <w:name w:val="VariableTok"/>
     <w:basedOn w:val="VerbatimChar"/>
     <w:rPr>
+      <w:rFonts w:eastAsia="黑体"/>
       <w:color w:val="19177c"/>
     </w:rPr>
   </w:style>
@@ -15483,6 +16210,7 @@
     <w:name w:val="ControlFlowTok"/>
     <w:basedOn w:val="VerbatimChar"/>
     <w:rPr>
+      <w:rFonts w:eastAsia="黑体"/>
       <w:b/>
       <w:color w:val="007020"/>
     </w:rPr>
@@ -15491,6 +16219,7 @@
     <w:name w:val="OperatorTok"/>
     <w:basedOn w:val="VerbatimChar"/>
     <w:rPr>
+      <w:rFonts w:eastAsia="黑体"/>
       <w:color w:val="666666"/>
     </w:rPr>
   </w:style>
@@ -15498,18 +16227,22 @@
     <w:name w:val="BuiltInTok"/>
     <w:basedOn w:val="VerbatimChar"/>
     <w:rPr>
+      <w:rFonts w:eastAsia="黑体"/>
       <w:color w:val="008000"/>
     </w:rPr>
   </w:style>
   <w:style w:type="character" w:customStyle="1" w:styleId="ExtensionTok">
     <w:name w:val="ExtensionTok"/>
     <w:basedOn w:val="VerbatimChar"/>
-    <w:rPr/>
+    <w:rPr>
+      <w:rFonts w:eastAsia="黑体"/>
+    </w:rPr>
   </w:style>
   <w:style w:type="character" w:customStyle="1" w:styleId="PreprocessorTok">
     <w:name w:val="PreprocessorTok"/>
     <w:basedOn w:val="VerbatimChar"/>
     <w:rPr>
+      <w:rFonts w:eastAsia="黑体"/>
       <w:color w:val="bc7a00"/>
     </w:rPr>
   </w:style>
@@ -15517,18 +16250,22 @@
     <w:name w:val="AttributeTok"/>
     <w:basedOn w:val="VerbatimChar"/>
     <w:rPr>
+      <w:rFonts w:eastAsia="黑体"/>
       <w:color w:val="7d9029"/>
     </w:rPr>
   </w:style>
   <w:style w:type="character" w:customStyle="1" w:styleId="RegionMarkerTok">
     <w:name w:val="RegionMarkerTok"/>
     <w:basedOn w:val="VerbatimChar"/>
-    <w:rPr/>
+    <w:rPr>
+      <w:rFonts w:eastAsia="黑体"/>
+    </w:rPr>
   </w:style>
   <w:style w:type="character" w:customStyle="1" w:styleId="InformationTok">
     <w:name w:val="InformationTok"/>
     <w:basedOn w:val="VerbatimChar"/>
     <w:rPr>
+      <w:rFonts w:eastAsia="黑体"/>
       <w:b/>
       <w:i/>
       <w:color w:val="60a0b0"/>
@@ -15538,6 +16275,7 @@
     <w:name w:val="WarningTok"/>
     <w:basedOn w:val="VerbatimChar"/>
     <w:rPr>
+      <w:rFonts w:eastAsia="黑体"/>
       <w:b/>
       <w:i/>
       <w:color w:val="60a0b0"/>
@@ -15547,6 +16285,7 @@
     <w:name w:val="AlertTok"/>
     <w:basedOn w:val="VerbatimChar"/>
     <w:rPr>
+      <w:rFonts w:eastAsia="黑体"/>
       <w:b/>
       <w:color w:val="ff0000"/>
     </w:rPr>
@@ -15555,6 +16294,7 @@
     <w:name w:val="ErrorTok"/>
     <w:basedOn w:val="VerbatimChar"/>
     <w:rPr>
+      <w:rFonts w:eastAsia="黑体"/>
       <w:b/>
       <w:color w:val="ff0000"/>
     </w:rPr>
@@ -15562,7 +16302,9 @@
   <w:style w:type="character" w:customStyle="1" w:styleId="NormalTok">
     <w:name w:val="NormalTok"/>
     <w:basedOn w:val="VerbatimChar"/>
-    <w:rPr/>
+    <w:rPr>
+      <w:rFonts w:eastAsia="黑体"/>
+    </w:rPr>
   </w:style>
 </w:styles>
 </file>
@@ -15611,12 +16353,12 @@
     <a:fontScheme name="Office">
       <a:majorFont>
         <a:latin typeface="Calibri"/>
-        <a:ea typeface=""/>
+        <a:ea typeface="黑体"/>
         <a:cs typeface=""/>
         <a:font script="Jpan" typeface="ＭＳ ゴシック"/>
         <a:font script="Hang" typeface="맑은 고딕"/>
-        <a:font script="Hans" typeface="宋体"/>
-        <a:font script="Hant" typeface="新細明體"/>
+        <a:font script="Hans" typeface="黑体"/>
+        <a:font script="Hant" typeface="黑体"/>
         <a:font script="Arab" typeface="Times New Roman"/>
         <a:font script="Hebr" typeface="Times New Roman"/>
         <a:font script="Thai" typeface="Angsana New"/>
@@ -15646,12 +16388,12 @@
       </a:majorFont>
       <a:minorFont>
         <a:latin typeface="Cambria"/>
-        <a:ea typeface=""/>
+        <a:ea typeface="黑体"/>
         <a:cs typeface=""/>
         <a:font script="Jpan" typeface="ＭＳ 明朝"/>
         <a:font script="Hang" typeface="맑은 고딕"/>
-        <a:font script="Hans" typeface="宋体"/>
-        <a:font script="Hant" typeface="新細明體"/>
+        <a:font script="Hans" typeface="黑体"/>
+        <a:font script="Hant" typeface="黑体"/>
         <a:font script="Arab" typeface="Arial"/>
         <a:font script="Hebr" typeface="Arial"/>
         <a:font script="Thai" typeface="Cordia New"/>

--- a/03-振荡电路/03-晶体振荡器/陶瓷谐振器振荡器/陶瓷谐振器振荡器.docx
+++ b/03-振荡电路/03-晶体振荡器/陶瓷谐振器振荡器/陶瓷谐振器振荡器.docx
@@ -3282,7 +3282,7 @@
           <w:color w:val="555555"/>
           <w:sz w:val="21"/>
         </w:rPr>
-        <w:t>材料收集者：杜文杰，WX手机：19519196569，QQ:3478827729</w:t>
+        <w:t>材料收集者：杜文杰，微信/手机：19519196569，QQ:3478827729</w:t>
       </w:r>
     </w:p>
     <w:sectPr>
